--- a/story-app/guide/Connected-Enablement-Workshop-Guide.docx
+++ b/story-app/guide/Connected-Enablement-Workshop-Guide.docx
@@ -1,69 +1,133 @@
 
 <file path=word/document.xml><?xml version="1.0" encoding="utf-8"?>
-<w:document xmlns:wpc="http://schemas.microsoft.com/office/word/2010/wordprocessingCanvas" xmlns:mc="http://schemas.openxmlformats.org/markup-compatibility/2006" xmlns:o="urn:schemas-microsoft-com:office:office" xmlns:r="http://schemas.openxmlformats.org/officeDocument/2006/relationships" xmlns:m="http://schemas.openxmlformats.org/officeDocument/2006/math" xmlns:v="urn:schemas-microsoft-com:vml" xmlns:wp14="http://schemas.microsoft.com/office/word/2010/wordprocessingDrawing" xmlns:wp="http://schemas.openxmlformats.org/drawingml/2006/wordprocessingDrawing" xmlns:w10="urn:schemas-microsoft-com:office:word" xmlns:w="http://schemas.openxmlformats.org/wordprocessingml/2006/main" xmlns:w14="http://schemas.microsoft.com/office/word/2010/wordml" xmlns:w15="http://schemas.microsoft.com/office/word/2012/wordml" xmlns:wpg="http://schemas.microsoft.com/office/word/2010/wordprocessingGroup" xmlns:wpi="http://schemas.microsoft.com/office/word/2010/wordprocessingInk" xmlns:wne="http://schemas.microsoft.com/office/word/2006/wordml" xmlns:wps="http://schemas.microsoft.com/office/word/2010/wordprocessingShape" xmlns:cx="http://schemas.microsoft.com/office/drawing/2014/chartex" xmlns:cx1="http://schemas.microsoft.com/office/drawing/2015/9/8/chartex" xmlns:cx2="http://schemas.microsoft.com/office/drawing/2015/10/21/chartex" xmlns:cx3="http://schemas.microsoft.com/office/drawing/2016/5/9/chartex" xmlns:cx4="http://schemas.microsoft.com/office/drawing/2016/5/10/chartex" xmlns:cx5="http://schemas.microsoft.com/office/drawing/2016/5/11/chartex" xmlns:cx6="http://schemas.microsoft.com/office/drawing/2016/5/12/chartex" xmlns:cx7="http://schemas.microsoft.com/office/drawing/2016/5/13/chartex" xmlns:cx8="http://schemas.microsoft.com/office/drawing/2016/5/14/chartex" xmlns:aink="http://schemas.microsoft.com/office/drawing/2016/ink" xmlns:am3d="http://schemas.microsoft.com/office/drawing/2017/model3d" xmlns:w16cex="http://schemas.microsoft.com/office/word/2018/wordml/cex" xmlns:w16cid="http://schemas.microsoft.com/office/word/2016/wordml/cid" xmlns:w16="http://schemas.microsoft.com/office/word/2018/wordml" xmlns:w16sdtdh="http://schemas.microsoft.com/office/word/2020/wordml/sdtdatahash" xmlns:w16se="http://schemas.microsoft.com/office/word/2015/wordml/symex" mc:Ignorable="w14 w15 wp14">
+<w:document xmlns:wpc="http://schemas.microsoft.com/office/word/2010/wordprocessingCanvas" xmlns:cx="http://schemas.microsoft.com/office/drawing/2014/chartex" xmlns:cx1="http://schemas.microsoft.com/office/drawing/2015/9/8/chartex" xmlns:cx2="http://schemas.microsoft.com/office/drawing/2015/10/21/chartex" xmlns:cx3="http://schemas.microsoft.com/office/drawing/2016/5/9/chartex" xmlns:cx4="http://schemas.microsoft.com/office/drawing/2016/5/10/chartex" xmlns:cx5="http://schemas.microsoft.com/office/drawing/2016/5/11/chartex" xmlns:cx6="http://schemas.microsoft.com/office/drawing/2016/5/12/chartex" xmlns:cx7="http://schemas.microsoft.com/office/drawing/2016/5/13/chartex" xmlns:cx8="http://schemas.microsoft.com/office/drawing/2016/5/14/chartex" xmlns:mc="http://schemas.openxmlformats.org/markup-compatibility/2006" xmlns:aink="http://schemas.microsoft.com/office/drawing/2016/ink" xmlns:am3d="http://schemas.microsoft.com/office/drawing/2017/model3d" xmlns:o="urn:schemas-microsoft-com:office:office" xmlns:oel="http://schemas.microsoft.com/office/2019/extlst" xmlns:r="http://schemas.openxmlformats.org/officeDocument/2006/relationships" xmlns:m="http://schemas.openxmlformats.org/officeDocument/2006/math" xmlns:v="urn:schemas-microsoft-com:vml" xmlns:wp14="http://schemas.microsoft.com/office/word/2010/wordprocessingDrawing" xmlns:wp="http://schemas.openxmlformats.org/drawingml/2006/wordprocessingDrawing" xmlns:w10="urn:schemas-microsoft-com:office:word" xmlns:w="http://schemas.openxmlformats.org/wordprocessingml/2006/main" xmlns:w14="http://schemas.microsoft.com/office/word/2010/wordml" xmlns:w15="http://schemas.microsoft.com/office/word/2012/wordml" xmlns:w16cex="http://schemas.microsoft.com/office/word/2018/wordml/cex" xmlns:w16cid="http://schemas.microsoft.com/office/word/2016/wordml/cid" xmlns:w16="http://schemas.microsoft.com/office/word/2018/wordml" xmlns:w16du="http://schemas.microsoft.com/office/word/2023/wordml/word16du" xmlns:w16sdtdh="http://schemas.microsoft.com/office/word/2020/wordml/sdtdatahash" xmlns:w16sdtfl="http://schemas.microsoft.com/office/word/2024/wordml/sdtformatlock" xmlns:w16se="http://schemas.microsoft.com/office/word/2015/wordml/symex" xmlns:wpg="http://schemas.microsoft.com/office/word/2010/wordprocessingGroup" xmlns:wpi="http://schemas.microsoft.com/office/word/2010/wordprocessingInk" xmlns:wne="http://schemas.microsoft.com/office/word/2006/wordml" xmlns:wps="http://schemas.microsoft.com/office/word/2010/wordprocessingShape" mc:Ignorable="w14 w15 w16se w16cid w16 w16cex w16sdtdh w16sdtfl w16du wp14">
   <w:body>
     <w:p>
       <w:pPr>
-        <w:spacing w:after="200" w:before="1600"/>
-        <w:jc w:val="center"/>
+        <w:pStyle w:val="LevelHeading"/>
+        <w:rPr>
+          <w:rStyle w:val="Emphasis"/>
+          <w:rFonts w:ascii="Aptos" w:hAnsi="Aptos" w:cs="Arial"/>
+        </w:rPr>
       </w:pPr>
+      <w:bookmarkStart w:id="0" w:name="_Toc224232610"/>
       <w:r>
         <w:rPr>
-          <w:b/>
-          <w:bCs/>
-          <w:color w:val="0A2F46"/>
-          <w:sz w:val="60"/>
-          <w:szCs w:val="60"/>
+          <w:rFonts w:ascii="Aptos" w:hAnsi="Aptos" w:cs="Arial"/>
+          <w:noProof/>
         </w:rPr>
-        <w:t xml:space="preserve">Connected Enablement</w:t>
-      </w:r>
+        <w:drawing>
+          <wp:anchor distT="0" distB="0" distL="114300" distR="114300" simplePos="0" relativeHeight="251658240" behindDoc="1" locked="0" layoutInCell="1" allowOverlap="1" wp14:anchorId="4FB822A0" wp14:editId="222FD0FD">
+            <wp:simplePos x="0" y="0"/>
+            <wp:positionH relativeFrom="column">
+              <wp:posOffset>-3418609</wp:posOffset>
+            </wp:positionH>
+            <wp:positionV relativeFrom="paragraph">
+              <wp:posOffset>-604693</wp:posOffset>
+            </wp:positionV>
+            <wp:extent cx="11120059" cy="10582448"/>
+            <wp:effectExtent l="0" t="0" r="5715" b="0"/>
+            <wp:wrapNone/>
+            <wp:docPr id="2139937398" name="Picture 2139937398"/>
+            <wp:cNvGraphicFramePr>
+              <a:graphicFrameLocks xmlns:a="http://schemas.openxmlformats.org/drawingml/2006/main" noChangeAspect="1"/>
+            </wp:cNvGraphicFramePr>
+            <a:graphic xmlns:a="http://schemas.openxmlformats.org/drawingml/2006/main">
+              <a:graphicData uri="http://schemas.openxmlformats.org/drawingml/2006/picture">
+                <pic:pic xmlns:pic="http://schemas.openxmlformats.org/drawingml/2006/picture">
+                  <pic:nvPicPr>
+                    <pic:cNvPr id="2139937398" name="Picture 2139937398"/>
+                    <pic:cNvPicPr/>
+                  </pic:nvPicPr>
+                  <pic:blipFill rotWithShape="1">
+                    <a:blip r:embed="rId11"/>
+                    <a:srcRect l="38766" t="4939" r="158" b="-111"/>
+                    <a:stretch/>
+                  </pic:blipFill>
+                  <pic:spPr bwMode="auto">
+                    <a:xfrm>
+                      <a:off x="0" y="0"/>
+                      <a:ext cx="11129377" cy="10591316"/>
+                    </a:xfrm>
+                    <a:prstGeom prst="rect">
+                      <a:avLst/>
+                    </a:prstGeom>
+                    <a:ln>
+                      <a:noFill/>
+                    </a:ln>
+                  </pic:spPr>
+                </pic:pic>
+              </a:graphicData>
+            </a:graphic>
+            <wp14:sizeRelH relativeFrom="page">
+              <wp14:pctWidth>0</wp14:pctWidth>
+            </wp14:sizeRelH>
+            <wp14:sizeRelV relativeFrom="page">
+              <wp14:pctHeight>0</wp14:pctHeight>
+            </wp14:sizeRelV>
+          </wp:anchor>
+        </w:drawing>
+      </w:r>
+      <w:bookmarkEnd w:id="0"/>
     </w:p>
     <w:p>
       <w:pPr>
-        <w:spacing w:after="200"/>
-        <w:jc w:val="center"/>
+        <w:pStyle w:val="Title-CoverPage"/>
+        <w:ind w:left="-630" w:right="-450"/>
+        <w:rPr>
+          <w:rFonts w:ascii="Aptos" w:hAnsi="Aptos" w:cs="Arial"/>
+          <w:sz w:val="100"/>
+          <w:szCs w:val="100"/>
+        </w:rPr>
       </w:pPr>
       <w:r>
         <w:rPr>
-          <w:b/>
-          <w:bCs/>
-          <w:color w:val="FF6100"/>
-          <w:sz w:val="40"/>
-          <w:szCs w:val="40"/>
+          <w:rFonts w:ascii="Aptos" w:hAnsi="Aptos" w:cs="Arial"/>
+          <w:sz w:val="100"/>
+          <w:szCs w:val="100"/>
         </w:rPr>
-        <w:t xml:space="preserve">Workshop Guide</w:t>
+        <w:t xml:space="preserve">Connected Enablement</w:t>
+        <w:t xml:space="preserve"> </w:t>
+      </w:r>
+      <w:r>
+        <w:rPr>
+          <w:rFonts w:ascii="Aptos" w:hAnsi="Aptos" w:cs="Arial"/>
+          <w:sz w:val="100"/>
+          <w:szCs w:val="100"/>
+        </w:rPr>
+        <w:t>Workshop Guide</w:t>
       </w:r>
     </w:p>
     <w:p>
       <w:pPr>
-        <w:spacing w:after="400"/>
-        <w:jc w:val="center"/>
+        <w:pStyle w:val="TOCHeading"/>
+        <w:ind w:left="-630" w:right="-450"/>
+        <w:rPr>
+          <w:rFonts w:ascii="Aptos" w:hAnsi="Aptos" w:cs="Arial"/>
+        </w:rPr>
       </w:pPr>
-      <w:r>
-        <w:rPr>
-          <w:i/>
-          <w:iCs/>
-          <w:color w:val="555555"/>
-          <w:sz w:val="24"/>
-          <w:szCs w:val="24"/>
-        </w:rPr>
-        <w:t xml:space="preserve">A facilitated working session to define enablement journeys, achievements, governance, and measurement for the partner ecosystem</w:t>
-      </w:r>
     </w:p>
-    <w:p>
-      <w:pPr>
-        <w:spacing w:after="200"/>
-        <w:jc w:val="center"/>
-      </w:pPr>
-      <w:r>
-        <w:rPr>
-          <w:color w:val="0A2F46"/>
-          <w:sz w:val="22"/>
-          <w:szCs w:val="22"/>
-        </w:rPr>
-        <w:t xml:space="preserve">Three pillars: Pipeline Growth · Technical Expertise · Delivery Excellence</w:t>
-      </w:r>
-    </w:p>
+    <w:p/>
+    <w:p/>
+    <w:p/>
+    <w:p/>
+    <w:p/>
+    <w:p/>
+    <w:p/>
+    <w:p/>
+    <w:p/>
+    <w:p/>
+    <w:p/>
+    <w:p/>
+    <w:p/>
+    <w:p/>
+    <w:p/>
+    <w:p/>
+    <w:p/>
+    <w:p/>
+    <w:p/>
+    <w:p/>
+    <w:bookmarkStart w:id="4" w:name="_Toc980129484" w:displacedByCustomXml="next"/>
     <w:p>
       <w:r>
         <w:br w:type="page"/>
@@ -1041,10 +1105,13 @@
       </w:pPr>
       <w:r>
         <w:rPr>
-          <w:sz w:val="22"/>
-          <w:szCs w:val="22"/>
+          <w:b/>
+          <w:bCs/>
+          <w:color w:val="FF6100"/>
+          <w:sz w:val="18"/>
+          <w:szCs w:val="18"/>
         </w:rPr>
-        <w:t xml:space="preserve">💬  </w:t>
+        <w:t xml:space="preserve">DISCUSS  |  </w:t>
       </w:r>
       <w:r>
         <w:rPr>
@@ -1063,10 +1130,13 @@
       </w:pPr>
       <w:r>
         <w:rPr>
-          <w:sz w:val="22"/>
-          <w:szCs w:val="22"/>
+          <w:b/>
+          <w:bCs/>
+          <w:color w:val="FF6100"/>
+          <w:sz w:val="18"/>
+          <w:szCs w:val="18"/>
         </w:rPr>
-        <w:t xml:space="preserve">💬  </w:t>
+        <w:t xml:space="preserve">DISCUSS  |  </w:t>
       </w:r>
       <w:r>
         <w:rPr>
@@ -1142,10 +1212,20 @@
           <w:b/>
           <w:bCs/>
           <w:color w:val="0A2F46"/>
+          <w:sz w:val="18"/>
+          <w:szCs w:val="18"/>
+        </w:rPr>
+        <w:t xml:space="preserve">WORKSHOP INPUT  |  </w:t>
+      </w:r>
+      <w:r>
+        <w:rPr>
+          <w:b/>
+          <w:bCs/>
+          <w:color w:val="0A2F46"/>
           <w:sz w:val="22"/>
           <w:szCs w:val="22"/>
         </w:rPr>
-        <w:t xml:space="preserve">✏️  Workshop Input — High-Reuse Asset Inventory</w:t>
+        <w:t xml:space="preserve">High-Reuse Asset Inventory</w:t>
       </w:r>
     </w:p>
     <w:tbl>
@@ -2330,10 +2410,13 @@
       </w:pPr>
       <w:r>
         <w:rPr>
-          <w:sz w:val="22"/>
-          <w:szCs w:val="22"/>
+          <w:b/>
+          <w:bCs/>
+          <w:color w:val="FF6100"/>
+          <w:sz w:val="18"/>
+          <w:szCs w:val="18"/>
         </w:rPr>
-        <w:t xml:space="preserve">💬  </w:t>
+        <w:t xml:space="preserve">DISCUSS  |  </w:t>
       </w:r>
       <w:r>
         <w:rPr>
@@ -2352,10 +2435,13 @@
       </w:pPr>
       <w:r>
         <w:rPr>
-          <w:sz w:val="22"/>
-          <w:szCs w:val="22"/>
+          <w:b/>
+          <w:bCs/>
+          <w:color w:val="FF6100"/>
+          <w:sz w:val="18"/>
+          <w:szCs w:val="18"/>
         </w:rPr>
-        <w:t xml:space="preserve">💬  </w:t>
+        <w:t xml:space="preserve">DISCUSS  |  </w:t>
       </w:r>
       <w:r>
         <w:rPr>
@@ -2377,10 +2463,20 @@
           <w:b/>
           <w:bCs/>
           <w:color w:val="0A2F46"/>
+          <w:sz w:val="18"/>
+          <w:szCs w:val="18"/>
+        </w:rPr>
+        <w:t xml:space="preserve">WORKSHOP INPUT  |  </w:t>
+      </w:r>
+      <w:r>
+        <w:rPr>
+          <w:b/>
+          <w:bCs/>
+          <w:color w:val="0A2F46"/>
           <w:sz w:val="22"/>
           <w:szCs w:val="22"/>
         </w:rPr>
-        <w:t xml:space="preserve">✏️  Workshop Input — Journey Completeness Matrix</w:t>
+        <w:t xml:space="preserve">Journey Completeness Matrix</w:t>
       </w:r>
     </w:p>
     <w:tbl>
@@ -3888,10 +3984,13 @@
       </w:pPr>
       <w:r>
         <w:rPr>
-          <w:sz w:val="22"/>
-          <w:szCs w:val="22"/>
+          <w:b/>
+          <w:bCs/>
+          <w:color w:val="FF6100"/>
+          <w:sz w:val="18"/>
+          <w:szCs w:val="18"/>
         </w:rPr>
-        <w:t xml:space="preserve">💬  </w:t>
+        <w:t xml:space="preserve">DISCUSS  |  </w:t>
       </w:r>
       <w:r>
         <w:rPr>
@@ -3910,10 +4009,13 @@
       </w:pPr>
       <w:r>
         <w:rPr>
-          <w:sz w:val="22"/>
-          <w:szCs w:val="22"/>
+          <w:b/>
+          <w:bCs/>
+          <w:color w:val="FF6100"/>
+          <w:sz w:val="18"/>
+          <w:szCs w:val="18"/>
         </w:rPr>
-        <w:t xml:space="preserve">💬  </w:t>
+        <w:t xml:space="preserve">DISCUSS  |  </w:t>
       </w:r>
       <w:r>
         <w:rPr>
@@ -3935,10 +4037,20 @@
           <w:b/>
           <w:bCs/>
           <w:color w:val="0A2F46"/>
+          <w:sz w:val="18"/>
+          <w:szCs w:val="18"/>
+        </w:rPr>
+        <w:t xml:space="preserve">WORKSHOP INPUT  |  </w:t>
+      </w:r>
+      <w:r>
+        <w:rPr>
+          <w:b/>
+          <w:bCs/>
+          <w:color w:val="0A2F46"/>
           <w:sz w:val="22"/>
           <w:szCs w:val="22"/>
         </w:rPr>
-        <w:t xml:space="preserve">✏️  Workshop Input — Journey Prioritization Inputs</w:t>
+        <w:t xml:space="preserve">Journey Prioritization Inputs</w:t>
       </w:r>
     </w:p>
     <w:tbl>
@@ -4734,10 +4846,13 @@
       </w:pPr>
       <w:r>
         <w:rPr>
-          <w:sz w:val="22"/>
-          <w:szCs w:val="22"/>
+          <w:b/>
+          <w:bCs/>
+          <w:color w:val="FF6100"/>
+          <w:sz w:val="18"/>
+          <w:szCs w:val="18"/>
         </w:rPr>
-        <w:t xml:space="preserve">💬  </w:t>
+        <w:t xml:space="preserve">DISCUSS  |  </w:t>
       </w:r>
       <w:r>
         <w:rPr>
@@ -4782,7 +4897,7 @@
         <w:spacing w:after="100" w:before="240"/>
       </w:pPr>
       <w:r>
-        <w:t xml:space="preserve">📈  Pipeline Growth</w:t>
+        <w:t xml:space="preserve">Pipeline Growth</w:t>
       </w:r>
     </w:p>
     <w:p>
@@ -4803,7 +4918,7 @@
         <w:spacing w:after="100" w:before="240"/>
       </w:pPr>
       <w:r>
-        <w:t xml:space="preserve">🎓  Technical Expertise</w:t>
+        <w:t xml:space="preserve">Technical Expertise</w:t>
       </w:r>
     </w:p>
     <w:p>
@@ -4824,7 +4939,7 @@
         <w:spacing w:after="100" w:before="240"/>
       </w:pPr>
       <w:r>
-        <w:t xml:space="preserve">⭐  Delivery Excellence</w:t>
+        <w:t xml:space="preserve">Delivery Excellence</w:t>
       </w:r>
     </w:p>
     <w:p>
@@ -4845,10 +4960,13 @@
       </w:pPr>
       <w:r>
         <w:rPr>
-          <w:sz w:val="22"/>
-          <w:szCs w:val="22"/>
+          <w:b/>
+          <w:bCs/>
+          <w:color w:val="FF6100"/>
+          <w:sz w:val="18"/>
+          <w:szCs w:val="18"/>
         </w:rPr>
-        <w:t xml:space="preserve">💬  </w:t>
+        <w:t xml:space="preserve">DISCUSS  |  </w:t>
       </w:r>
       <w:r>
         <w:rPr>
@@ -4870,10 +4988,20 @@
           <w:b/>
           <w:bCs/>
           <w:color w:val="0A2F46"/>
+          <w:sz w:val="18"/>
+          <w:szCs w:val="18"/>
+        </w:rPr>
+        <w:t xml:space="preserve">WORKSHOP INPUT  |  </w:t>
+      </w:r>
+      <w:r>
+        <w:rPr>
+          <w:b/>
+          <w:bCs/>
+          <w:color w:val="0A2F46"/>
           <w:sz w:val="22"/>
           <w:szCs w:val="22"/>
         </w:rPr>
-        <w:t xml:space="preserve">✏️  Workshop Input — Success Indicators</w:t>
+        <w:t xml:space="preserve">Success Indicators</w:t>
       </w:r>
     </w:p>
     <w:tbl>
@@ -8857,10 +8985,13 @@
       </w:pPr>
       <w:r>
         <w:rPr>
-          <w:sz w:val="22"/>
-          <w:szCs w:val="22"/>
+          <w:b/>
+          <w:bCs/>
+          <w:color w:val="FF6100"/>
+          <w:sz w:val="18"/>
+          <w:szCs w:val="18"/>
         </w:rPr>
-        <w:t xml:space="preserve">💬  </w:t>
+        <w:t xml:space="preserve">DISCUSS  |  </w:t>
       </w:r>
       <w:r>
         <w:rPr>
@@ -8882,10 +9013,20 @@
           <w:b/>
           <w:bCs/>
           <w:color w:val="0A2F46"/>
+          <w:sz w:val="18"/>
+          <w:szCs w:val="18"/>
+        </w:rPr>
+        <w:t xml:space="preserve">WORKSHOP INPUT  |  </w:t>
+      </w:r>
+      <w:r>
+        <w:rPr>
+          <w:b/>
+          <w:bCs/>
+          <w:color w:val="0A2F46"/>
           <w:sz w:val="22"/>
           <w:szCs w:val="22"/>
         </w:rPr>
-        <w:t xml:space="preserve">✏️  Workshop Input — Additional Asset Types</w:t>
+        <w:t xml:space="preserve">Additional Asset Types</w:t>
       </w:r>
     </w:p>
     <w:tbl>
@@ -9990,7 +10131,7 @@
           <w:sz w:val="22"/>
           <w:szCs w:val="22"/>
         </w:rPr>
-        <w:t xml:space="preserve">Use this table to evaluate each of the current Academy courses. Mark each criterion as ✓ (adequate), ⚠ (needs improvement), or ✗ (inadequate/missing).</w:t>
+        <w:t xml:space="preserve">Use this table to evaluate each of the current Academy courses. Mark each criterion as G (adequate), Y (needs improvement), or R (inadequate/missing).</w:t>
       </w:r>
     </w:p>
     <w:tbl>
@@ -18973,10 +19114,13 @@
       </w:pPr>
       <w:r>
         <w:rPr>
-          <w:sz w:val="22"/>
-          <w:szCs w:val="22"/>
+          <w:b/>
+          <w:bCs/>
+          <w:color w:val="FF6100"/>
+          <w:sz w:val="18"/>
+          <w:szCs w:val="18"/>
         </w:rPr>
-        <w:t xml:space="preserve">💬  </w:t>
+        <w:t xml:space="preserve">DISCUSS  |  </w:t>
       </w:r>
       <w:r>
         <w:rPr>
@@ -18995,10 +19139,13 @@
       </w:pPr>
       <w:r>
         <w:rPr>
-          <w:sz w:val="22"/>
-          <w:szCs w:val="22"/>
+          <w:b/>
+          <w:bCs/>
+          <w:color w:val="FF6100"/>
+          <w:sz w:val="18"/>
+          <w:szCs w:val="18"/>
         </w:rPr>
-        <w:t xml:space="preserve">💬  </w:t>
+        <w:t xml:space="preserve">DISCUSS  |  </w:t>
       </w:r>
       <w:r>
         <w:rPr>
@@ -19017,10 +19164,13 @@
       </w:pPr>
       <w:r>
         <w:rPr>
-          <w:sz w:val="22"/>
-          <w:szCs w:val="22"/>
+          <w:b/>
+          <w:bCs/>
+          <w:color w:val="FF6100"/>
+          <w:sz w:val="18"/>
+          <w:szCs w:val="18"/>
         </w:rPr>
-        <w:t xml:space="preserve">💬  </w:t>
+        <w:t xml:space="preserve">DISCUSS  |  </w:t>
       </w:r>
       <w:r>
         <w:rPr>
@@ -19039,10 +19189,13 @@
       </w:pPr>
       <w:r>
         <w:rPr>
-          <w:sz w:val="22"/>
-          <w:szCs w:val="22"/>
+          <w:b/>
+          <w:bCs/>
+          <w:color w:val="FF6100"/>
+          <w:sz w:val="18"/>
+          <w:szCs w:val="18"/>
         </w:rPr>
-        <w:t xml:space="preserve">💬  </w:t>
+        <w:t xml:space="preserve">DISCUSS  |  </w:t>
       </w:r>
       <w:r>
         <w:rPr>
@@ -19061,10 +19214,13 @@
       </w:pPr>
       <w:r>
         <w:rPr>
-          <w:sz w:val="22"/>
-          <w:szCs w:val="22"/>
+          <w:b/>
+          <w:bCs/>
+          <w:color w:val="FF6100"/>
+          <w:sz w:val="18"/>
+          <w:szCs w:val="18"/>
         </w:rPr>
-        <w:t xml:space="preserve">💬  </w:t>
+        <w:t xml:space="preserve">DISCUSS  |  </w:t>
       </w:r>
       <w:r>
         <w:rPr>
@@ -19083,10 +19239,13 @@
       </w:pPr>
       <w:r>
         <w:rPr>
-          <w:sz w:val="22"/>
-          <w:szCs w:val="22"/>
+          <w:b/>
+          <w:bCs/>
+          <w:color w:val="FF6100"/>
+          <w:sz w:val="18"/>
+          <w:szCs w:val="18"/>
         </w:rPr>
-        <w:t xml:space="preserve">💬  </w:t>
+        <w:t xml:space="preserve">DISCUSS  |  </w:t>
       </w:r>
       <w:r>
         <w:rPr>
@@ -19108,10 +19267,20 @@
           <w:b/>
           <w:bCs/>
           <w:color w:val="0A2F46"/>
+          <w:sz w:val="18"/>
+          <w:szCs w:val="18"/>
+        </w:rPr>
+        <w:t xml:space="preserve">WORKSHOP INPUT  |  </w:t>
+      </w:r>
+      <w:r>
+        <w:rPr>
+          <w:b/>
+          <w:bCs/>
+          <w:color w:val="0A2F46"/>
           <w:sz w:val="22"/>
           <w:szCs w:val="22"/>
         </w:rPr>
-        <w:t xml:space="preserve">✏️  Workshop Input — Courses Flagged for Action</w:t>
+        <w:t xml:space="preserve">Courses Flagged for Action</w:t>
       </w:r>
     </w:p>
     <w:tbl>
@@ -20095,7 +20264,7 @@
           <w:sz w:val="22"/>
           <w:szCs w:val="22"/>
         </w:rPr>
-        <w:t xml:space="preserve">We started with three familiar roles and expanded to eight. The partner ecosystem may be broader.</w:t>
+        <w:t xml:space="preserve">A partner organization is made up of many roles — each with a different relationship to Anaplan, a different enablement need, and a different definition of success. We have grouped fourteen roles into five categories that reflect how partner teams are actually structured.</w:t>
       </w:r>
     </w:p>
     <w:p>
@@ -20104,7 +20273,19 @@
         <w:spacing w:after="120" w:before="320"/>
       </w:pPr>
       <w:r>
-        <w:t xml:space="preserve">The Initial Three</w:t>
+        <w:t xml:space="preserve">Business Development</w:t>
+      </w:r>
+    </w:p>
+    <w:p>
+      <w:pPr>
+        <w:spacing w:after="100" w:before="40"/>
+      </w:pPr>
+      <w:r>
+        <w:rPr>
+          <w:sz w:val="22"/>
+          <w:szCs w:val="22"/>
+        </w:rPr>
+        <w:t xml:space="preserve">Generates demand, qualifies opportunities, and wins Anaplan business. These roles rarely touch the platform directly but must understand the value proposition deeply.</w:t>
       </w:r>
     </w:p>
     <w:p>
@@ -20129,7 +20310,7 @@
           <w:sz w:val="22"/>
           <w:szCs w:val="22"/>
         </w:rPr>
-        <w:t xml:space="preserve">Builds pipeline, qualifies, presents the value proposition.</w:t>
+        <w:t xml:space="preserve">Builds pipeline, qualifies, presents the value proposition, closes deals.</w:t>
       </w:r>
     </w:p>
     <w:p>
@@ -20147,14 +20328,14 @@
           <w:sz w:val="22"/>
           <w:szCs w:val="22"/>
         </w:rPr>
-        <w:t xml:space="preserve">Pre-Sales — </w:t>
+        <w:t xml:space="preserve">Marketing — </w:t>
       </w:r>
       <w:r>
         <w:rPr>
           <w:sz w:val="22"/>
           <w:szCs w:val="22"/>
         </w:rPr>
-        <w:t xml:space="preserve">Leads discovery, demos, architects solutions.</w:t>
+        <w:t xml:space="preserve">Drives demand generation, content, events, and co-marketing with Anaplan.</w:t>
       </w:r>
     </w:p>
     <w:p>
@@ -20172,14 +20353,14 @@
           <w:sz w:val="22"/>
           <w:szCs w:val="22"/>
         </w:rPr>
-        <w:t xml:space="preserve">Delivery — </w:t>
+        <w:t xml:space="preserve">Pre-Sales Technical — </w:t>
       </w:r>
       <w:r>
         <w:rPr>
           <w:sz w:val="22"/>
           <w:szCs w:val="22"/>
         </w:rPr>
-        <w:t xml:space="preserve">Implements, configures, supports applications.</w:t>
+        <w:t xml:space="preserve">Leads technical discovery, delivers demos, architects proposed solutions.</w:t>
       </w:r>
     </w:p>
     <w:p>
@@ -20188,7 +20369,19 @@
         <w:spacing w:after="120" w:before="320"/>
       </w:pPr>
       <w:r>
-        <w:t xml:space="preserve">The Expanded Eight</w:t>
+        <w:t xml:space="preserve">Delivery</w:t>
+      </w:r>
+    </w:p>
+    <w:p>
+      <w:pPr>
+        <w:spacing w:after="100" w:before="40"/>
+      </w:pPr>
+      <w:r>
+        <w:rPr>
+          <w:sz w:val="22"/>
+          <w:szCs w:val="22"/>
+        </w:rPr>
+        <w:t xml:space="preserve">Implements the solution. Split between hands-on technical roles and the leadership roles that run the engagement.</w:t>
       </w:r>
     </w:p>
     <w:p>
@@ -20206,14 +20399,14 @@
           <w:sz w:val="22"/>
           <w:szCs w:val="22"/>
         </w:rPr>
-        <w:t xml:space="preserve">Delivery Lead — </w:t>
+        <w:t xml:space="preserve">Model Builder — </w:t>
       </w:r>
       <w:r>
         <w:rPr>
           <w:sz w:val="22"/>
           <w:szCs w:val="22"/>
         </w:rPr>
-        <w:t xml:space="preserve">Project management, SOWs, sprints, client communication.</w:t>
+        <w:t xml:space="preserve">Builds and configures Anaplan models for client deployments.</w:t>
       </w:r>
     </w:p>
     <w:p>
@@ -20238,7 +20431,7 @@
           <w:sz w:val="22"/>
           <w:szCs w:val="22"/>
         </w:rPr>
-        <w:t xml:space="preserve">Designs scalable solutions across domains.</w:t>
+        <w:t xml:space="preserve">Designs scalable Anaplan solutions across domains.</w:t>
       </w:r>
     </w:p>
     <w:p>
@@ -20256,14 +20449,14 @@
           <w:sz w:val="22"/>
           <w:szCs w:val="22"/>
         </w:rPr>
-        <w:t xml:space="preserve">Anaplan Practice Lead — </w:t>
+        <w:t xml:space="preserve">Program Management — </w:t>
       </w:r>
       <w:r>
         <w:rPr>
           <w:sz w:val="22"/>
           <w:szCs w:val="22"/>
         </w:rPr>
-        <w:t xml:space="preserve">Practice strategy, growth, team development.</w:t>
+        <w:t xml:space="preserve">Orchestrates multi-workstream programs and portfolios of engagements.</w:t>
       </w:r>
     </w:p>
     <w:p>
@@ -20281,14 +20474,35 @@
           <w:sz w:val="22"/>
           <w:szCs w:val="22"/>
         </w:rPr>
-        <w:t xml:space="preserve">Industry Lead — </w:t>
+        <w:t xml:space="preserve">Delivery Lead — </w:t>
       </w:r>
       <w:r>
         <w:rPr>
           <w:sz w:val="22"/>
           <w:szCs w:val="22"/>
         </w:rPr>
-        <w:t xml:space="preserve">Industry-specific GTM and solution strategy.</w:t>
+        <w:t xml:space="preserve">Runs projects: SOWs, sprints, resourcing, client communication.</w:t>
+      </w:r>
+    </w:p>
+    <w:p>
+      <w:pPr>
+        <w:pStyle w:val="Heading2"/>
+        <w:spacing w:after="120" w:before="320"/>
+      </w:pPr>
+      <w:r>
+        <w:t xml:space="preserve">Advisory</w:t>
+      </w:r>
+    </w:p>
+    <w:p>
+      <w:pPr>
+        <w:spacing w:after="100" w:before="40"/>
+      </w:pPr>
+      <w:r>
+        <w:rPr>
+          <w:sz w:val="22"/>
+          <w:szCs w:val="22"/>
+        </w:rPr>
+        <w:t xml:space="preserve">Complements core delivery with specialist expertise — the roles clients turn to for strategy, industry depth, and data platform guidance.</w:t>
       </w:r>
     </w:p>
     <w:p>
@@ -20306,14 +20520,206 @@
           <w:sz w:val="22"/>
           <w:szCs w:val="22"/>
         </w:rPr>
-        <w:t xml:space="preserve">Client Account Lead — </w:t>
+        <w:t xml:space="preserve">Change Management — </w:t>
       </w:r>
       <w:r>
         <w:rPr>
           <w:sz w:val="22"/>
           <w:szCs w:val="22"/>
         </w:rPr>
-        <w:t xml:space="preserve">Client relationships, delivery orchestration.</w:t>
+        <w:t xml:space="preserve">Guides clients through planning transformation and adoption.</w:t>
+      </w:r>
+    </w:p>
+    <w:p>
+      <w:pPr>
+        <w:pStyle w:val="ListParagraph"/>
+        <w:numPr>
+          <w:ilvl w:val="0"/>
+          <w:numId w:val="2"/>
+        </w:numPr>
+      </w:pPr>
+      <w:r>
+        <w:rPr>
+          <w:b/>
+          <w:bCs/>
+          <w:sz w:val="22"/>
+          <w:szCs w:val="22"/>
+        </w:rPr>
+        <w:t xml:space="preserve">Industry Lead — </w:t>
+      </w:r>
+      <w:r>
+        <w:rPr>
+          <w:sz w:val="22"/>
+          <w:szCs w:val="22"/>
+        </w:rPr>
+        <w:t xml:space="preserve">Drives industry-specific GTM, solution strategy, and reference development.</w:t>
+      </w:r>
+    </w:p>
+    <w:p>
+      <w:pPr>
+        <w:pStyle w:val="ListParagraph"/>
+        <w:numPr>
+          <w:ilvl w:val="0"/>
+          <w:numId w:val="2"/>
+        </w:numPr>
+      </w:pPr>
+      <w:r>
+        <w:rPr>
+          <w:b/>
+          <w:bCs/>
+          <w:sz w:val="22"/>
+          <w:szCs w:val="22"/>
+        </w:rPr>
+        <w:t xml:space="preserve">Data Architect — </w:t>
+      </w:r>
+      <w:r>
+        <w:rPr>
+          <w:sz w:val="22"/>
+          <w:szCs w:val="22"/>
+        </w:rPr>
+        <w:t xml:space="preserve">Designs client data model, hub strategy, and cloud data platform alignment.</w:t>
+      </w:r>
+    </w:p>
+    <w:p>
+      <w:pPr>
+        <w:pStyle w:val="ListParagraph"/>
+        <w:numPr>
+          <w:ilvl w:val="0"/>
+          <w:numId w:val="2"/>
+        </w:numPr>
+      </w:pPr>
+      <w:r>
+        <w:rPr>
+          <w:b/>
+          <w:bCs/>
+          <w:sz w:val="22"/>
+          <w:szCs w:val="22"/>
+        </w:rPr>
+        <w:t xml:space="preserve">Data Integration — </w:t>
+      </w:r>
+      <w:r>
+        <w:rPr>
+          <w:sz w:val="22"/>
+          <w:szCs w:val="22"/>
+        </w:rPr>
+        <w:t xml:space="preserve">Moves data into and out of Anaplan reliably — ADO, CloudWorks, APIs, ETL.</w:t>
+      </w:r>
+    </w:p>
+    <w:p>
+      <w:pPr>
+        <w:pStyle w:val="Heading2"/>
+        <w:spacing w:after="120" w:before="320"/>
+      </w:pPr>
+      <w:r>
+        <w:t xml:space="preserve">Client Management</w:t>
+      </w:r>
+    </w:p>
+    <w:p>
+      <w:pPr>
+        <w:spacing w:after="100" w:before="40"/>
+      </w:pPr>
+      <w:r>
+        <w:rPr>
+          <w:sz w:val="22"/>
+          <w:szCs w:val="22"/>
+        </w:rPr>
+        <w:t xml:space="preserve">Owns the client relationship end-to-end, from commercial terms to technical direction.</w:t>
+      </w:r>
+    </w:p>
+    <w:p>
+      <w:pPr>
+        <w:pStyle w:val="ListParagraph"/>
+        <w:numPr>
+          <w:ilvl w:val="0"/>
+          <w:numId w:val="2"/>
+        </w:numPr>
+      </w:pPr>
+      <w:r>
+        <w:rPr>
+          <w:b/>
+          <w:bCs/>
+          <w:sz w:val="22"/>
+          <w:szCs w:val="22"/>
+        </w:rPr>
+        <w:t xml:space="preserve">Client Account Lead — </w:t>
+      </w:r>
+      <w:r>
+        <w:rPr>
+          <w:sz w:val="22"/>
+          <w:szCs w:val="22"/>
+        </w:rPr>
+        <w:t xml:space="preserve">Owns the commercial relationship, orchestrates delivery, and drives expansion.</w:t>
+      </w:r>
+    </w:p>
+    <w:p>
+      <w:pPr>
+        <w:pStyle w:val="ListParagraph"/>
+        <w:numPr>
+          <w:ilvl w:val="0"/>
+          <w:numId w:val="2"/>
+        </w:numPr>
+      </w:pPr>
+      <w:r>
+        <w:rPr>
+          <w:b/>
+          <w:bCs/>
+          <w:sz w:val="22"/>
+          <w:szCs w:val="22"/>
+        </w:rPr>
+        <w:t xml:space="preserve">Technical Account Lead — </w:t>
+      </w:r>
+      <w:r>
+        <w:rPr>
+          <w:sz w:val="22"/>
+          <w:szCs w:val="22"/>
+        </w:rPr>
+        <w:t xml:space="preserve">Client-facing technical advisor on solution direction, roadmap, and escalations.</w:t>
+      </w:r>
+    </w:p>
+    <w:p>
+      <w:pPr>
+        <w:pStyle w:val="Heading2"/>
+        <w:spacing w:after="120" w:before="320"/>
+      </w:pPr>
+      <w:r>
+        <w:t xml:space="preserve">Practice Management</w:t>
+      </w:r>
+    </w:p>
+    <w:p>
+      <w:pPr>
+        <w:spacing w:after="100" w:before="40"/>
+      </w:pPr>
+      <w:r>
+        <w:rPr>
+          <w:sz w:val="22"/>
+          <w:szCs w:val="22"/>
+        </w:rPr>
+        <w:t xml:space="preserve">Inside the partner itself — the function that owns the Anaplan practice as a business.</w:t>
+      </w:r>
+    </w:p>
+    <w:p>
+      <w:pPr>
+        <w:pStyle w:val="ListParagraph"/>
+        <w:numPr>
+          <w:ilvl w:val="0"/>
+          <w:numId w:val="2"/>
+        </w:numPr>
+      </w:pPr>
+      <w:r>
+        <w:rPr>
+          <w:b/>
+          <w:bCs/>
+          <w:sz w:val="22"/>
+          <w:szCs w:val="22"/>
+        </w:rPr>
+        <w:t xml:space="preserve">Anaplan Practice Lead — </w:t>
+      </w:r>
+      <w:r>
+        <w:rPr>
+          <w:sz w:val="22"/>
+          <w:szCs w:val="22"/>
+        </w:rPr>
+        <w:t xml:space="preserve">Practice strategy, growth, hiring, tiering, and business planning.</w:t>
       </w:r>
     </w:p>
     <w:p>
@@ -21233,10 +21639,13 @@
       </w:pPr>
       <w:r>
         <w:rPr>
-          <w:sz w:val="22"/>
-          <w:szCs w:val="22"/>
+          <w:b/>
+          <w:bCs/>
+          <w:color w:val="FF6100"/>
+          <w:sz w:val="18"/>
+          <w:szCs w:val="18"/>
         </w:rPr>
-        <w:t xml:space="preserve">💬  </w:t>
+        <w:t xml:space="preserve">DISCUSS  |  </w:t>
       </w:r>
       <w:r>
         <w:rPr>
@@ -21246,13 +21655,48 @@
           <w:sz w:val="22"/>
           <w:szCs w:val="22"/>
         </w:rPr>
-        <w:t xml:space="preserve">Are there other critical roles? Marketing, Executive Sponsor, TAM, Customer Success, Data Engineer, QA, Training Lead?</w:t>
+        <w:t xml:space="preserve">Does this taxonomy capture your partner ecosystem? Are there roles we have missed — Executive Sponsor, TAM, QA, Training Lead, Support?</w:t>
+      </w:r>
+    </w:p>
+    <w:p>
+      <w:pPr>
+        <w:spacing w:after="60" w:before="100"/>
+      </w:pPr>
+      <w:r>
+        <w:rPr>
+          <w:b/>
+          <w:bCs/>
+          <w:color w:val="FF6100"/>
+          <w:sz w:val="18"/>
+          <w:szCs w:val="18"/>
+        </w:rPr>
+        <w:t xml:space="preserve">DISCUSS  |  </w:t>
+      </w:r>
+      <w:r>
+        <w:rPr>
+          <w:i/>
+          <w:iCs/>
+          <w:color w:val="FF6100"/>
+          <w:sz w:val="22"/>
+          <w:szCs w:val="22"/>
+        </w:rPr>
+        <w:t xml:space="preserve">Where are the boundaries fuzziest? For example: when does a senior Model Builder become a Solution Architect? When does a Data Architect overlap with Data Integration?</w:t>
       </w:r>
     </w:p>
     <w:p>
       <w:pPr>
         <w:spacing w:after="60" w:before="140"/>
       </w:pPr>
+      <w:r>
+        <w:rPr>
+          <w:b/>
+          <w:bCs/>
+          <w:color w:val="0A2F46"/>
+          <w:sz w:val="18"/>
+          <w:szCs w:val="18"/>
+        </w:rPr>
+        <w:t xml:space="preserve">WORKSHOP INPUT  |  </w:t>
+      </w:r>
       <w:r>
         <w:rPr>
           <w:b/>
@@ -21261,7 +21705,7 @@
           <w:sz w:val="22"/>
           <w:szCs w:val="22"/>
         </w:rPr>
-        <w:t xml:space="preserve">✏️  Workshop Input — Additional Roles</w:t>
+        <w:t xml:space="preserve">Additional Roles</w:t>
       </w:r>
     </w:p>
     <w:tbl>
@@ -21328,7 +21772,7 @@
                 <w:sz w:val="18"/>
                 <w:szCs w:val="18"/>
               </w:rPr>
-              <w:t xml:space="preserve">Responsibility</w:t>
+              <w:t xml:space="preserve">Category</w:t>
             </w:r>
           </w:p>
         </w:tc>
@@ -21352,7 +21796,7 @@
                 <w:sz w:val="18"/>
                 <w:szCs w:val="18"/>
               </w:rPr>
-              <w:t xml:space="preserve">How It Differs</w:t>
+              <w:t xml:space="preserve">Responsibility</w:t>
             </w:r>
           </w:p>
         </w:tc>
@@ -21376,7 +21820,7 @@
                 <w:sz w:val="18"/>
                 <w:szCs w:val="18"/>
               </w:rPr>
-              <w:t xml:space="preserve">Who Decides</w:t>
+              <w:t xml:space="preserve">How It Differs</w:t>
             </w:r>
           </w:p>
         </w:tc>
@@ -24907,10 +25351,13 @@
       </w:pPr>
       <w:r>
         <w:rPr>
-          <w:sz w:val="22"/>
-          <w:szCs w:val="22"/>
+          <w:b/>
+          <w:bCs/>
+          <w:color w:val="FF6100"/>
+          <w:sz w:val="18"/>
+          <w:szCs w:val="18"/>
         </w:rPr>
-        <w:t xml:space="preserve">💬  </w:t>
+        <w:t xml:space="preserve">DISCUSS  |  </w:t>
       </w:r>
       <w:r>
         <w:rPr>
@@ -24929,10 +25376,13 @@
       </w:pPr>
       <w:r>
         <w:rPr>
-          <w:sz w:val="22"/>
-          <w:szCs w:val="22"/>
+          <w:b/>
+          <w:bCs/>
+          <w:color w:val="FF6100"/>
+          <w:sz w:val="18"/>
+          <w:szCs w:val="18"/>
         </w:rPr>
-        <w:t xml:space="preserve">💬  </w:t>
+        <w:t xml:space="preserve">DISCUSS  |  </w:t>
       </w:r>
       <w:r>
         <w:rPr>
@@ -24951,10 +25401,13 @@
       </w:pPr>
       <w:r>
         <w:rPr>
-          <w:sz w:val="22"/>
-          <w:szCs w:val="22"/>
+          <w:b/>
+          <w:bCs/>
+          <w:color w:val="FF6100"/>
+          <w:sz w:val="18"/>
+          <w:szCs w:val="18"/>
         </w:rPr>
-        <w:t xml:space="preserve">💬  </w:t>
+        <w:t xml:space="preserve">DISCUSS  |  </w:t>
       </w:r>
       <w:r>
         <w:rPr>
@@ -24973,10 +25426,13 @@
       </w:pPr>
       <w:r>
         <w:rPr>
-          <w:sz w:val="22"/>
-          <w:szCs w:val="22"/>
+          <w:b/>
+          <w:bCs/>
+          <w:color w:val="FF6100"/>
+          <w:sz w:val="18"/>
+          <w:szCs w:val="18"/>
         </w:rPr>
-        <w:t xml:space="preserve">💬  </w:t>
+        <w:t xml:space="preserve">DISCUSS  |  </w:t>
       </w:r>
       <w:r>
         <w:rPr>
@@ -24995,10 +25451,13 @@
       </w:pPr>
       <w:r>
         <w:rPr>
-          <w:sz w:val="22"/>
-          <w:szCs w:val="22"/>
+          <w:b/>
+          <w:bCs/>
+          <w:color w:val="FF6100"/>
+          <w:sz w:val="18"/>
+          <w:szCs w:val="18"/>
         </w:rPr>
-        <w:t xml:space="preserve">💬  </w:t>
+        <w:t xml:space="preserve">DISCUSS  |  </w:t>
       </w:r>
       <w:r>
         <w:rPr>
@@ -25020,10 +25479,20 @@
           <w:b/>
           <w:bCs/>
           <w:color w:val="0A2F46"/>
+          <w:sz w:val="18"/>
+          <w:szCs w:val="18"/>
+        </w:rPr>
+        <w:t xml:space="preserve">WORKSHOP INPUT  |  </w:t>
+      </w:r>
+      <w:r>
+        <w:rPr>
+          <w:b/>
+          <w:bCs/>
+          <w:color w:val="0A2F46"/>
           <w:sz w:val="22"/>
           <w:szCs w:val="22"/>
         </w:rPr>
-        <w:t xml:space="preserve">✏️  Workshop Input — Journey Definitions</w:t>
+        <w:t xml:space="preserve">Journey Definitions</w:t>
       </w:r>
     </w:p>
     <w:tbl>
@@ -25934,10 +26403,20 @@
           <w:b/>
           <w:bCs/>
           <w:color w:val="0A2F46"/>
+          <w:sz w:val="18"/>
+          <w:szCs w:val="18"/>
+        </w:rPr>
+        <w:t xml:space="preserve">WORKSHOP INPUT  |  </w:t>
+      </w:r>
+      <w:r>
+        <w:rPr>
+          <w:b/>
+          <w:bCs/>
+          <w:color w:val="0A2F46"/>
           <w:sz w:val="22"/>
           <w:szCs w:val="22"/>
         </w:rPr>
-        <w:t xml:space="preserve">✏️  Workshop Input — Gate Criteria</w:t>
+        <w:t xml:space="preserve">Gate Criteria</w:t>
       </w:r>
     </w:p>
     <w:tbl>
@@ -27201,7 +27680,7 @@
                 <w:sz w:val="18"/>
                 <w:szCs w:val="18"/>
               </w:rPr>
-              <w:t xml:space="preserve">💰 Finance Expert</w:t>
+              <w:t xml:space="preserve">Finance Expert</w:t>
             </w:r>
           </w:p>
         </w:tc>
@@ -27243,7 +27722,7 @@
                 <w:sz w:val="18"/>
                 <w:szCs w:val="18"/>
               </w:rPr>
-              <w:t xml:space="preserve">🛍 Retail Expert</w:t>
+              <w:t xml:space="preserve">Retail Expert</w:t>
             </w:r>
           </w:p>
         </w:tc>
@@ -27285,7 +27764,7 @@
                 <w:sz w:val="18"/>
                 <w:szCs w:val="18"/>
               </w:rPr>
-              <w:t xml:space="preserve">📦 Supply Chain Expert</w:t>
+              <w:t xml:space="preserve">Supply Chain Expert</w:t>
             </w:r>
           </w:p>
         </w:tc>
@@ -27327,7 +27806,7 @@
                 <w:sz w:val="18"/>
                 <w:szCs w:val="18"/>
               </w:rPr>
-              <w:t xml:space="preserve">👥 Workforce Expert</w:t>
+              <w:t xml:space="preserve">Workforce Expert</w:t>
             </w:r>
           </w:p>
         </w:tc>
@@ -27369,7 +27848,7 @@
                 <w:sz w:val="18"/>
                 <w:szCs w:val="18"/>
               </w:rPr>
-              <w:t xml:space="preserve">🤖 AI Products Expert</w:t>
+              <w:t xml:space="preserve">AI Products Expert</w:t>
             </w:r>
           </w:p>
         </w:tc>
@@ -27411,7 +27890,7 @@
                 <w:sz w:val="18"/>
                 <w:szCs w:val="18"/>
               </w:rPr>
-              <w:t xml:space="preserve">🏦 Agentic Office of the CFO</w:t>
+              <w:t xml:space="preserve">Agentic Office of the CFO</w:t>
             </w:r>
           </w:p>
         </w:tc>
@@ -27453,7 +27932,7 @@
                 <w:sz w:val="18"/>
                 <w:szCs w:val="18"/>
               </w:rPr>
-              <w:t xml:space="preserve">🏆 Connected Planning Champion</w:t>
+              <w:t xml:space="preserve">Connected Planning Champion</w:t>
             </w:r>
           </w:p>
         </w:tc>
@@ -28680,10 +29159,13 @@
       </w:pPr>
       <w:r>
         <w:rPr>
-          <w:sz w:val="22"/>
-          <w:szCs w:val="22"/>
+          <w:b/>
+          <w:bCs/>
+          <w:color w:val="FF6100"/>
+          <w:sz w:val="18"/>
+          <w:szCs w:val="18"/>
         </w:rPr>
-        <w:t xml:space="preserve">💬  </w:t>
+        <w:t xml:space="preserve">DISCUSS  |  </w:t>
       </w:r>
       <w:r>
         <w:rPr>
@@ -28702,10 +29184,13 @@
       </w:pPr>
       <w:r>
         <w:rPr>
-          <w:sz w:val="22"/>
-          <w:szCs w:val="22"/>
+          <w:b/>
+          <w:bCs/>
+          <w:color w:val="FF6100"/>
+          <w:sz w:val="18"/>
+          <w:szCs w:val="18"/>
         </w:rPr>
-        <w:t xml:space="preserve">💬  </w:t>
+        <w:t xml:space="preserve">DISCUSS  |  </w:t>
       </w:r>
       <w:r>
         <w:rPr>
@@ -28724,10 +29209,13 @@
       </w:pPr>
       <w:r>
         <w:rPr>
-          <w:sz w:val="22"/>
-          <w:szCs w:val="22"/>
+          <w:b/>
+          <w:bCs/>
+          <w:color w:val="FF6100"/>
+          <w:sz w:val="18"/>
+          <w:szCs w:val="18"/>
         </w:rPr>
-        <w:t xml:space="preserve">💬  </w:t>
+        <w:t xml:space="preserve">DISCUSS  |  </w:t>
       </w:r>
       <w:r>
         <w:rPr>
@@ -28746,10 +29234,13 @@
       </w:pPr>
       <w:r>
         <w:rPr>
-          <w:sz w:val="22"/>
-          <w:szCs w:val="22"/>
+          <w:b/>
+          <w:bCs/>
+          <w:color w:val="FF6100"/>
+          <w:sz w:val="18"/>
+          <w:szCs w:val="18"/>
         </w:rPr>
-        <w:t xml:space="preserve">💬  </w:t>
+        <w:t xml:space="preserve">DISCUSS  |  </w:t>
       </w:r>
       <w:r>
         <w:rPr>
@@ -28771,10 +29262,20 @@
           <w:b/>
           <w:bCs/>
           <w:color w:val="0A2F46"/>
+          <w:sz w:val="18"/>
+          <w:szCs w:val="18"/>
+        </w:rPr>
+        <w:t xml:space="preserve">WORKSHOP INPUT  |  </w:t>
+      </w:r>
+      <w:r>
+        <w:rPr>
+          <w:b/>
+          <w:bCs/>
+          <w:color w:val="0A2F46"/>
           <w:sz w:val="22"/>
           <w:szCs w:val="22"/>
         </w:rPr>
-        <w:t xml:space="preserve">✏️  Workshop Input — Achievement Definitions</w:t>
+        <w:t xml:space="preserve">Achievement Definitions</w:t>
       </w:r>
     </w:p>
     <w:tbl>
@@ -29717,10 +30218,13 @@
       </w:pPr>
       <w:r>
         <w:rPr>
-          <w:sz w:val="22"/>
-          <w:szCs w:val="22"/>
+          <w:b/>
+          <w:bCs/>
+          <w:color w:val="FF6100"/>
+          <w:sz w:val="18"/>
+          <w:szCs w:val="18"/>
         </w:rPr>
-        <w:t xml:space="preserve">💬  </w:t>
+        <w:t xml:space="preserve">DISCUSS  |  </w:t>
       </w:r>
       <w:r>
         <w:rPr>
@@ -29739,10 +30243,13 @@
       </w:pPr>
       <w:r>
         <w:rPr>
-          <w:sz w:val="22"/>
-          <w:szCs w:val="22"/>
+          <w:b/>
+          <w:bCs/>
+          <w:color w:val="FF6100"/>
+          <w:sz w:val="18"/>
+          <w:szCs w:val="18"/>
         </w:rPr>
-        <w:t xml:space="preserve">💬  </w:t>
+        <w:t xml:space="preserve">DISCUSS  |  </w:t>
       </w:r>
       <w:r>
         <w:rPr>
@@ -29761,10 +30268,13 @@
       </w:pPr>
       <w:r>
         <w:rPr>
-          <w:sz w:val="22"/>
-          <w:szCs w:val="22"/>
+          <w:b/>
+          <w:bCs/>
+          <w:color w:val="FF6100"/>
+          <w:sz w:val="18"/>
+          <w:szCs w:val="18"/>
         </w:rPr>
-        <w:t xml:space="preserve">💬  </w:t>
+        <w:t xml:space="preserve">DISCUSS  |  </w:t>
       </w:r>
       <w:r>
         <w:rPr>
@@ -29783,10 +30293,13 @@
       </w:pPr>
       <w:r>
         <w:rPr>
-          <w:sz w:val="22"/>
-          <w:szCs w:val="22"/>
+          <w:b/>
+          <w:bCs/>
+          <w:color w:val="FF6100"/>
+          <w:sz w:val="18"/>
+          <w:szCs w:val="18"/>
         </w:rPr>
-        <w:t xml:space="preserve">💬  </w:t>
+        <w:t xml:space="preserve">DISCUSS  |  </w:t>
       </w:r>
       <w:r>
         <w:rPr>
@@ -29805,10 +30318,13 @@
       </w:pPr>
       <w:r>
         <w:rPr>
-          <w:sz w:val="22"/>
-          <w:szCs w:val="22"/>
+          <w:b/>
+          <w:bCs/>
+          <w:color w:val="FF6100"/>
+          <w:sz w:val="18"/>
+          <w:szCs w:val="18"/>
         </w:rPr>
-        <w:t xml:space="preserve">💬  </w:t>
+        <w:t xml:space="preserve">DISCUSS  |  </w:t>
       </w:r>
       <w:r>
         <w:rPr>
@@ -29827,10 +30343,13 @@
       </w:pPr>
       <w:r>
         <w:rPr>
-          <w:sz w:val="22"/>
-          <w:szCs w:val="22"/>
+          <w:b/>
+          <w:bCs/>
+          <w:color w:val="FF6100"/>
+          <w:sz w:val="18"/>
+          <w:szCs w:val="18"/>
         </w:rPr>
-        <w:t xml:space="preserve">💬  </w:t>
+        <w:t xml:space="preserve">DISCUSS  |  </w:t>
       </w:r>
       <w:r>
         <w:rPr>
@@ -29849,10 +30368,13 @@
       </w:pPr>
       <w:r>
         <w:rPr>
-          <w:sz w:val="22"/>
-          <w:szCs w:val="22"/>
+          <w:b/>
+          <w:bCs/>
+          <w:color w:val="FF6100"/>
+          <w:sz w:val="18"/>
+          <w:szCs w:val="18"/>
         </w:rPr>
-        <w:t xml:space="preserve">💬  </w:t>
+        <w:t xml:space="preserve">DISCUSS  |  </w:t>
       </w:r>
       <w:r>
         <w:rPr>
@@ -29871,10 +30393,13 @@
       </w:pPr>
       <w:r>
         <w:rPr>
-          <w:sz w:val="22"/>
-          <w:szCs w:val="22"/>
+          <w:b/>
+          <w:bCs/>
+          <w:color w:val="FF6100"/>
+          <w:sz w:val="18"/>
+          <w:szCs w:val="18"/>
         </w:rPr>
-        <w:t xml:space="preserve">💬  </w:t>
+        <w:t xml:space="preserve">DISCUSS  |  </w:t>
       </w:r>
       <w:r>
         <w:rPr>
@@ -32257,10 +32782,13 @@
       </w:pPr>
       <w:r>
         <w:rPr>
-          <w:sz w:val="22"/>
-          <w:szCs w:val="22"/>
+          <w:b/>
+          <w:bCs/>
+          <w:color w:val="FF6100"/>
+          <w:sz w:val="18"/>
+          <w:szCs w:val="18"/>
         </w:rPr>
-        <w:t xml:space="preserve">💬  </w:t>
+        <w:t xml:space="preserve">DISCUSS  |  </w:t>
       </w:r>
       <w:r>
         <w:rPr>
@@ -32282,10 +32810,20 @@
           <w:b/>
           <w:bCs/>
           <w:color w:val="0A2F46"/>
+          <w:sz w:val="18"/>
+          <w:szCs w:val="18"/>
+        </w:rPr>
+        <w:t xml:space="preserve">WORKSHOP INPUT  |  </w:t>
+      </w:r>
+      <w:r>
+        <w:rPr>
+          <w:b/>
+          <w:bCs/>
+          <w:color w:val="0A2F46"/>
           <w:sz w:val="22"/>
           <w:szCs w:val="22"/>
         </w:rPr>
-        <w:t xml:space="preserve">✏️  Workshop Input — Prioritization Criteria</w:t>
+        <w:t xml:space="preserve">Prioritization Criteria</w:t>
       </w:r>
     </w:p>
     <w:tbl>
@@ -32949,10 +33487,20 @@
           <w:b/>
           <w:bCs/>
           <w:color w:val="0A2F46"/>
+          <w:sz w:val="18"/>
+          <w:szCs w:val="18"/>
+        </w:rPr>
+        <w:t xml:space="preserve">WORKSHOP INPUT  |  </w:t>
+      </w:r>
+      <w:r>
+        <w:rPr>
+          <w:b/>
+          <w:bCs/>
+          <w:color w:val="0A2F46"/>
           <w:sz w:val="22"/>
           <w:szCs w:val="22"/>
         </w:rPr>
-        <w:t xml:space="preserve">✏️  Workshop Input — Approval Process</w:t>
+        <w:t xml:space="preserve">Approval Process</w:t>
       </w:r>
     </w:p>
     <w:tbl>
@@ -33639,7 +34187,7 @@
         <w:spacing w:after="120" w:before="320"/>
       </w:pPr>
       <w:r>
-        <w:t xml:space="preserve">📈 Pipeline Growth</w:t>
+        <w:t xml:space="preserve">Pipeline Growth</w:t>
       </w:r>
     </w:p>
     <w:p>
@@ -33723,7 +34271,7 @@
         <w:spacing w:after="120" w:before="320"/>
       </w:pPr>
       <w:r>
-        <w:t xml:space="preserve">🎓 Technical Expertise</w:t>
+        <w:t xml:space="preserve">Technical Expertise</w:t>
       </w:r>
     </w:p>
     <w:p>
@@ -33807,7 +34355,7 @@
         <w:spacing w:after="120" w:before="320"/>
       </w:pPr>
       <w:r>
-        <w:t xml:space="preserve">⭐ Delivery Excellence</w:t>
+        <w:t xml:space="preserve">Delivery Excellence</w:t>
       </w:r>
     </w:p>
     <w:p>
@@ -33894,10 +34442,20 @@
           <w:b/>
           <w:bCs/>
           <w:color w:val="0A2F46"/>
+          <w:sz w:val="18"/>
+          <w:szCs w:val="18"/>
+        </w:rPr>
+        <w:t xml:space="preserve">WORKSHOP INPUT  |  </w:t>
+      </w:r>
+      <w:r>
+        <w:rPr>
+          <w:b/>
+          <w:bCs/>
+          <w:color w:val="0A2F46"/>
           <w:sz w:val="22"/>
           <w:szCs w:val="22"/>
         </w:rPr>
-        <w:t xml:space="preserve">✏️  Workshop Input — KPIs</w:t>
+        <w:t xml:space="preserve">KPIs</w:t>
       </w:r>
     </w:p>
     <w:tbl>
@@ -35084,10 +35642,13 @@
       </w:pPr>
       <w:r>
         <w:rPr>
-          <w:sz w:val="22"/>
-          <w:szCs w:val="22"/>
+          <w:b/>
+          <w:bCs/>
+          <w:color w:val="FF6100"/>
+          <w:sz w:val="18"/>
+          <w:szCs w:val="18"/>
         </w:rPr>
-        <w:t xml:space="preserve">💬  </w:t>
+        <w:t xml:space="preserve">DISCUSS  |  </w:t>
       </w:r>
       <w:r>
         <w:rPr>
@@ -35157,10 +35718,13 @@
       </w:pPr>
       <w:r>
         <w:rPr>
-          <w:sz w:val="22"/>
-          <w:szCs w:val="22"/>
+          <w:b/>
+          <w:bCs/>
+          <w:color w:val="FF6100"/>
+          <w:sz w:val="18"/>
+          <w:szCs w:val="18"/>
         </w:rPr>
-        <w:t xml:space="preserve">💬  </w:t>
+        <w:t xml:space="preserve">DISCUSS  |  </w:t>
       </w:r>
       <w:r>
         <w:rPr>
@@ -35230,10 +35794,13 @@
       </w:pPr>
       <w:r>
         <w:rPr>
-          <w:sz w:val="22"/>
-          <w:szCs w:val="22"/>
+          <w:b/>
+          <w:bCs/>
+          <w:color w:val="FF6100"/>
+          <w:sz w:val="18"/>
+          <w:szCs w:val="18"/>
         </w:rPr>
-        <w:t xml:space="preserve">💬  </w:t>
+        <w:t xml:space="preserve">DISCUSS  |  </w:t>
       </w:r>
       <w:r>
         <w:rPr>
@@ -35303,10 +35870,13 @@
       </w:pPr>
       <w:r>
         <w:rPr>
-          <w:sz w:val="22"/>
-          <w:szCs w:val="22"/>
+          <w:b/>
+          <w:bCs/>
+          <w:color w:val="FF6100"/>
+          <w:sz w:val="18"/>
+          <w:szCs w:val="18"/>
         </w:rPr>
-        <w:t xml:space="preserve">💬  </w:t>
+        <w:t xml:space="preserve">DISCUSS  |  </w:t>
       </w:r>
       <w:r>
         <w:rPr>
@@ -35376,10 +35946,13 @@
       </w:pPr>
       <w:r>
         <w:rPr>
-          <w:sz w:val="22"/>
-          <w:szCs w:val="22"/>
+          <w:b/>
+          <w:bCs/>
+          <w:color w:val="FF6100"/>
+          <w:sz w:val="18"/>
+          <w:szCs w:val="18"/>
         </w:rPr>
-        <w:t xml:space="preserve">💬  </w:t>
+        <w:t xml:space="preserve">DISCUSS  |  </w:t>
       </w:r>
       <w:r>
         <w:rPr>
@@ -35449,10 +36022,13 @@
       </w:pPr>
       <w:r>
         <w:rPr>
-          <w:sz w:val="22"/>
-          <w:szCs w:val="22"/>
+          <w:b/>
+          <w:bCs/>
+          <w:color w:val="FF6100"/>
+          <w:sz w:val="18"/>
+          <w:szCs w:val="18"/>
         </w:rPr>
-        <w:t xml:space="preserve">💬  </w:t>
+        <w:t xml:space="preserve">DISCUSS  |  </w:t>
       </w:r>
       <w:r>
         <w:rPr>
@@ -35522,10 +36098,13 @@
       </w:pPr>
       <w:r>
         <w:rPr>
-          <w:sz w:val="22"/>
-          <w:szCs w:val="22"/>
+          <w:b/>
+          <w:bCs/>
+          <w:color w:val="FF6100"/>
+          <w:sz w:val="18"/>
+          <w:szCs w:val="18"/>
         </w:rPr>
-        <w:t xml:space="preserve">💬  </w:t>
+        <w:t xml:space="preserve">DISCUSS  |  </w:t>
       </w:r>
       <w:r>
         <w:rPr>
@@ -35595,10 +36174,13 @@
       </w:pPr>
       <w:r>
         <w:rPr>
-          <w:sz w:val="22"/>
-          <w:szCs w:val="22"/>
+          <w:b/>
+          <w:bCs/>
+          <w:color w:val="FF6100"/>
+          <w:sz w:val="18"/>
+          <w:szCs w:val="18"/>
         </w:rPr>
-        <w:t xml:space="preserve">💬  </w:t>
+        <w:t xml:space="preserve">DISCUSS  |  </w:t>
       </w:r>
       <w:r>
         <w:rPr>
@@ -35650,10 +36232,20 @@
           <w:b/>
           <w:bCs/>
           <w:color w:val="0A2F46"/>
+          <w:sz w:val="18"/>
+          <w:szCs w:val="18"/>
+        </w:rPr>
+        <w:t xml:space="preserve">WORKSHOP INPUT  |  </w:t>
+      </w:r>
+      <w:r>
+        <w:rPr>
+          <w:b/>
+          <w:bCs/>
+          <w:color w:val="0A2F46"/>
           <w:sz w:val="22"/>
           <w:szCs w:val="22"/>
         </w:rPr>
-        <w:t xml:space="preserve">✏️  Workshop Input — Additional Scenarios</w:t>
+        <w:t xml:space="preserve">Additional Scenarios</w:t>
       </w:r>
     </w:p>
     <w:tbl>
@@ -36145,7 +36737,7 @@
           <w:sz w:val="22"/>
           <w:szCs w:val="22"/>
         </w:rPr>
-        <w:t xml:space="preserve">⏱ Time: 15–20 minutes (5 min individual, 10–15 min group discussion)</w:t>
+        <w:t xml:space="preserve">Time: 15–20 minutes (5 min individual, 10–15 min group discussion)</w:t>
       </w:r>
     </w:p>
     <w:p>
@@ -36370,7 +36962,7 @@
                 <w:sz w:val="18"/>
                 <w:szCs w:val="18"/>
               </w:rPr>
-              <w:t xml:space="preserve">✅  DO FIRST
+              <w:t xml:space="preserve">DO FIRST
 (Quick wins with high return)</w:t>
             </w:r>
           </w:p>
@@ -36391,7 +36983,7 @@
                 <w:sz w:val="18"/>
                 <w:szCs w:val="18"/>
               </w:rPr>
-              <w:t xml:space="preserve">📋  PLAN &amp; INVEST
+              <w:t xml:space="preserve">PLAN &amp; INVEST
 (Worth it but needs resources &amp; time)</w:t>
             </w:r>
           </w:p>
@@ -36434,7 +37026,7 @@
                 <w:sz w:val="18"/>
                 <w:szCs w:val="18"/>
               </w:rPr>
-              <w:t xml:space="preserve">🔄  FILL IN LATER
+              <w:t xml:space="preserve">FILL IN LATER
 (Easy but not urgent)</w:t>
             </w:r>
           </w:p>
@@ -36455,7 +37047,7 @@
                 <w:sz w:val="18"/>
                 <w:szCs w:val="18"/>
               </w:rPr>
-              <w:t xml:space="preserve">⛔  DEPRIORITIZE
+              <w:t xml:space="preserve">DEPRIORITIZE
 (Hard and low return — skip for now)</w:t>
             </w:r>
           </w:p>
@@ -36555,10 +37147,20 @@
           <w:b/>
           <w:bCs/>
           <w:color w:val="0A2F46"/>
+          <w:sz w:val="18"/>
+          <w:szCs w:val="18"/>
+        </w:rPr>
+        <w:t xml:space="preserve">WORKSHOP INPUT  |  </w:t>
+      </w:r>
+      <w:r>
+        <w:rPr>
+          <w:b/>
+          <w:bCs/>
+          <w:color w:val="0A2F46"/>
           <w:sz w:val="22"/>
           <w:szCs w:val="22"/>
         </w:rPr>
-        <w:t xml:space="preserve">✏️  Captured Quadrant — Journeys</w:t>
+        <w:t xml:space="preserve">Captured Quadrant — Journeys</w:t>
       </w:r>
     </w:p>
     <w:tbl>
@@ -36910,10 +37512,20 @@
           <w:b/>
           <w:bCs/>
           <w:color w:val="0A2F46"/>
+          <w:sz w:val="18"/>
+          <w:szCs w:val="18"/>
+        </w:rPr>
+        <w:t xml:space="preserve">WORKSHOP INPUT  |  </w:t>
+      </w:r>
+      <w:r>
+        <w:rPr>
+          <w:b/>
+          <w:bCs/>
+          <w:color w:val="0A2F46"/>
           <w:sz w:val="22"/>
           <w:szCs w:val="22"/>
         </w:rPr>
-        <w:t xml:space="preserve">✏️  Captured Quadrant — Content Gaps</w:t>
+        <w:t xml:space="preserve">Captured Quadrant — Content Gaps</w:t>
       </w:r>
     </w:p>
     <w:tbl>
@@ -37265,10 +37877,20 @@
           <w:b/>
           <w:bCs/>
           <w:color w:val="0A2F46"/>
+          <w:sz w:val="18"/>
+          <w:szCs w:val="18"/>
+        </w:rPr>
+        <w:t xml:space="preserve">WORKSHOP INPUT  |  </w:t>
+      </w:r>
+      <w:r>
+        <w:rPr>
+          <w:b/>
+          <w:bCs/>
+          <w:color w:val="0A2F46"/>
           <w:sz w:val="22"/>
           <w:szCs w:val="22"/>
         </w:rPr>
-        <w:t xml:space="preserve">✏️  Captured Quadrant — Achievements</w:t>
+        <w:t xml:space="preserve">Captured Quadrant — Achievements</w:t>
       </w:r>
     </w:p>
     <w:tbl>
@@ -37629,7 +38251,7 @@
           <w:sz w:val="22"/>
           <w:szCs w:val="22"/>
         </w:rPr>
-        <w:t xml:space="preserve">⏱ Time: 5–10 minutes</w:t>
+        <w:t xml:space="preserve">Time: 5–10 minutes</w:t>
       </w:r>
     </w:p>
     <w:p>
@@ -37666,7 +38288,7 @@
           <w:sz w:val="22"/>
           <w:szCs w:val="22"/>
         </w:rPr>
-        <w:t xml:space="preserve">Post the full list of items on the wall or screen (e.g., all 8 roles, all proposed journeys, all content gaps).</w:t>
+        <w:t xml:space="preserve">Post the full list of items on the wall or screen (e.g., all 14 roles, all proposed journeys, all content gaps).</w:t>
       </w:r>
     </w:p>
     <w:p>
@@ -37810,10 +38432,20 @@
           <w:b/>
           <w:bCs/>
           <w:color w:val="0A2F46"/>
+          <w:sz w:val="18"/>
+          <w:szCs w:val="18"/>
+        </w:rPr>
+        <w:t xml:space="preserve">WORKSHOP INPUT  |  </w:t>
+      </w:r>
+      <w:r>
+        <w:rPr>
+          <w:b/>
+          <w:bCs/>
+          <w:color w:val="0A2F46"/>
           <w:sz w:val="22"/>
           <w:szCs w:val="22"/>
         </w:rPr>
-        <w:t xml:space="preserve">✏️  Dot Voting Results</w:t>
+        <w:t xml:space="preserve">Dot Voting Results</w:t>
       </w:r>
     </w:p>
     <w:tbl>
@@ -38422,7 +39054,7 @@
           <w:sz w:val="22"/>
           <w:szCs w:val="22"/>
         </w:rPr>
-        <w:t xml:space="preserve">⏱ Time: 15 minutes (pick 1–2 personas)</w:t>
+        <w:t xml:space="preserve">Time: 15 minutes (pick 1–2 personas)</w:t>
       </w:r>
     </w:p>
     <w:p>
@@ -38459,7 +39091,7 @@
           <w:sz w:val="22"/>
           <w:szCs w:val="22"/>
         </w:rPr>
-        <w:t xml:space="preserve">Select one of the 8 roles (e.g., a brand-new Sales resource at a partner who has never sold Anaplan).</w:t>
+        <w:t xml:space="preserve">Select one of the 14 roles (e.g., a brand-new Sales resource at a partner who has never sold Anaplan, or a Data Architect joining their first Polaris engagement).</w:t>
       </w:r>
     </w:p>
     <w:p>
@@ -38723,10 +39355,20 @@
           <w:b/>
           <w:bCs/>
           <w:color w:val="0A2F46"/>
+          <w:sz w:val="18"/>
+          <w:szCs w:val="18"/>
+        </w:rPr>
+        <w:t xml:space="preserve">WORKSHOP INPUT  |  </w:t>
+      </w:r>
+      <w:r>
+        <w:rPr>
+          <w:b/>
+          <w:bCs/>
+          <w:color w:val="0A2F46"/>
           <w:sz w:val="22"/>
           <w:szCs w:val="22"/>
         </w:rPr>
-        <w:t xml:space="preserve">✏️  Empathy Map Capture</w:t>
+        <w:t xml:space="preserve">Empathy Map Capture</w:t>
       </w:r>
     </w:p>
     <w:tbl>
@@ -39087,7 +39729,7 @@
           <w:sz w:val="22"/>
           <w:szCs w:val="22"/>
         </w:rPr>
-        <w:t xml:space="preserve">⏱ Time: 15–20 minutes</w:t>
+        <w:t xml:space="preserve">Time: 15–20 minutes</w:t>
       </w:r>
     </w:p>
     <w:p>
@@ -39197,10 +39839,13 @@
       </w:pPr>
       <w:r>
         <w:rPr>
-          <w:sz w:val="22"/>
-          <w:szCs w:val="22"/>
+          <w:b/>
+          <w:bCs/>
+          <w:color w:val="FF6100"/>
+          <w:sz w:val="18"/>
+          <w:szCs w:val="18"/>
         </w:rPr>
-        <w:t xml:space="preserve">💬  </w:t>
+        <w:t xml:space="preserve">DISCUSS  |  </w:t>
       </w:r>
       <w:r>
         <w:rPr>
@@ -39261,7 +39906,7 @@
           <w:sz w:val="22"/>
           <w:szCs w:val="22"/>
         </w:rPr>
-        <w:t xml:space="preserve">⏱ Time: 10 minutes</w:t>
+        <w:t xml:space="preserve">Time: 10 minutes</w:t>
       </w:r>
     </w:p>
     <w:p>
@@ -39316,7 +39961,7 @@
           <w:sz w:val="22"/>
           <w:szCs w:val="22"/>
         </w:rPr>
-        <w:t xml:space="preserve">🌹 Rose — </w:t>
+        <w:t xml:space="preserve">Rose — </w:t>
       </w:r>
       <w:r>
         <w:rPr>
@@ -39341,7 +39986,7 @@
           <w:sz w:val="22"/>
           <w:szCs w:val="22"/>
         </w:rPr>
-        <w:t xml:space="preserve">🥀 Thorn — </w:t>
+        <w:t xml:space="preserve">Thorn — </w:t>
       </w:r>
       <w:r>
         <w:rPr>
@@ -39366,7 +40011,7 @@
           <w:sz w:val="22"/>
           <w:szCs w:val="22"/>
         </w:rPr>
-        <w:t xml:space="preserve">🌱 Bud — </w:t>
+        <w:t xml:space="preserve">Bud — </w:t>
       </w:r>
       <w:r>
         <w:rPr>
@@ -39401,10 +40046,20 @@
           <w:b/>
           <w:bCs/>
           <w:color w:val="0A2F46"/>
+          <w:sz w:val="18"/>
+          <w:szCs w:val="18"/>
+        </w:rPr>
+        <w:t xml:space="preserve">WORKSHOP INPUT  |  </w:t>
+      </w:r>
+      <w:r>
+        <w:rPr>
+          <w:b/>
+          <w:bCs/>
+          <w:color w:val="0A2F46"/>
           <w:sz w:val="22"/>
           <w:szCs w:val="22"/>
         </w:rPr>
-        <w:t xml:space="preserve">✏️  Rose / Thorn / Bud — Themes</w:t>
+        <w:t xml:space="preserve">Rose / Thorn / Bud — Themes</w:t>
       </w:r>
     </w:p>
     <w:tbl>
@@ -40034,7 +40689,7 @@
           <w:sz w:val="22"/>
           <w:szCs w:val="22"/>
         </w:rPr>
-        <w:t xml:space="preserve">⏱ Time: 10 minutes</w:t>
+        <w:t xml:space="preserve">Time: 10 minutes</w:t>
       </w:r>
     </w:p>
     <w:p>
@@ -40115,10 +40770,20 @@
           <w:b/>
           <w:bCs/>
           <w:color w:val="0A2F46"/>
+          <w:sz w:val="18"/>
+          <w:szCs w:val="18"/>
+        </w:rPr>
+        <w:t xml:space="preserve">WORKSHOP INPUT  |  </w:t>
+      </w:r>
+      <w:r>
+        <w:rPr>
+          <w:b/>
+          <w:bCs/>
+          <w:color w:val="0A2F46"/>
           <w:sz w:val="22"/>
           <w:szCs w:val="22"/>
         </w:rPr>
-        <w:t xml:space="preserve">✏️  "How Might We" Statements</w:t>
+        <w:t xml:space="preserve">"How Might We" Statements</w:t>
       </w:r>
     </w:p>
     <w:tbl>
@@ -40541,7 +41206,7 @@
           <w:sz w:val="22"/>
           <w:szCs w:val="22"/>
         </w:rPr>
-        <w:t xml:space="preserve">⏱ Time: 20 minutes</w:t>
+        <w:t xml:space="preserve">Time: 20 minutes</w:t>
       </w:r>
     </w:p>
     <w:p>
@@ -40724,10 +41389,20 @@
           <w:b/>
           <w:bCs/>
           <w:color w:val="0A2F46"/>
+          <w:sz w:val="18"/>
+          <w:szCs w:val="18"/>
+        </w:rPr>
+        <w:t xml:space="preserve">WORKSHOP INPUT  |  </w:t>
+      </w:r>
+      <w:r>
+        <w:rPr>
+          <w:b/>
+          <w:bCs/>
+          <w:color w:val="0A2F46"/>
           <w:sz w:val="22"/>
           <w:szCs w:val="22"/>
         </w:rPr>
-        <w:t xml:space="preserve">✏️  Lightning Jam — Decisions Made</w:t>
+        <w:t xml:space="preserve">Lightning Jam — Decisions Made</w:t>
       </w:r>
     </w:p>
     <w:tbl>
@@ -41196,7 +41871,7 @@
           <w:sz w:val="22"/>
           <w:szCs w:val="22"/>
         </w:rPr>
-        <w:t xml:space="preserve">⏱ Time: 5 minutes at the START of the workshop, 5 minutes at the END</w:t>
+        <w:t xml:space="preserve">Time: 5 minutes at the START of the workshop, 5 minutes at the END</w:t>
       </w:r>
     </w:p>
     <w:p>
@@ -42505,10 +43180,13 @@
       </w:pPr>
       <w:r>
         <w:rPr>
-          <w:sz w:val="22"/>
-          <w:szCs w:val="22"/>
+          <w:b/>
+          <w:bCs/>
+          <w:color w:val="FF6100"/>
+          <w:sz w:val="18"/>
+          <w:szCs w:val="18"/>
         </w:rPr>
-        <w:t xml:space="preserve">💬  </w:t>
+        <w:t xml:space="preserve">DISCUSS  |  </w:t>
       </w:r>
       <w:r>
         <w:rPr>
@@ -42551,36 +43229,11 @@
           <w:b/>
           <w:bCs/>
           <w:color w:val="0A2F46"/>
-          <w:sz w:val="22"/>
-          <w:szCs w:val="22"/>
+          <w:sz w:val="18"/>
+          <w:szCs w:val="18"/>
         </w:rPr>
-        <w:t xml:space="preserve">✏️  "The most important thing I learned today was…"</w:t>
-      </w:r>
-    </w:p>
-    <w:p>
-      <w:r>
-        <w:rPr>
-          <w:color w:val="CCCCCC"/>
-          <w:sz w:val="20"/>
-          <w:szCs w:val="20"/>
-        </w:rPr>
-        <w:t xml:space="preserve">_______________________________________________________________________________</w:t>
-      </w:r>
-    </w:p>
-    <w:p>
-      <w:r>
-        <w:rPr>
-          <w:color w:val="CCCCCC"/>
-          <w:sz w:val="20"/>
-          <w:szCs w:val="20"/>
-        </w:rPr>
-        <w:t xml:space="preserve">_______________________________________________________________________________</w:t>
-      </w:r>
-    </w:p>
-    <w:p>
-      <w:pPr>
-        <w:spacing w:after="60" w:before="140"/>
-      </w:pPr>
+        <w:t xml:space="preserve">WORKSHOP INPUT  |  </w:t>
+      </w:r>
       <w:r>
         <w:rPr>
           <w:b/>
@@ -42589,7 +43242,7 @@
           <w:sz w:val="22"/>
           <w:szCs w:val="22"/>
         </w:rPr>
-        <w:t xml:space="preserve">✏️  "The thing I'm still uncertain about is…"</w:t>
+        <w:t xml:space="preserve">"The most important thing I learned today was…"</w:t>
       </w:r>
     </w:p>
     <w:p>
@@ -42616,6 +43269,16 @@
       <w:pPr>
         <w:spacing w:after="60" w:before="140"/>
       </w:pPr>
+      <w:r>
+        <w:rPr>
+          <w:b/>
+          <w:bCs/>
+          <w:color w:val="0A2F46"/>
+          <w:sz w:val="18"/>
+          <w:szCs w:val="18"/>
+        </w:rPr>
+        <w:t xml:space="preserve">WORKSHOP INPUT  |  </w:t>
+      </w:r>
       <w:r>
         <w:rPr>
           <w:b/>
@@ -42624,7 +43287,52 @@
           <w:sz w:val="22"/>
           <w:szCs w:val="22"/>
         </w:rPr>
-        <w:t xml:space="preserve">✏️  "The one thing I will do differently starting next week is…"</w:t>
+        <w:t xml:space="preserve">"The thing I'm still uncertain about is…"</w:t>
+      </w:r>
+    </w:p>
+    <w:p>
+      <w:r>
+        <w:rPr>
+          <w:color w:val="CCCCCC"/>
+          <w:sz w:val="20"/>
+          <w:szCs w:val="20"/>
+        </w:rPr>
+        <w:t xml:space="preserve">_______________________________________________________________________________</w:t>
+      </w:r>
+    </w:p>
+    <w:p>
+      <w:r>
+        <w:rPr>
+          <w:color w:val="CCCCCC"/>
+          <w:sz w:val="20"/>
+          <w:szCs w:val="20"/>
+        </w:rPr>
+        <w:t xml:space="preserve">_______________________________________________________________________________</w:t>
+      </w:r>
+    </w:p>
+    <w:p>
+      <w:pPr>
+        <w:spacing w:after="60" w:before="140"/>
+      </w:pPr>
+      <w:r>
+        <w:rPr>
+          <w:b/>
+          <w:bCs/>
+          <w:color w:val="0A2F46"/>
+          <w:sz w:val="18"/>
+          <w:szCs w:val="18"/>
+        </w:rPr>
+        <w:t xml:space="preserve">WORKSHOP INPUT  |  </w:t>
+      </w:r>
+      <w:r>
+        <w:rPr>
+          <w:b/>
+          <w:bCs/>
+          <w:color w:val="0A2F46"/>
+          <w:sz w:val="22"/>
+          <w:szCs w:val="22"/>
+        </w:rPr>
+        <w:t xml:space="preserve">"The one thing I will do differently starting next week is…"</w:t>
       </w:r>
     </w:p>
     <w:p>
@@ -43586,7 +44294,7 @@
           <w:sz w:val="22"/>
           <w:szCs w:val="22"/>
         </w:rPr>
-        <w:t xml:space="preserve">⏱ 30 minutes</w:t>
+        <w:t xml:space="preserve">Time: 30 minutes</w:t>
       </w:r>
     </w:p>
     <w:p>
@@ -43749,10 +44457,20 @@
           <w:b/>
           <w:bCs/>
           <w:color w:val="0A2F46"/>
+          <w:sz w:val="18"/>
+          <w:szCs w:val="18"/>
+        </w:rPr>
+        <w:t xml:space="preserve">WORKSHOP INPUT  |  </w:t>
+      </w:r>
+      <w:r>
+        <w:rPr>
+          <w:b/>
+          <w:bCs/>
+          <w:color w:val="0A2F46"/>
           <w:sz w:val="22"/>
           <w:szCs w:val="22"/>
         </w:rPr>
-        <w:t xml:space="preserve">✏️  Session 1 — Commitments</w:t>
+        <w:t xml:space="preserve">Session 1 — Commitments</w:t>
       </w:r>
     </w:p>
     <w:tbl>
@@ -44218,7 +44936,7 @@
           <w:sz w:val="22"/>
           <w:szCs w:val="22"/>
         </w:rPr>
-        <w:t xml:space="preserve">⏱ 30 minutes</w:t>
+        <w:t xml:space="preserve">Time: 30 minutes</w:t>
       </w:r>
     </w:p>
     <w:p>
@@ -44381,10 +45099,20 @@
           <w:b/>
           <w:bCs/>
           <w:color w:val="0A2F46"/>
+          <w:sz w:val="18"/>
+          <w:szCs w:val="18"/>
+        </w:rPr>
+        <w:t xml:space="preserve">WORKSHOP INPUT  |  </w:t>
+      </w:r>
+      <w:r>
+        <w:rPr>
+          <w:b/>
+          <w:bCs/>
+          <w:color w:val="0A2F46"/>
           <w:sz w:val="22"/>
           <w:szCs w:val="22"/>
         </w:rPr>
-        <w:t xml:space="preserve">✏️  Session 2 — Commitments</w:t>
+        <w:t xml:space="preserve">Session 2 — Commitments</w:t>
       </w:r>
     </w:p>
     <w:tbl>
@@ -44850,7 +45578,7 @@
           <w:sz w:val="22"/>
           <w:szCs w:val="22"/>
         </w:rPr>
-        <w:t xml:space="preserve">⏱ 30 minutes</w:t>
+        <w:t xml:space="preserve">Time: 30 minutes</w:t>
       </w:r>
     </w:p>
     <w:p>
@@ -45013,10 +45741,20 @@
           <w:b/>
           <w:bCs/>
           <w:color w:val="0A2F46"/>
+          <w:sz w:val="18"/>
+          <w:szCs w:val="18"/>
+        </w:rPr>
+        <w:t xml:space="preserve">WORKSHOP INPUT  |  </w:t>
+      </w:r>
+      <w:r>
+        <w:rPr>
+          <w:b/>
+          <w:bCs/>
+          <w:color w:val="0A2F46"/>
           <w:sz w:val="22"/>
           <w:szCs w:val="22"/>
         </w:rPr>
-        <w:t xml:space="preserve">✏️  Session 3 — Commitments</w:t>
+        <w:t xml:space="preserve">Session 3 — Commitments</w:t>
       </w:r>
     </w:p>
     <w:tbl>
@@ -45482,7 +46220,7 @@
           <w:sz w:val="22"/>
           <w:szCs w:val="22"/>
         </w:rPr>
-        <w:t xml:space="preserve">⏱ 30 minutes</w:t>
+        <w:t xml:space="preserve">Time: 30 minutes</w:t>
       </w:r>
     </w:p>
     <w:p>
@@ -45613,10 +46351,20 @@
           <w:b/>
           <w:bCs/>
           <w:color w:val="0A2F46"/>
+          <w:sz w:val="18"/>
+          <w:szCs w:val="18"/>
+        </w:rPr>
+        <w:t xml:space="preserve">WORKSHOP INPUT  |  </w:t>
+      </w:r>
+      <w:r>
+        <w:rPr>
+          <w:b/>
+          <w:bCs/>
+          <w:color w:val="0A2F46"/>
           <w:sz w:val="22"/>
           <w:szCs w:val="22"/>
         </w:rPr>
-        <w:t xml:space="preserve">✏️  Session 4 — Commitments</w:t>
+        <w:t xml:space="preserve">Session 4 — Commitments</w:t>
       </w:r>
     </w:p>
     <w:tbl>
@@ -46082,7 +46830,7 @@
           <w:sz w:val="22"/>
           <w:szCs w:val="22"/>
         </w:rPr>
-        <w:t xml:space="preserve">⏱ 30 minutes</w:t>
+        <w:t xml:space="preserve">Time: 30 minutes</w:t>
       </w:r>
     </w:p>
     <w:p>
@@ -46213,10 +46961,20 @@
           <w:b/>
           <w:bCs/>
           <w:color w:val="0A2F46"/>
+          <w:sz w:val="18"/>
+          <w:szCs w:val="18"/>
+        </w:rPr>
+        <w:t xml:space="preserve">WORKSHOP INPUT  |  </w:t>
+      </w:r>
+      <w:r>
+        <w:rPr>
+          <w:b/>
+          <w:bCs/>
+          <w:color w:val="0A2F46"/>
           <w:sz w:val="22"/>
           <w:szCs w:val="22"/>
         </w:rPr>
-        <w:t xml:space="preserve">✏️  Session 5 — Commitments</w:t>
+        <w:t xml:space="preserve">Session 5 — Commitments</w:t>
       </w:r>
     </w:p>
     <w:tbl>
@@ -46682,7 +47440,7 @@
           <w:sz w:val="22"/>
           <w:szCs w:val="22"/>
         </w:rPr>
-        <w:t xml:space="preserve">⏱ 30 minutes</w:t>
+        <w:t xml:space="preserve">Time: 30 minutes</w:t>
       </w:r>
     </w:p>
     <w:p>
@@ -46813,10 +47571,20 @@
           <w:b/>
           <w:bCs/>
           <w:color w:val="0A2F46"/>
+          <w:sz w:val="18"/>
+          <w:szCs w:val="18"/>
+        </w:rPr>
+        <w:t xml:space="preserve">WORKSHOP INPUT  |  </w:t>
+      </w:r>
+      <w:r>
+        <w:rPr>
+          <w:b/>
+          <w:bCs/>
+          <w:color w:val="0A2F46"/>
           <w:sz w:val="22"/>
           <w:szCs w:val="22"/>
         </w:rPr>
-        <w:t xml:space="preserve">✏️  Session 6 — Commitments</w:t>
+        <w:t xml:space="preserve">Session 6 — Commitments</w:t>
       </w:r>
     </w:p>
     <w:tbl>
@@ -47282,7 +48050,7 @@
           <w:sz w:val="22"/>
           <w:szCs w:val="22"/>
         </w:rPr>
-        <w:t xml:space="preserve">⏱ 30 minutes</w:t>
+        <w:t xml:space="preserve">Time: 30 minutes</w:t>
       </w:r>
     </w:p>
     <w:p>
@@ -47413,10 +48181,20 @@
           <w:b/>
           <w:bCs/>
           <w:color w:val="0A2F46"/>
+          <w:sz w:val="18"/>
+          <w:szCs w:val="18"/>
+        </w:rPr>
+        <w:t xml:space="preserve">WORKSHOP INPUT  |  </w:t>
+      </w:r>
+      <w:r>
+        <w:rPr>
+          <w:b/>
+          <w:bCs/>
+          <w:color w:val="0A2F46"/>
           <w:sz w:val="22"/>
           <w:szCs w:val="22"/>
         </w:rPr>
-        <w:t xml:space="preserve">✏️  Session 7 — Commitments</w:t>
+        <w:t xml:space="preserve">Session 7 — Commitments</w:t>
       </w:r>
     </w:p>
     <w:tbl>
@@ -51431,10 +52209,13 @@
       </w:pPr>
       <w:r>
         <w:rPr>
-          <w:sz w:val="22"/>
-          <w:szCs w:val="22"/>
+          <w:b/>
+          <w:bCs/>
+          <w:color w:val="FF6100"/>
+          <w:sz w:val="18"/>
+          <w:szCs w:val="18"/>
         </w:rPr>
-        <w:t xml:space="preserve">💬  </w:t>
+        <w:t xml:space="preserve">DISCUSS  |  </w:t>
       </w:r>
       <w:r>
         <w:rPr>
@@ -51453,10 +52234,13 @@
       </w:pPr>
       <w:r>
         <w:rPr>
-          <w:sz w:val="22"/>
-          <w:szCs w:val="22"/>
+          <w:b/>
+          <w:bCs/>
+          <w:color w:val="FF6100"/>
+          <w:sz w:val="18"/>
+          <w:szCs w:val="18"/>
         </w:rPr>
-        <w:t xml:space="preserve">💬  </w:t>
+        <w:t xml:space="preserve">DISCUSS  |  </w:t>
       </w:r>
       <w:r>
         <w:rPr>
@@ -51475,10 +52259,13 @@
       </w:pPr>
       <w:r>
         <w:rPr>
-          <w:sz w:val="22"/>
-          <w:szCs w:val="22"/>
+          <w:b/>
+          <w:bCs/>
+          <w:color w:val="FF6100"/>
+          <w:sz w:val="18"/>
+          <w:szCs w:val="18"/>
         </w:rPr>
-        <w:t xml:space="preserve">💬  </w:t>
+        <w:t xml:space="preserve">DISCUSS  |  </w:t>
       </w:r>
       <w:r>
         <w:rPr>
@@ -51497,10 +52284,13 @@
       </w:pPr>
       <w:r>
         <w:rPr>
-          <w:sz w:val="22"/>
-          <w:szCs w:val="22"/>
+          <w:b/>
+          <w:bCs/>
+          <w:color w:val="FF6100"/>
+          <w:sz w:val="18"/>
+          <w:szCs w:val="18"/>
         </w:rPr>
-        <w:t xml:space="preserve">💬  </w:t>
+        <w:t xml:space="preserve">DISCUSS  |  </w:t>
       </w:r>
       <w:r>
         <w:rPr>
@@ -51519,10 +52309,13 @@
       </w:pPr>
       <w:r>
         <w:rPr>
-          <w:sz w:val="22"/>
-          <w:szCs w:val="22"/>
+          <w:b/>
+          <w:bCs/>
+          <w:color w:val="FF6100"/>
+          <w:sz w:val="18"/>
+          <w:szCs w:val="18"/>
         </w:rPr>
-        <w:t xml:space="preserve">💬  </w:t>
+        <w:t xml:space="preserve">DISCUSS  |  </w:t>
       </w:r>
       <w:r>
         <w:rPr>
@@ -51541,10 +52334,13 @@
       </w:pPr>
       <w:r>
         <w:rPr>
-          <w:sz w:val="22"/>
-          <w:szCs w:val="22"/>
+          <w:b/>
+          <w:bCs/>
+          <w:color w:val="FF6100"/>
+          <w:sz w:val="18"/>
+          <w:szCs w:val="18"/>
         </w:rPr>
-        <w:t xml:space="preserve">💬  </w:t>
+        <w:t xml:space="preserve">DISCUSS  |  </w:t>
       </w:r>
       <w:r>
         <w:rPr>
@@ -51566,10 +52362,20 @@
           <w:b/>
           <w:bCs/>
           <w:color w:val="0A2F46"/>
+          <w:sz w:val="18"/>
+          <w:szCs w:val="18"/>
+        </w:rPr>
+        <w:t xml:space="preserve">WORKSHOP INPUT  |  </w:t>
+      </w:r>
+      <w:r>
+        <w:rPr>
+          <w:b/>
+          <w:bCs/>
+          <w:color w:val="0A2F46"/>
           <w:sz w:val="22"/>
           <w:szCs w:val="22"/>
         </w:rPr>
-        <w:t xml:space="preserve">✏️  Workshop Input — Gap Resolution Process Design</w:t>
+        <w:t xml:space="preserve">Gap Resolution Process Design</w:t>
       </w:r>
     </w:p>
     <w:tbl>
@@ -52335,10 +53141,20 @@
           <w:b/>
           <w:bCs/>
           <w:color w:val="0A2F46"/>
+          <w:sz w:val="18"/>
+          <w:szCs w:val="18"/>
+        </w:rPr>
+        <w:t xml:space="preserve">WORKSHOP INPUT  |  </w:t>
+      </w:r>
+      <w:r>
+        <w:rPr>
+          <w:b/>
+          <w:bCs/>
+          <w:color w:val="0A2F46"/>
           <w:sz w:val="22"/>
           <w:szCs w:val="22"/>
         </w:rPr>
-        <w:t xml:space="preserve">✏️  Workshop Input — Known Gaps to Resolve Immediately</w:t>
+        <w:t xml:space="preserve">Known Gaps to Resolve Immediately</w:t>
       </w:r>
     </w:p>
     <w:tbl>
@@ -53130,10 +53946,20 @@
           <w:b/>
           <w:bCs/>
           <w:color w:val="0A2F46"/>
+          <w:sz w:val="18"/>
+          <w:szCs w:val="18"/>
+        </w:rPr>
+        <w:t xml:space="preserve">WORKSHOP INPUT  |  </w:t>
+      </w:r>
+      <w:r>
+        <w:rPr>
+          <w:b/>
+          <w:bCs/>
+          <w:color w:val="0A2F46"/>
           <w:sz w:val="22"/>
           <w:szCs w:val="22"/>
         </w:rPr>
-        <w:t xml:space="preserve">✏️  Consolidated Timeline</w:t>
+        <w:t xml:space="preserve">Consolidated Timeline</w:t>
       </w:r>
     </w:p>
     <w:tbl>
@@ -54307,10 +55133,20 @@
           <w:b/>
           <w:bCs/>
           <w:color w:val="0A2F46"/>
+          <w:sz w:val="18"/>
+          <w:szCs w:val="18"/>
+        </w:rPr>
+        <w:t xml:space="preserve">WORKSHOP INPUT  |  </w:t>
+      </w:r>
+      <w:r>
+        <w:rPr>
+          <w:b/>
+          <w:bCs/>
+          <w:color w:val="0A2F46"/>
           <w:sz w:val="22"/>
           <w:szCs w:val="22"/>
         </w:rPr>
-        <w:t xml:space="preserve">✏️  Cross-Team Dependencies</w:t>
+        <w:t xml:space="preserve">Cross-Team Dependencies</w:t>
       </w:r>
     </w:p>
     <w:tbl>
@@ -54974,10 +55810,20 @@
           <w:b/>
           <w:bCs/>
           <w:color w:val="0A2F46"/>
+          <w:sz w:val="18"/>
+          <w:szCs w:val="18"/>
+        </w:rPr>
+        <w:t xml:space="preserve">WORKSHOP INPUT  |  </w:t>
+      </w:r>
+      <w:r>
+        <w:rPr>
+          <w:b/>
+          <w:bCs/>
+          <w:color w:val="0A2F46"/>
           <w:sz w:val="22"/>
           <w:szCs w:val="22"/>
         </w:rPr>
-        <w:t xml:space="preserve">✏️  Day 2 — Open Questions</w:t>
+        <w:t xml:space="preserve">Day 2 — Open Questions</w:t>
       </w:r>
     </w:p>
     <w:tbl>
@@ -55728,10 +56574,20 @@
           <w:b/>
           <w:bCs/>
           <w:color w:val="0A2F46"/>
+          <w:sz w:val="18"/>
+          <w:szCs w:val="18"/>
+        </w:rPr>
+        <w:t xml:space="preserve">WORKSHOP INPUT  |  </w:t>
+      </w:r>
+      <w:r>
+        <w:rPr>
+          <w:b/>
+          <w:bCs/>
+          <w:color w:val="0A2F46"/>
           <w:sz w:val="22"/>
           <w:szCs w:val="22"/>
         </w:rPr>
-        <w:t xml:space="preserve">✏️  Workshop Input — Prioritization Matrix</w:t>
+        <w:t xml:space="preserve">Prioritization Matrix</w:t>
       </w:r>
     </w:p>
     <w:tbl>
@@ -56886,10 +57742,20 @@
           <w:b/>
           <w:bCs/>
           <w:color w:val="0A2F46"/>
+          <w:sz w:val="18"/>
+          <w:szCs w:val="18"/>
+        </w:rPr>
+        <w:t xml:space="preserve">WORKSHOP INPUT  |  </w:t>
+      </w:r>
+      <w:r>
+        <w:rPr>
+          <w:b/>
+          <w:bCs/>
+          <w:color w:val="0A2F46"/>
           <w:sz w:val="22"/>
           <w:szCs w:val="22"/>
         </w:rPr>
-        <w:t xml:space="preserve">✏️  Workshop Input — Key Decisions</w:t>
+        <w:t xml:space="preserve">Key Decisions</w:t>
       </w:r>
     </w:p>
     <w:tbl>
@@ -57655,10 +58521,20 @@
           <w:b/>
           <w:bCs/>
           <w:color w:val="0A2F46"/>
+          <w:sz w:val="18"/>
+          <w:szCs w:val="18"/>
+        </w:rPr>
+        <w:t xml:space="preserve">WORKSHOP INPUT  |  </w:t>
+      </w:r>
+      <w:r>
+        <w:rPr>
+          <w:b/>
+          <w:bCs/>
+          <w:color w:val="0A2F46"/>
           <w:sz w:val="22"/>
           <w:szCs w:val="22"/>
         </w:rPr>
-        <w:t xml:space="preserve">✏️  Workshop Input — Action Items</w:t>
+        <w:t xml:space="preserve">Action Items</w:t>
       </w:r>
     </w:p>
     <w:tbl>
@@ -58435,36 +59311,33 @@
       </w:tr>
     </w:tbl>
     <w:sectPr>
-      <w:pgSz w:w="11906" w:h="16838" w:orient="portrait"/>
-      <w:pgMar w:top="1440" w:right="1440" w:bottom="1440" w:left="1440" w:header="708" w:footer="708" w:gutter="0"/>
-      <w:pgNumType/>
+      <w:headerReference w:type="default" r:id="rId16"/>
+      <w:footerReference w:type="default" r:id="rId17"/>
+      <w:headerReference w:type="first" r:id="rId18"/>
+      <w:footerReference w:type="first" r:id="rId19"/>
+      <w:pgSz w:w="12240" w:h="15840"/>
+      <w:pgMar w:top="630" w:right="1440" w:bottom="810" w:left="1440" w:header="432" w:footer="576" w:gutter="0"/>
+      <w:cols w:space="720"/>
+      <w:titlePg/>
       <w:docGrid w:linePitch="360"/>
     </w:sectPr>
   </w:body>
 </w:document>
 </file>
 
-<file path=word/comments.xml><?xml version="1.0" encoding="utf-8"?>
-<w:comments xmlns:cx="http://schemas.microsoft.com/office/drawing/2014/chartex" xmlns:cx1="http://schemas.microsoft.com/office/drawing/2015/9/8/chartex" xmlns:cx2="http://schemas.microsoft.com/office/drawing/2015/10/21/chartex" xmlns:cx3="http://schemas.microsoft.com/office/drawing/2016/5/9/chartex" xmlns:cx4="http://schemas.microsoft.com/office/drawing/2016/5/10/chartex" xmlns:cx5="http://schemas.microsoft.com/office/drawing/2016/5/11/chartex" xmlns:cx6="http://schemas.microsoft.com/office/drawing/2016/5/12/chartex" xmlns:cx7="http://schemas.microsoft.com/office/drawing/2016/5/13/chartex" xmlns:cx8="http://schemas.microsoft.com/office/drawing/2016/5/14/chartex" xmlns:mc="http://schemas.openxmlformats.org/markup-compatibility/2006" xmlns:aink="http://schemas.microsoft.com/office/drawing/2016/ink" xmlns:am3d="http://schemas.microsoft.com/office/drawing/2017/model3d" xmlns:o="urn:schemas-microsoft-com:office:office" xmlns:r="http://schemas.openxmlformats.org/officeDocument/2006/relationships" xmlns:m="http://schemas.openxmlformats.org/officeDocument/2006/math" xmlns:v="urn:schemas-microsoft-com:vml" xmlns:wp14="http://schemas.microsoft.com/office/word/2010/wordprocessingDrawing" xmlns:wp="http://schemas.openxmlformats.org/drawingml/2006/wordprocessingDrawing" xmlns:w10="urn:schemas-microsoft-com:office:word" xmlns:w="http://schemas.openxmlformats.org/wordprocessingml/2006/main" xmlns:w14="http://schemas.microsoft.com/office/word/2010/wordml" xmlns:w15="http://schemas.microsoft.com/office/word/2012/wordml" xmlns:w16cex="http://schemas.microsoft.com/office/word/2018/wordml/cex" xmlns:w16cid="http://schemas.microsoft.com/office/word/2016/wordml/cid" xmlns:w16="http://schemas.microsoft.com/office/word/2018/wordml" xmlns:w16sdtdh="http://schemas.microsoft.com/office/word/2020/wordml/sdtdatahash" xmlns:w16se="http://schemas.microsoft.com/office/word/2015/wordml/symex" xmlns:wpg="http://schemas.microsoft.com/office/word/2010/wordprocessingGroup" xmlns:wpi="http://schemas.microsoft.com/office/word/2010/wordprocessingInk" xmlns:wne="http://schemas.microsoft.com/office/word/2006/wordml" xmlns:wps="http://schemas.microsoft.com/office/word/2010/wordprocessingShape"/>
-</file>
-
 <file path=word/endnotes.xml><?xml version="1.0" encoding="utf-8"?>
-<w:endnotes xmlns:wpc="http://schemas.microsoft.com/office/word/2010/wordprocessingCanvas" xmlns:mc="http://schemas.openxmlformats.org/markup-compatibility/2006" xmlns:o="urn:schemas-microsoft-com:office:office" xmlns:r="http://schemas.openxmlformats.org/officeDocument/2006/relationships" xmlns:m="http://schemas.openxmlformats.org/officeDocument/2006/math" xmlns:v="urn:schemas-microsoft-com:vml" xmlns:wp14="http://schemas.microsoft.com/office/word/2010/wordprocessingDrawing" xmlns:wp="http://schemas.openxmlformats.org/drawingml/2006/wordprocessingDrawing" xmlns:w10="urn:schemas-microsoft-com:office:word" xmlns:w="http://schemas.openxmlformats.org/wordprocessingml/2006/main" xmlns:w14="http://schemas.microsoft.com/office/word/2010/wordml" xmlns:w15="http://schemas.microsoft.com/office/word/2012/wordml" xmlns:wpg="http://schemas.microsoft.com/office/word/2010/wordprocessingGroup" xmlns:wpi="http://schemas.microsoft.com/office/word/2010/wordprocessingInk" xmlns:wne="http://schemas.microsoft.com/office/word/2006/wordml" xmlns:wps="http://schemas.microsoft.com/office/word/2010/wordprocessingShape" mc:Ignorable="w14 w15 wp14">
+<w:endnotes xmlns:wpc="http://schemas.microsoft.com/office/word/2010/wordprocessingCanvas" xmlns:cx="http://schemas.microsoft.com/office/drawing/2014/chartex" xmlns:cx1="http://schemas.microsoft.com/office/drawing/2015/9/8/chartex" xmlns:cx2="http://schemas.microsoft.com/office/drawing/2015/10/21/chartex" xmlns:cx3="http://schemas.microsoft.com/office/drawing/2016/5/9/chartex" xmlns:cx4="http://schemas.microsoft.com/office/drawing/2016/5/10/chartex" xmlns:cx5="http://schemas.microsoft.com/office/drawing/2016/5/11/chartex" xmlns:cx6="http://schemas.microsoft.com/office/drawing/2016/5/12/chartex" xmlns:cx7="http://schemas.microsoft.com/office/drawing/2016/5/13/chartex" xmlns:cx8="http://schemas.microsoft.com/office/drawing/2016/5/14/chartex" xmlns:mc="http://schemas.openxmlformats.org/markup-compatibility/2006" xmlns:aink="http://schemas.microsoft.com/office/drawing/2016/ink" xmlns:am3d="http://schemas.microsoft.com/office/drawing/2017/model3d" xmlns:o="urn:schemas-microsoft-com:office:office" xmlns:oel="http://schemas.microsoft.com/office/2019/extlst" xmlns:r="http://schemas.openxmlformats.org/officeDocument/2006/relationships" xmlns:m="http://schemas.openxmlformats.org/officeDocument/2006/math" xmlns:v="urn:schemas-microsoft-com:vml" xmlns:wp14="http://schemas.microsoft.com/office/word/2010/wordprocessingDrawing" xmlns:wp="http://schemas.openxmlformats.org/drawingml/2006/wordprocessingDrawing" xmlns:w10="urn:schemas-microsoft-com:office:word" xmlns:w="http://schemas.openxmlformats.org/wordprocessingml/2006/main" xmlns:w14="http://schemas.microsoft.com/office/word/2010/wordml" xmlns:w15="http://schemas.microsoft.com/office/word/2012/wordml" xmlns:w16cex="http://schemas.microsoft.com/office/word/2018/wordml/cex" xmlns:w16cid="http://schemas.microsoft.com/office/word/2016/wordml/cid" xmlns:w16="http://schemas.microsoft.com/office/word/2018/wordml" xmlns:w16du="http://schemas.microsoft.com/office/word/2023/wordml/word16du" xmlns:w16sdtdh="http://schemas.microsoft.com/office/word/2020/wordml/sdtdatahash" xmlns:w16sdtfl="http://schemas.microsoft.com/office/word/2024/wordml/sdtformatlock" xmlns:w16se="http://schemas.microsoft.com/office/word/2015/wordml/symex" xmlns:wpg="http://schemas.microsoft.com/office/word/2010/wordprocessingGroup" xmlns:wpi="http://schemas.microsoft.com/office/word/2010/wordprocessingInk" xmlns:wne="http://schemas.microsoft.com/office/word/2006/wordml" xmlns:wps="http://schemas.microsoft.com/office/word/2010/wordprocessingShape" mc:Ignorable="w14 w15 w16se w16cid w16 w16cex w16sdtdh w16sdtfl w16du wp14">
   <w:endnote w:type="separator" w:id="-1">
     <w:p>
       <w:pPr>
         <w:spacing w:after="0" w:line="240" w:lineRule="auto"/>
       </w:pPr>
       <w:r>
-        <w:rPr>
-          <w:rStyle w:val="EndnoteReference"/>
-        </w:rPr>
-        <w:endnoteRef/>
-      </w:r>
-      <w:r>
         <w:separator/>
       </w:r>
     </w:p>
+    <w:p/>
+    <w:p/>
   </w:endnote>
   <w:endnote w:type="continuationSeparator" w:id="0">
     <w:p>
@@ -58472,36 +59345,144 @@
         <w:spacing w:after="0" w:line="240" w:lineRule="auto"/>
       </w:pPr>
       <w:r>
-        <w:rPr>
-          <w:rStyle w:val="EndnoteReference"/>
-        </w:rPr>
-        <w:endnoteRef/>
-      </w:r>
-      <w:r>
         <w:continuationSeparator/>
       </w:r>
     </w:p>
+    <w:p/>
+    <w:p/>
   </w:endnote>
 </w:endnotes>
 </file>
 
+<file path=word/footer1.xml><?xml version="1.0" encoding="utf-8"?>
+<w:ftr xmlns:wpc="http://schemas.microsoft.com/office/word/2010/wordprocessingCanvas" xmlns:cx="http://schemas.microsoft.com/office/drawing/2014/chartex" xmlns:cx1="http://schemas.microsoft.com/office/drawing/2015/9/8/chartex" xmlns:cx2="http://schemas.microsoft.com/office/drawing/2015/10/21/chartex" xmlns:cx3="http://schemas.microsoft.com/office/drawing/2016/5/9/chartex" xmlns:cx4="http://schemas.microsoft.com/office/drawing/2016/5/10/chartex" xmlns:cx5="http://schemas.microsoft.com/office/drawing/2016/5/11/chartex" xmlns:cx6="http://schemas.microsoft.com/office/drawing/2016/5/12/chartex" xmlns:cx7="http://schemas.microsoft.com/office/drawing/2016/5/13/chartex" xmlns:cx8="http://schemas.microsoft.com/office/drawing/2016/5/14/chartex" xmlns:mc="http://schemas.openxmlformats.org/markup-compatibility/2006" xmlns:aink="http://schemas.microsoft.com/office/drawing/2016/ink" xmlns:am3d="http://schemas.microsoft.com/office/drawing/2017/model3d" xmlns:o="urn:schemas-microsoft-com:office:office" xmlns:oel="http://schemas.microsoft.com/office/2019/extlst" xmlns:r="http://schemas.openxmlformats.org/officeDocument/2006/relationships" xmlns:m="http://schemas.openxmlformats.org/officeDocument/2006/math" xmlns:v="urn:schemas-microsoft-com:vml" xmlns:wp14="http://schemas.microsoft.com/office/word/2010/wordprocessingDrawing" xmlns:wp="http://schemas.openxmlformats.org/drawingml/2006/wordprocessingDrawing" xmlns:w10="urn:schemas-microsoft-com:office:word" xmlns:w="http://schemas.openxmlformats.org/wordprocessingml/2006/main" xmlns:w14="http://schemas.microsoft.com/office/word/2010/wordml" xmlns:w15="http://schemas.microsoft.com/office/word/2012/wordml" xmlns:w16cex="http://schemas.microsoft.com/office/word/2018/wordml/cex" xmlns:w16cid="http://schemas.microsoft.com/office/word/2016/wordml/cid" xmlns:w16="http://schemas.microsoft.com/office/word/2018/wordml" xmlns:w16du="http://schemas.microsoft.com/office/word/2023/wordml/word16du" xmlns:w16sdtdh="http://schemas.microsoft.com/office/word/2020/wordml/sdtdatahash" xmlns:w16sdtfl="http://schemas.microsoft.com/office/word/2024/wordml/sdtformatlock" xmlns:w16se="http://schemas.microsoft.com/office/word/2015/wordml/symex" xmlns:wpg="http://schemas.microsoft.com/office/word/2010/wordprocessingGroup" xmlns:wpi="http://schemas.microsoft.com/office/word/2010/wordprocessingInk" xmlns:wne="http://schemas.microsoft.com/office/word/2006/wordml" xmlns:wps="http://schemas.microsoft.com/office/word/2010/wordprocessingShape" mc:Ignorable="w14 w15 w16se w16cid w16 w16cex w16sdtdh w16sdtfl w16du wp14">
+  <w:sdt>
+    <w:sdtPr>
+      <w:rPr>
+        <w:rFonts w:ascii="Inter" w:hAnsi="Inter"/>
+        <w:sz w:val="18"/>
+        <w:szCs w:val="18"/>
+      </w:rPr>
+      <w:id w:val="-1592457055"/>
+      <w:docPartObj>
+        <w:docPartGallery w:val="Page Numbers (Bottom of Page)"/>
+        <w:docPartUnique/>
+      </w:docPartObj>
+    </w:sdtPr>
+    <w:sdtEndPr>
+      <w:rPr>
+        <w:noProof/>
+        <w:color w:val="000000" w:themeColor="text1"/>
+      </w:rPr>
+    </w:sdtEndPr>
+    <w:sdtContent>
+      <w:p>
+        <w:pPr>
+          <w:pStyle w:val="Footer"/>
+          <w:tabs>
+            <w:tab w:val="clear" w:pos="9360"/>
+          </w:tabs>
+          <w:ind w:right="-630"/>
+          <w:jc w:val="right"/>
+          <w:rPr>
+            <w:rFonts w:ascii="Inter" w:hAnsi="Inter"/>
+            <w:color w:val="000000" w:themeColor="text1"/>
+            <w:sz w:val="18"/>
+            <w:szCs w:val="18"/>
+          </w:rPr>
+        </w:pPr>
+        <w:r>
+          <w:rPr>
+            <w:rFonts w:ascii="Inter" w:hAnsi="Inter"/>
+            <w:color w:val="000000" w:themeColor="text1"/>
+            <w:sz w:val="18"/>
+            <w:szCs w:val="18"/>
+          </w:rPr>
+          <w:fldChar w:fldCharType="begin"/>
+        </w:r>
+        <w:r>
+          <w:rPr>
+            <w:rFonts w:ascii="Inter" w:hAnsi="Inter"/>
+            <w:color w:val="000000" w:themeColor="text1"/>
+            <w:sz w:val="18"/>
+            <w:szCs w:val="18"/>
+          </w:rPr>
+          <w:instrText xml:space="preserve"> PAGE   \* MERGEFORMAT </w:instrText>
+        </w:r>
+        <w:r>
+          <w:rPr>
+            <w:rFonts w:ascii="Inter" w:hAnsi="Inter"/>
+            <w:color w:val="000000" w:themeColor="text1"/>
+            <w:sz w:val="18"/>
+            <w:szCs w:val="18"/>
+          </w:rPr>
+          <w:fldChar w:fldCharType="separate"/>
+        </w:r>
+        <w:r>
+          <w:rPr>
+            <w:rFonts w:ascii="Inter" w:hAnsi="Inter"/>
+            <w:noProof/>
+            <w:color w:val="000000" w:themeColor="text1"/>
+            <w:sz w:val="18"/>
+            <w:szCs w:val="18"/>
+          </w:rPr>
+          <w:t>2</w:t>
+        </w:r>
+        <w:r>
+          <w:rPr>
+            <w:rFonts w:ascii="Inter" w:hAnsi="Inter"/>
+            <w:noProof/>
+            <w:color w:val="000000" w:themeColor="text1"/>
+            <w:sz w:val="18"/>
+            <w:szCs w:val="18"/>
+          </w:rPr>
+          <w:fldChar w:fldCharType="end"/>
+        </w:r>
+        <w:r>
+          <w:rPr>
+            <w:rFonts w:ascii="Inter" w:hAnsi="Inter"/>
+            <w:noProof/>
+            <w:color w:val="000000" w:themeColor="text1"/>
+            <w:sz w:val="18"/>
+            <w:szCs w:val="18"/>
+          </w:rPr>
+          <w:t xml:space="preserve"> | Anaplan Confidential</w:t>
+        </w:r>
+      </w:p>
+    </w:sdtContent>
+  </w:sdt>
+</w:ftr>
+</file>
+
+<file path=word/footer2.xml><?xml version="1.0" encoding="utf-8"?>
+<w:ftr xmlns:wpc="http://schemas.microsoft.com/office/word/2010/wordprocessingCanvas" xmlns:cx="http://schemas.microsoft.com/office/drawing/2014/chartex" xmlns:cx1="http://schemas.microsoft.com/office/drawing/2015/9/8/chartex" xmlns:cx2="http://schemas.microsoft.com/office/drawing/2015/10/21/chartex" xmlns:cx3="http://schemas.microsoft.com/office/drawing/2016/5/9/chartex" xmlns:cx4="http://schemas.microsoft.com/office/drawing/2016/5/10/chartex" xmlns:cx5="http://schemas.microsoft.com/office/drawing/2016/5/11/chartex" xmlns:cx6="http://schemas.microsoft.com/office/drawing/2016/5/12/chartex" xmlns:cx7="http://schemas.microsoft.com/office/drawing/2016/5/13/chartex" xmlns:cx8="http://schemas.microsoft.com/office/drawing/2016/5/14/chartex" xmlns:mc="http://schemas.openxmlformats.org/markup-compatibility/2006" xmlns:aink="http://schemas.microsoft.com/office/drawing/2016/ink" xmlns:am3d="http://schemas.microsoft.com/office/drawing/2017/model3d" xmlns:o="urn:schemas-microsoft-com:office:office" xmlns:oel="http://schemas.microsoft.com/office/2019/extlst" xmlns:r="http://schemas.openxmlformats.org/officeDocument/2006/relationships" xmlns:m="http://schemas.openxmlformats.org/officeDocument/2006/math" xmlns:v="urn:schemas-microsoft-com:vml" xmlns:wp14="http://schemas.microsoft.com/office/word/2010/wordprocessingDrawing" xmlns:wp="http://schemas.openxmlformats.org/drawingml/2006/wordprocessingDrawing" xmlns:w10="urn:schemas-microsoft-com:office:word" xmlns:w="http://schemas.openxmlformats.org/wordprocessingml/2006/main" xmlns:w14="http://schemas.microsoft.com/office/word/2010/wordml" xmlns:w15="http://schemas.microsoft.com/office/word/2012/wordml" xmlns:w16cex="http://schemas.microsoft.com/office/word/2018/wordml/cex" xmlns:w16cid="http://schemas.microsoft.com/office/word/2016/wordml/cid" xmlns:w16="http://schemas.microsoft.com/office/word/2018/wordml" xmlns:w16du="http://schemas.microsoft.com/office/word/2023/wordml/word16du" xmlns:w16sdtdh="http://schemas.microsoft.com/office/word/2020/wordml/sdtdatahash" xmlns:w16sdtfl="http://schemas.microsoft.com/office/word/2024/wordml/sdtformatlock" xmlns:w16se="http://schemas.microsoft.com/office/word/2015/wordml/symex" xmlns:wpg="http://schemas.microsoft.com/office/word/2010/wordprocessingGroup" xmlns:wpi="http://schemas.microsoft.com/office/word/2010/wordprocessingInk" xmlns:wne="http://schemas.microsoft.com/office/word/2006/wordml" xmlns:wps="http://schemas.microsoft.com/office/word/2010/wordprocessingShape" mc:Ignorable="w14 w15 w16se w16cid w16 w16cex w16sdtdh w16sdtfl w16du wp14">
+  <w:p>
+    <w:pPr>
+      <w:pStyle w:val="Footer"/>
+      <w:jc w:val="center"/>
+    </w:pPr>
+  </w:p>
+  <w:p>
+    <w:pPr>
+      <w:pStyle w:val="Footer"/>
+    </w:pPr>
+  </w:p>
+</w:ftr>
+</file>
+
 <file path=word/footnotes.xml><?xml version="1.0" encoding="utf-8"?>
-<w:footnotes xmlns:wpc="http://schemas.microsoft.com/office/word/2010/wordprocessingCanvas" xmlns:mc="http://schemas.openxmlformats.org/markup-compatibility/2006" xmlns:o="urn:schemas-microsoft-com:office:office" xmlns:r="http://schemas.openxmlformats.org/officeDocument/2006/relationships" xmlns:m="http://schemas.openxmlformats.org/officeDocument/2006/math" xmlns:v="urn:schemas-microsoft-com:vml" xmlns:wp14="http://schemas.microsoft.com/office/word/2010/wordprocessingDrawing" xmlns:wp="http://schemas.openxmlformats.org/drawingml/2006/wordprocessingDrawing" xmlns:w10="urn:schemas-microsoft-com:office:word" xmlns:w="http://schemas.openxmlformats.org/wordprocessingml/2006/main" xmlns:w14="http://schemas.microsoft.com/office/word/2010/wordml" xmlns:w15="http://schemas.microsoft.com/office/word/2012/wordml" xmlns:wpg="http://schemas.microsoft.com/office/word/2010/wordprocessingGroup" xmlns:wpi="http://schemas.microsoft.com/office/word/2010/wordprocessingInk" xmlns:wne="http://schemas.microsoft.com/office/word/2006/wordml" xmlns:wps="http://schemas.microsoft.com/office/word/2010/wordprocessingShape" mc:Ignorable="w14 w15 wp14">
+<w:footnotes xmlns:wpc="http://schemas.microsoft.com/office/word/2010/wordprocessingCanvas" xmlns:cx="http://schemas.microsoft.com/office/drawing/2014/chartex" xmlns:cx1="http://schemas.microsoft.com/office/drawing/2015/9/8/chartex" xmlns:cx2="http://schemas.microsoft.com/office/drawing/2015/10/21/chartex" xmlns:cx3="http://schemas.microsoft.com/office/drawing/2016/5/9/chartex" xmlns:cx4="http://schemas.microsoft.com/office/drawing/2016/5/10/chartex" xmlns:cx5="http://schemas.microsoft.com/office/drawing/2016/5/11/chartex" xmlns:cx6="http://schemas.microsoft.com/office/drawing/2016/5/12/chartex" xmlns:cx7="http://schemas.microsoft.com/office/drawing/2016/5/13/chartex" xmlns:cx8="http://schemas.microsoft.com/office/drawing/2016/5/14/chartex" xmlns:mc="http://schemas.openxmlformats.org/markup-compatibility/2006" xmlns:aink="http://schemas.microsoft.com/office/drawing/2016/ink" xmlns:am3d="http://schemas.microsoft.com/office/drawing/2017/model3d" xmlns:o="urn:schemas-microsoft-com:office:office" xmlns:oel="http://schemas.microsoft.com/office/2019/extlst" xmlns:r="http://schemas.openxmlformats.org/officeDocument/2006/relationships" xmlns:m="http://schemas.openxmlformats.org/officeDocument/2006/math" xmlns:v="urn:schemas-microsoft-com:vml" xmlns:wp14="http://schemas.microsoft.com/office/word/2010/wordprocessingDrawing" xmlns:wp="http://schemas.openxmlformats.org/drawingml/2006/wordprocessingDrawing" xmlns:w10="urn:schemas-microsoft-com:office:word" xmlns:w="http://schemas.openxmlformats.org/wordprocessingml/2006/main" xmlns:w14="http://schemas.microsoft.com/office/word/2010/wordml" xmlns:w15="http://schemas.microsoft.com/office/word/2012/wordml" xmlns:w16cex="http://schemas.microsoft.com/office/word/2018/wordml/cex" xmlns:w16cid="http://schemas.microsoft.com/office/word/2016/wordml/cid" xmlns:w16="http://schemas.microsoft.com/office/word/2018/wordml" xmlns:w16du="http://schemas.microsoft.com/office/word/2023/wordml/word16du" xmlns:w16sdtdh="http://schemas.microsoft.com/office/word/2020/wordml/sdtdatahash" xmlns:w16sdtfl="http://schemas.microsoft.com/office/word/2024/wordml/sdtformatlock" xmlns:w16se="http://schemas.microsoft.com/office/word/2015/wordml/symex" xmlns:wpg="http://schemas.microsoft.com/office/word/2010/wordprocessingGroup" xmlns:wpi="http://schemas.microsoft.com/office/word/2010/wordprocessingInk" xmlns:wne="http://schemas.microsoft.com/office/word/2006/wordml" xmlns:wps="http://schemas.microsoft.com/office/word/2010/wordprocessingShape" mc:Ignorable="w14 w15 w16se w16cid w16 w16cex w16sdtdh w16sdtfl w16du wp14">
   <w:footnote w:type="separator" w:id="-1">
     <w:p>
       <w:pPr>
         <w:spacing w:after="0" w:line="240" w:lineRule="auto"/>
       </w:pPr>
       <w:r>
-        <w:rPr>
-          <w:rStyle w:val="FootnoteReference"/>
-        </w:rPr>
-        <w:footnoteRef/>
-      </w:r>
-      <w:r>
         <w:separator/>
       </w:r>
     </w:p>
+    <w:p/>
+    <w:p/>
   </w:footnote>
   <w:footnote w:type="continuationSeparator" w:id="0">
     <w:p>
@@ -58509,17 +59490,120 @@
         <w:spacing w:after="0" w:line="240" w:lineRule="auto"/>
       </w:pPr>
       <w:r>
-        <w:rPr>
-          <w:rStyle w:val="FootnoteReference"/>
-        </w:rPr>
-        <w:footnoteRef/>
-      </w:r>
-      <w:r>
         <w:continuationSeparator/>
       </w:r>
     </w:p>
+    <w:p/>
+    <w:p/>
   </w:footnote>
 </w:footnotes>
+</file>
+
+<file path=word/header1.xml><?xml version="1.0" encoding="utf-8"?>
+<w:hdr xmlns:wpc="http://schemas.microsoft.com/office/word/2010/wordprocessingCanvas" xmlns:cx="http://schemas.microsoft.com/office/drawing/2014/chartex" xmlns:cx1="http://schemas.microsoft.com/office/drawing/2015/9/8/chartex" xmlns:cx2="http://schemas.microsoft.com/office/drawing/2015/10/21/chartex" xmlns:cx3="http://schemas.microsoft.com/office/drawing/2016/5/9/chartex" xmlns:cx4="http://schemas.microsoft.com/office/drawing/2016/5/10/chartex" xmlns:cx5="http://schemas.microsoft.com/office/drawing/2016/5/11/chartex" xmlns:cx6="http://schemas.microsoft.com/office/drawing/2016/5/12/chartex" xmlns:cx7="http://schemas.microsoft.com/office/drawing/2016/5/13/chartex" xmlns:cx8="http://schemas.microsoft.com/office/drawing/2016/5/14/chartex" xmlns:mc="http://schemas.openxmlformats.org/markup-compatibility/2006" xmlns:aink="http://schemas.microsoft.com/office/drawing/2016/ink" xmlns:am3d="http://schemas.microsoft.com/office/drawing/2017/model3d" xmlns:o="urn:schemas-microsoft-com:office:office" xmlns:oel="http://schemas.microsoft.com/office/2019/extlst" xmlns:r="http://schemas.openxmlformats.org/officeDocument/2006/relationships" xmlns:m="http://schemas.openxmlformats.org/officeDocument/2006/math" xmlns:v="urn:schemas-microsoft-com:vml" xmlns:wp14="http://schemas.microsoft.com/office/word/2010/wordprocessingDrawing" xmlns:wp="http://schemas.openxmlformats.org/drawingml/2006/wordprocessingDrawing" xmlns:w10="urn:schemas-microsoft-com:office:word" xmlns:w="http://schemas.openxmlformats.org/wordprocessingml/2006/main" xmlns:w14="http://schemas.microsoft.com/office/word/2010/wordml" xmlns:w15="http://schemas.microsoft.com/office/word/2012/wordml" xmlns:w16cex="http://schemas.microsoft.com/office/word/2018/wordml/cex" xmlns:w16cid="http://schemas.microsoft.com/office/word/2016/wordml/cid" xmlns:w16="http://schemas.microsoft.com/office/word/2018/wordml" xmlns:w16du="http://schemas.microsoft.com/office/word/2023/wordml/word16du" xmlns:w16sdtdh="http://schemas.microsoft.com/office/word/2020/wordml/sdtdatahash" xmlns:w16sdtfl="http://schemas.microsoft.com/office/word/2024/wordml/sdtformatlock" xmlns:w16se="http://schemas.microsoft.com/office/word/2015/wordml/symex" xmlns:wpg="http://schemas.microsoft.com/office/word/2010/wordprocessingGroup" xmlns:wpi="http://schemas.microsoft.com/office/word/2010/wordprocessingInk" xmlns:wne="http://schemas.microsoft.com/office/word/2006/wordml" xmlns:wps="http://schemas.microsoft.com/office/word/2010/wordprocessingShape" mc:Ignorable="w14 w15 w16se w16cid w16 w16cex w16sdtdh w16sdtfl w16du wp14">
+  <w:sdt>
+    <w:sdtPr>
+      <w:id w:val="1791755"/>
+      <w:docPartObj>
+        <w:docPartGallery w:val="Page Numbers (Top of Page)"/>
+        <w:docPartUnique/>
+      </w:docPartObj>
+    </w:sdtPr>
+    <w:sdtEndPr>
+      <w:rPr>
+        <w:noProof/>
+      </w:rPr>
+    </w:sdtEndPr>
+    <w:sdtContent>
+      <w:p>
+        <w:pPr>
+          <w:pStyle w:val="Header"/>
+          <w:jc w:val="right"/>
+        </w:pPr>
+      </w:p>
+    </w:sdtContent>
+  </w:sdt>
+  <w:p>
+    <w:pPr>
+      <w:pStyle w:val="Header"/>
+    </w:pPr>
+  </w:p>
+</w:hdr>
+</file>
+
+<file path=word/header2.xml><?xml version="1.0" encoding="utf-8"?>
+<w:hdr xmlns:wpc="http://schemas.microsoft.com/office/word/2010/wordprocessingCanvas" xmlns:cx="http://schemas.microsoft.com/office/drawing/2014/chartex" xmlns:cx1="http://schemas.microsoft.com/office/drawing/2015/9/8/chartex" xmlns:cx2="http://schemas.microsoft.com/office/drawing/2015/10/21/chartex" xmlns:cx3="http://schemas.microsoft.com/office/drawing/2016/5/9/chartex" xmlns:cx4="http://schemas.microsoft.com/office/drawing/2016/5/10/chartex" xmlns:cx5="http://schemas.microsoft.com/office/drawing/2016/5/11/chartex" xmlns:cx6="http://schemas.microsoft.com/office/drawing/2016/5/12/chartex" xmlns:cx7="http://schemas.microsoft.com/office/drawing/2016/5/13/chartex" xmlns:cx8="http://schemas.microsoft.com/office/drawing/2016/5/14/chartex" xmlns:mc="http://schemas.openxmlformats.org/markup-compatibility/2006" xmlns:aink="http://schemas.microsoft.com/office/drawing/2016/ink" xmlns:am3d="http://schemas.microsoft.com/office/drawing/2017/model3d" xmlns:o="urn:schemas-microsoft-com:office:office" xmlns:oel="http://schemas.microsoft.com/office/2019/extlst" xmlns:r="http://schemas.openxmlformats.org/officeDocument/2006/relationships" xmlns:m="http://schemas.openxmlformats.org/officeDocument/2006/math" xmlns:v="urn:schemas-microsoft-com:vml" xmlns:wp14="http://schemas.microsoft.com/office/word/2010/wordprocessingDrawing" xmlns:wp="http://schemas.openxmlformats.org/drawingml/2006/wordprocessingDrawing" xmlns:w10="urn:schemas-microsoft-com:office:word" xmlns:w="http://schemas.openxmlformats.org/wordprocessingml/2006/main" xmlns:w14="http://schemas.microsoft.com/office/word/2010/wordml" xmlns:w15="http://schemas.microsoft.com/office/word/2012/wordml" xmlns:w16cex="http://schemas.microsoft.com/office/word/2018/wordml/cex" xmlns:w16cid="http://schemas.microsoft.com/office/word/2016/wordml/cid" xmlns:w16="http://schemas.microsoft.com/office/word/2018/wordml" xmlns:w16du="http://schemas.microsoft.com/office/word/2023/wordml/word16du" xmlns:w16sdtdh="http://schemas.microsoft.com/office/word/2020/wordml/sdtdatahash" xmlns:w16sdtfl="http://schemas.microsoft.com/office/word/2024/wordml/sdtformatlock" xmlns:w16se="http://schemas.microsoft.com/office/word/2015/wordml/symex" xmlns:wpg="http://schemas.microsoft.com/office/word/2010/wordprocessingGroup" xmlns:wpi="http://schemas.microsoft.com/office/word/2010/wordprocessingInk" xmlns:wne="http://schemas.microsoft.com/office/word/2006/wordml" xmlns:wps="http://schemas.microsoft.com/office/word/2010/wordprocessingShape" mc:Ignorable="w14 w15 w16se w16cid w16 w16cex w16sdtdh w16sdtfl w16du wp14">
+  <w:tbl>
+    <w:tblPr>
+      <w:tblW w:w="0" w:type="auto"/>
+      <w:tblLook w:val="06A0" w:firstRow="1" w:lastRow="0" w:firstColumn="1" w:lastColumn="0" w:noHBand="1" w:noVBand="1"/>
+    </w:tblPr>
+    <w:tblGrid>
+      <w:gridCol w:w="3120"/>
+      <w:gridCol w:w="3120"/>
+      <w:gridCol w:w="3120"/>
+    </w:tblGrid>
+    <w:tr>
+      <w:trPr>
+        <w:trHeight w:val="300"/>
+      </w:trPr>
+      <w:tc>
+        <w:tcPr>
+          <w:tcW w:w="3120" w:type="dxa"/>
+        </w:tcPr>
+        <w:p>
+          <w:pPr>
+            <w:pStyle w:val="Header"/>
+            <w:ind w:left="-115"/>
+          </w:pPr>
+        </w:p>
+      </w:tc>
+      <w:tc>
+        <w:tcPr>
+          <w:tcW w:w="3120" w:type="dxa"/>
+        </w:tcPr>
+        <w:p>
+          <w:pPr>
+            <w:pStyle w:val="Header"/>
+            <w:jc w:val="center"/>
+          </w:pPr>
+        </w:p>
+      </w:tc>
+      <w:tc>
+        <w:tcPr>
+          <w:tcW w:w="3120" w:type="dxa"/>
+        </w:tcPr>
+        <w:p>
+          <w:pPr>
+            <w:pStyle w:val="Header"/>
+            <w:ind w:right="-115"/>
+            <w:jc w:val="right"/>
+          </w:pPr>
+        </w:p>
+      </w:tc>
+    </w:tr>
+  </w:tbl>
+  <w:p>
+    <w:pPr>
+      <w:pStyle w:val="Header"/>
+    </w:pPr>
+  </w:p>
+</w:hdr>
+</file>
+
+<file path=word/intelligence2.xml><?xml version="1.0" encoding="utf-8"?>
+<int2:intelligence xmlns:int2="http://schemas.microsoft.com/office/intelligence/2020/intelligence" xmlns:oel="http://schemas.microsoft.com/office/2019/extlst">
+  <int2:observations>
+    <int2:textHash int2:hashCode="k5Oc1uKORFnA5H" int2:id="DqnVTKBD">
+      <int2:state int2:value="Rejected" int2:type="spell"/>
+    </int2:textHash>
+    <int2:textHash int2:hashCode="TB1rQnYYHwPm96" int2:id="eMP8E5mV">
+      <int2:state int2:value="Rejected" int2:type="spell"/>
+    </int2:textHash>
+  </int2:observations>
+  <int2:intelligenceSettings/>
+  <int2:onDemandWorkflows/>
+</int2:intelligence>
 </file>
 
 <file path=word/numbering.xml><?xml version="1.0" encoding="utf-8"?>
@@ -58635,107 +59719,2593 @@
 </w:numbering>
 </file>
 
+<file path=word/people.xml><?xml version="1.0" encoding="utf-8"?>
+<w15:people xmlns:wpc="http://schemas.microsoft.com/office/word/2010/wordprocessingCanvas" xmlns:cx="http://schemas.microsoft.com/office/drawing/2014/chartex" xmlns:cx1="http://schemas.microsoft.com/office/drawing/2015/9/8/chartex" xmlns:cx2="http://schemas.microsoft.com/office/drawing/2015/10/21/chartex" xmlns:cx3="http://schemas.microsoft.com/office/drawing/2016/5/9/chartex" xmlns:cx4="http://schemas.microsoft.com/office/drawing/2016/5/10/chartex" xmlns:cx5="http://schemas.microsoft.com/office/drawing/2016/5/11/chartex" xmlns:cx6="http://schemas.microsoft.com/office/drawing/2016/5/12/chartex" xmlns:cx7="http://schemas.microsoft.com/office/drawing/2016/5/13/chartex" xmlns:cx8="http://schemas.microsoft.com/office/drawing/2016/5/14/chartex" xmlns:mc="http://schemas.openxmlformats.org/markup-compatibility/2006" xmlns:aink="http://schemas.microsoft.com/office/drawing/2016/ink" xmlns:am3d="http://schemas.microsoft.com/office/drawing/2017/model3d" xmlns:o="urn:schemas-microsoft-com:office:office" xmlns:oel="http://schemas.microsoft.com/office/2019/extlst" xmlns:r="http://schemas.openxmlformats.org/officeDocument/2006/relationships" xmlns:m="http://schemas.openxmlformats.org/officeDocument/2006/math" xmlns:v="urn:schemas-microsoft-com:vml" xmlns:wp14="http://schemas.microsoft.com/office/word/2010/wordprocessingDrawing" xmlns:wp="http://schemas.openxmlformats.org/drawingml/2006/wordprocessingDrawing" xmlns:w10="urn:schemas-microsoft-com:office:word" xmlns:w="http://schemas.openxmlformats.org/wordprocessingml/2006/main" xmlns:w14="http://schemas.microsoft.com/office/word/2010/wordml" xmlns:w15="http://schemas.microsoft.com/office/word/2012/wordml" xmlns:w16cex="http://schemas.microsoft.com/office/word/2018/wordml/cex" xmlns:w16cid="http://schemas.microsoft.com/office/word/2016/wordml/cid" xmlns:w16="http://schemas.microsoft.com/office/word/2018/wordml" xmlns:w16du="http://schemas.microsoft.com/office/word/2023/wordml/word16du" xmlns:w16sdtdh="http://schemas.microsoft.com/office/word/2020/wordml/sdtdatahash" xmlns:w16sdtfl="http://schemas.microsoft.com/office/word/2024/wordml/sdtformatlock" xmlns:w16se="http://schemas.microsoft.com/office/word/2015/wordml/symex" xmlns:wpg="http://schemas.microsoft.com/office/word/2010/wordprocessingGroup" xmlns:wpi="http://schemas.microsoft.com/office/word/2010/wordprocessingInk" xmlns:wne="http://schemas.microsoft.com/office/word/2006/wordml" xmlns:wps="http://schemas.microsoft.com/office/word/2010/wordprocessingShape" mc:Ignorable="w14 w15 w16se w16cid w16 w16cex w16sdtdh w16sdtfl w16du wp14">
+  <w15:person w15:author="John Rakowski">
+    <w15:presenceInfo w15:providerId="AD" w15:userId="S::john.rakowski@anaplan.com::49c778de-1679-41f6-8305-07fc48f279ea"/>
+  </w15:person>
+  <w15:person w15:author="Ruth Juni">
+    <w15:presenceInfo w15:providerId="AD" w15:userId="S::ruth.juni@anaplan.com::d106edd5-76d3-44fb-aa4e-c94e46507fb4"/>
+  </w15:person>
+  <w15:person w15:author="Jen Wang">
+    <w15:presenceInfo w15:providerId="AD" w15:userId="S::jennifer.wang@anaplan.com::1ae189e5-3327-4310-a9ec-bbecb8c6abf8"/>
+  </w15:person>
+</w15:people>
+</file>
+
 <file path=word/styles.xml><?xml version="1.0" encoding="utf-8"?>
-<w:styles xmlns:mc="http://schemas.openxmlformats.org/markup-compatibility/2006" xmlns:r="http://schemas.openxmlformats.org/officeDocument/2006/relationships" xmlns:w="http://schemas.openxmlformats.org/wordprocessingml/2006/main" xmlns:w14="http://schemas.microsoft.com/office/word/2010/wordml" xmlns:w15="http://schemas.microsoft.com/office/word/2012/wordml" mc:Ignorable="w14 w15">
+<w:styles xmlns:mc="http://schemas.openxmlformats.org/markup-compatibility/2006" xmlns:r="http://schemas.openxmlformats.org/officeDocument/2006/relationships" xmlns:w="http://schemas.openxmlformats.org/wordprocessingml/2006/main" xmlns:w14="http://schemas.microsoft.com/office/word/2010/wordml" xmlns:w15="http://schemas.microsoft.com/office/word/2012/wordml" xmlns:w16cex="http://schemas.microsoft.com/office/word/2018/wordml/cex" xmlns:w16cid="http://schemas.microsoft.com/office/word/2016/wordml/cid" xmlns:w16="http://schemas.microsoft.com/office/word/2018/wordml" xmlns:w16du="http://schemas.microsoft.com/office/word/2023/wordml/word16du" xmlns:w16sdtdh="http://schemas.microsoft.com/office/word/2020/wordml/sdtdatahash" xmlns:w16sdtfl="http://schemas.microsoft.com/office/word/2024/wordml/sdtformatlock" xmlns:w16se="http://schemas.microsoft.com/office/word/2015/wordml/symex" mc:Ignorable="w14 w15 w16se w16cid w16 w16cex w16sdtdh w16sdtfl w16du">
   <w:docDefaults>
-    <w:rPrDefault/>
-    <w:pPrDefault/>
+    <w:rPrDefault>
+      <w:rPr>
+        <w:rFonts w:asciiTheme="minorHAnsi" w:eastAsiaTheme="minorHAnsi" w:hAnsiTheme="minorHAnsi" w:cstheme="minorBidi"/>
+        <w:sz w:val="22"/>
+        <w:szCs w:val="22"/>
+        <w:lang w:val="en-US" w:eastAsia="en-US" w:bidi="ar-SA"/>
+      </w:rPr>
+    </w:rPrDefault>
+    <w:pPrDefault>
+      <w:pPr>
+        <w:spacing w:after="160" w:line="259" w:lineRule="auto"/>
+      </w:pPr>
+    </w:pPrDefault>
   </w:docDefaults>
-  <w:style w:type="paragraph" w:styleId="Title">
-    <w:name w:val="Title"/>
-    <w:basedOn w:val="Normal"/>
-    <w:next w:val="Normal"/>
+  <w:latentStyles w:defLockedState="0" w:defUIPriority="99" w:defSemiHidden="0" w:defUnhideWhenUsed="0" w:defQFormat="0" w:count="376">
+    <w:lsdException w:name="Normal" w:uiPriority="0" w:qFormat="1"/>
+    <w:lsdException w:name="heading 1" w:uiPriority="9" w:qFormat="1"/>
+    <w:lsdException w:name="heading 2" w:semiHidden="1" w:uiPriority="9" w:unhideWhenUsed="1" w:qFormat="1"/>
+    <w:lsdException w:name="heading 3" w:semiHidden="1" w:uiPriority="9" w:unhideWhenUsed="1" w:qFormat="1"/>
+    <w:lsdException w:name="heading 4" w:semiHidden="1" w:uiPriority="9" w:unhideWhenUsed="1" w:qFormat="1"/>
+    <w:lsdException w:name="heading 5" w:semiHidden="1" w:uiPriority="9" w:unhideWhenUsed="1" w:qFormat="1"/>
+    <w:lsdException w:name="heading 6" w:semiHidden="1" w:uiPriority="9" w:unhideWhenUsed="1" w:qFormat="1"/>
+    <w:lsdException w:name="heading 7" w:semiHidden="1" w:uiPriority="9" w:unhideWhenUsed="1" w:qFormat="1"/>
+    <w:lsdException w:name="heading 8" w:semiHidden="1" w:uiPriority="9" w:unhideWhenUsed="1" w:qFormat="1"/>
+    <w:lsdException w:name="heading 9" w:semiHidden="1" w:uiPriority="9" w:unhideWhenUsed="1" w:qFormat="1"/>
+    <w:lsdException w:name="index 1" w:semiHidden="1" w:unhideWhenUsed="1"/>
+    <w:lsdException w:name="index 2" w:semiHidden="1" w:unhideWhenUsed="1"/>
+    <w:lsdException w:name="index 3" w:semiHidden="1" w:unhideWhenUsed="1"/>
+    <w:lsdException w:name="index 4" w:semiHidden="1" w:unhideWhenUsed="1"/>
+    <w:lsdException w:name="index 5" w:semiHidden="1" w:unhideWhenUsed="1"/>
+    <w:lsdException w:name="index 6" w:semiHidden="1" w:unhideWhenUsed="1"/>
+    <w:lsdException w:name="index 7" w:semiHidden="1" w:unhideWhenUsed="1"/>
+    <w:lsdException w:name="index 8" w:semiHidden="1" w:unhideWhenUsed="1"/>
+    <w:lsdException w:name="index 9" w:semiHidden="1" w:unhideWhenUsed="1"/>
+    <w:lsdException w:name="toc 1" w:semiHidden="1" w:uiPriority="39" w:unhideWhenUsed="1"/>
+    <w:lsdException w:name="toc 2" w:semiHidden="1" w:uiPriority="39" w:unhideWhenUsed="1"/>
+    <w:lsdException w:name="toc 3" w:semiHidden="1" w:uiPriority="39" w:unhideWhenUsed="1"/>
+    <w:lsdException w:name="toc 4" w:semiHidden="1" w:uiPriority="39" w:unhideWhenUsed="1"/>
+    <w:lsdException w:name="toc 5" w:semiHidden="1" w:uiPriority="39" w:unhideWhenUsed="1"/>
+    <w:lsdException w:name="toc 6" w:semiHidden="1" w:uiPriority="39" w:unhideWhenUsed="1"/>
+    <w:lsdException w:name="toc 7" w:semiHidden="1" w:uiPriority="39" w:unhideWhenUsed="1"/>
+    <w:lsdException w:name="toc 8" w:semiHidden="1" w:uiPriority="39" w:unhideWhenUsed="1"/>
+    <w:lsdException w:name="toc 9" w:semiHidden="1" w:uiPriority="39" w:unhideWhenUsed="1"/>
+    <w:lsdException w:name="Normal Indent" w:semiHidden="1" w:unhideWhenUsed="1"/>
+    <w:lsdException w:name="footnote text" w:semiHidden="1" w:unhideWhenUsed="1"/>
+    <w:lsdException w:name="annotation text" w:semiHidden="1" w:unhideWhenUsed="1"/>
+    <w:lsdException w:name="header" w:semiHidden="1" w:unhideWhenUsed="1"/>
+    <w:lsdException w:name="footer" w:semiHidden="1" w:unhideWhenUsed="1"/>
+    <w:lsdException w:name="index heading" w:semiHidden="1" w:unhideWhenUsed="1"/>
+    <w:lsdException w:name="caption" w:semiHidden="1" w:uiPriority="35" w:unhideWhenUsed="1" w:qFormat="1"/>
+    <w:lsdException w:name="table of figures" w:semiHidden="1" w:unhideWhenUsed="1"/>
+    <w:lsdException w:name="envelope address" w:semiHidden="1" w:unhideWhenUsed="1"/>
+    <w:lsdException w:name="envelope return" w:semiHidden="1" w:unhideWhenUsed="1"/>
+    <w:lsdException w:name="footnote reference" w:semiHidden="1" w:unhideWhenUsed="1"/>
+    <w:lsdException w:name="annotation reference" w:semiHidden="1" w:unhideWhenUsed="1"/>
+    <w:lsdException w:name="line number" w:semiHidden="1" w:unhideWhenUsed="1"/>
+    <w:lsdException w:name="page number" w:semiHidden="1" w:unhideWhenUsed="1"/>
+    <w:lsdException w:name="endnote reference" w:semiHidden="1" w:unhideWhenUsed="1"/>
+    <w:lsdException w:name="endnote text" w:semiHidden="1" w:unhideWhenUsed="1"/>
+    <w:lsdException w:name="table of authorities" w:semiHidden="1" w:unhideWhenUsed="1"/>
+    <w:lsdException w:name="macro" w:semiHidden="1" w:unhideWhenUsed="1"/>
+    <w:lsdException w:name="toa heading" w:semiHidden="1" w:unhideWhenUsed="1"/>
+    <w:lsdException w:name="List" w:semiHidden="1" w:unhideWhenUsed="1"/>
+    <w:lsdException w:name="List Bullet" w:semiHidden="1" w:unhideWhenUsed="1"/>
+    <w:lsdException w:name="List Number" w:semiHidden="1" w:unhideWhenUsed="1"/>
+    <w:lsdException w:name="List 2" w:semiHidden="1" w:unhideWhenUsed="1"/>
+    <w:lsdException w:name="List 3" w:semiHidden="1" w:unhideWhenUsed="1"/>
+    <w:lsdException w:name="List 4" w:semiHidden="1" w:unhideWhenUsed="1"/>
+    <w:lsdException w:name="List 5" w:semiHidden="1" w:unhideWhenUsed="1"/>
+    <w:lsdException w:name="List Bullet 2" w:semiHidden="1" w:unhideWhenUsed="1"/>
+    <w:lsdException w:name="List Bullet 3" w:semiHidden="1" w:unhideWhenUsed="1"/>
+    <w:lsdException w:name="List Bullet 4" w:semiHidden="1" w:unhideWhenUsed="1"/>
+    <w:lsdException w:name="List Bullet 5" w:semiHidden="1" w:unhideWhenUsed="1"/>
+    <w:lsdException w:name="List Number 2" w:semiHidden="1" w:unhideWhenUsed="1"/>
+    <w:lsdException w:name="List Number 3" w:semiHidden="1" w:unhideWhenUsed="1"/>
+    <w:lsdException w:name="List Number 4" w:semiHidden="1" w:unhideWhenUsed="1"/>
+    <w:lsdException w:name="List Number 5" w:semiHidden="1" w:unhideWhenUsed="1"/>
+    <w:lsdException w:name="Title" w:uiPriority="10" w:qFormat="1"/>
+    <w:lsdException w:name="Closing" w:semiHidden="1" w:unhideWhenUsed="1"/>
+    <w:lsdException w:name="Signature" w:semiHidden="1" w:unhideWhenUsed="1"/>
+    <w:lsdException w:name="Default Paragraph Font" w:semiHidden="1" w:uiPriority="1" w:unhideWhenUsed="1"/>
+    <w:lsdException w:name="Body Text" w:semiHidden="1" w:unhideWhenUsed="1"/>
+    <w:lsdException w:name="Body Text Indent" w:semiHidden="1" w:unhideWhenUsed="1"/>
+    <w:lsdException w:name="List Continue" w:semiHidden="1" w:unhideWhenUsed="1"/>
+    <w:lsdException w:name="List Continue 2" w:semiHidden="1" w:unhideWhenUsed="1"/>
+    <w:lsdException w:name="List Continue 3" w:semiHidden="1" w:unhideWhenUsed="1"/>
+    <w:lsdException w:name="List Continue 4" w:semiHidden="1" w:unhideWhenUsed="1"/>
+    <w:lsdException w:name="List Continue 5" w:semiHidden="1" w:unhideWhenUsed="1"/>
+    <w:lsdException w:name="Message Header" w:semiHidden="1" w:unhideWhenUsed="1"/>
+    <w:lsdException w:name="Subtitle" w:uiPriority="11" w:qFormat="1"/>
+    <w:lsdException w:name="Salutation" w:semiHidden="1" w:unhideWhenUsed="1"/>
+    <w:lsdException w:name="Date" w:semiHidden="1" w:unhideWhenUsed="1"/>
+    <w:lsdException w:name="Body Text First Indent" w:semiHidden="1" w:unhideWhenUsed="1"/>
+    <w:lsdException w:name="Body Text First Indent 2" w:semiHidden="1" w:unhideWhenUsed="1"/>
+    <w:lsdException w:name="Note Heading" w:semiHidden="1" w:unhideWhenUsed="1"/>
+    <w:lsdException w:name="Body Text 2" w:semiHidden="1" w:unhideWhenUsed="1"/>
+    <w:lsdException w:name="Body Text 3" w:semiHidden="1" w:unhideWhenUsed="1"/>
+    <w:lsdException w:name="Body Text Indent 2" w:semiHidden="1" w:unhideWhenUsed="1"/>
+    <w:lsdException w:name="Body Text Indent 3" w:semiHidden="1" w:unhideWhenUsed="1"/>
+    <w:lsdException w:name="Block Text" w:semiHidden="1" w:unhideWhenUsed="1"/>
+    <w:lsdException w:name="Hyperlink" w:semiHidden="1" w:unhideWhenUsed="1"/>
+    <w:lsdException w:name="FollowedHyperlink" w:semiHidden="1" w:unhideWhenUsed="1"/>
+    <w:lsdException w:name="Strong" w:uiPriority="22" w:qFormat="1"/>
+    <w:lsdException w:name="Emphasis" w:uiPriority="20" w:qFormat="1"/>
+    <w:lsdException w:name="Document Map" w:semiHidden="1" w:unhideWhenUsed="1"/>
+    <w:lsdException w:name="Plain Text" w:semiHidden="1" w:unhideWhenUsed="1"/>
+    <w:lsdException w:name="E-mail Signature" w:semiHidden="1" w:unhideWhenUsed="1"/>
+    <w:lsdException w:name="HTML Top of Form" w:semiHidden="1" w:unhideWhenUsed="1"/>
+    <w:lsdException w:name="HTML Bottom of Form" w:semiHidden="1" w:unhideWhenUsed="1"/>
+    <w:lsdException w:name="Normal (Web)" w:semiHidden="1" w:unhideWhenUsed="1"/>
+    <w:lsdException w:name="HTML Acronym" w:semiHidden="1" w:unhideWhenUsed="1"/>
+    <w:lsdException w:name="HTML Address" w:semiHidden="1" w:unhideWhenUsed="1"/>
+    <w:lsdException w:name="HTML Cite" w:semiHidden="1" w:unhideWhenUsed="1"/>
+    <w:lsdException w:name="HTML Code" w:semiHidden="1" w:unhideWhenUsed="1"/>
+    <w:lsdException w:name="HTML Definition" w:semiHidden="1" w:unhideWhenUsed="1"/>
+    <w:lsdException w:name="HTML Keyboard" w:semiHidden="1" w:unhideWhenUsed="1"/>
+    <w:lsdException w:name="HTML Preformatted" w:semiHidden="1" w:unhideWhenUsed="1"/>
+    <w:lsdException w:name="HTML Sample" w:semiHidden="1" w:unhideWhenUsed="1"/>
+    <w:lsdException w:name="HTML Typewriter" w:semiHidden="1" w:unhideWhenUsed="1"/>
+    <w:lsdException w:name="HTML Variable" w:semiHidden="1" w:unhideWhenUsed="1"/>
+    <w:lsdException w:name="Normal Table" w:semiHidden="1" w:unhideWhenUsed="1"/>
+    <w:lsdException w:name="annotation subject" w:semiHidden="1" w:unhideWhenUsed="1"/>
+    <w:lsdException w:name="No List" w:semiHidden="1" w:unhideWhenUsed="1"/>
+    <w:lsdException w:name="Outline List 1" w:semiHidden="1" w:unhideWhenUsed="1"/>
+    <w:lsdException w:name="Outline List 2" w:semiHidden="1" w:unhideWhenUsed="1"/>
+    <w:lsdException w:name="Outline List 3" w:semiHidden="1" w:unhideWhenUsed="1"/>
+    <w:lsdException w:name="Table Simple 1" w:semiHidden="1" w:unhideWhenUsed="1"/>
+    <w:lsdException w:name="Table Simple 2" w:semiHidden="1" w:unhideWhenUsed="1"/>
+    <w:lsdException w:name="Table Simple 3" w:semiHidden="1" w:unhideWhenUsed="1"/>
+    <w:lsdException w:name="Table Classic 1" w:semiHidden="1" w:unhideWhenUsed="1"/>
+    <w:lsdException w:name="Table Classic 2" w:semiHidden="1" w:unhideWhenUsed="1"/>
+    <w:lsdException w:name="Table Classic 3" w:semiHidden="1" w:unhideWhenUsed="1"/>
+    <w:lsdException w:name="Table Classic 4" w:semiHidden="1" w:unhideWhenUsed="1"/>
+    <w:lsdException w:name="Table Colorful 1" w:semiHidden="1" w:unhideWhenUsed="1"/>
+    <w:lsdException w:name="Table Colorful 2" w:semiHidden="1" w:unhideWhenUsed="1"/>
+    <w:lsdException w:name="Table Colorful 3" w:semiHidden="1" w:unhideWhenUsed="1"/>
+    <w:lsdException w:name="Table Columns 1" w:semiHidden="1" w:unhideWhenUsed="1"/>
+    <w:lsdException w:name="Table Columns 2" w:semiHidden="1" w:unhideWhenUsed="1"/>
+    <w:lsdException w:name="Table Columns 3" w:semiHidden="1" w:unhideWhenUsed="1"/>
+    <w:lsdException w:name="Table Columns 4" w:semiHidden="1" w:unhideWhenUsed="1"/>
+    <w:lsdException w:name="Table Columns 5" w:semiHidden="1" w:unhideWhenUsed="1"/>
+    <w:lsdException w:name="Table Grid 1" w:semiHidden="1" w:unhideWhenUsed="1"/>
+    <w:lsdException w:name="Table Grid 2" w:semiHidden="1" w:unhideWhenUsed="1"/>
+    <w:lsdException w:name="Table Grid 3" w:semiHidden="1" w:unhideWhenUsed="1"/>
+    <w:lsdException w:name="Table Grid 4" w:semiHidden="1" w:unhideWhenUsed="1"/>
+    <w:lsdException w:name="Table Grid 5" w:semiHidden="1" w:unhideWhenUsed="1"/>
+    <w:lsdException w:name="Table Grid 6" w:semiHidden="1" w:unhideWhenUsed="1"/>
+    <w:lsdException w:name="Table Grid 7" w:semiHidden="1" w:unhideWhenUsed="1"/>
+    <w:lsdException w:name="Table Grid 8" w:semiHidden="1" w:unhideWhenUsed="1"/>
+    <w:lsdException w:name="Table List 1" w:semiHidden="1" w:unhideWhenUsed="1"/>
+    <w:lsdException w:name="Table List 2" w:semiHidden="1" w:unhideWhenUsed="1"/>
+    <w:lsdException w:name="Table List 3" w:semiHidden="1" w:unhideWhenUsed="1"/>
+    <w:lsdException w:name="Table List 4" w:semiHidden="1" w:unhideWhenUsed="1"/>
+    <w:lsdException w:name="Table List 5" w:semiHidden="1" w:unhideWhenUsed="1"/>
+    <w:lsdException w:name="Table List 6" w:semiHidden="1" w:unhideWhenUsed="1"/>
+    <w:lsdException w:name="Table List 7" w:semiHidden="1" w:unhideWhenUsed="1"/>
+    <w:lsdException w:name="Table List 8" w:semiHidden="1" w:unhideWhenUsed="1"/>
+    <w:lsdException w:name="Table 3D effects 1" w:semiHidden="1" w:unhideWhenUsed="1"/>
+    <w:lsdException w:name="Table 3D effects 2" w:semiHidden="1" w:unhideWhenUsed="1"/>
+    <w:lsdException w:name="Table 3D effects 3" w:semiHidden="1" w:unhideWhenUsed="1"/>
+    <w:lsdException w:name="Table Contemporary" w:semiHidden="1" w:unhideWhenUsed="1"/>
+    <w:lsdException w:name="Table Elegant" w:semiHidden="1" w:unhideWhenUsed="1"/>
+    <w:lsdException w:name="Table Professional" w:semiHidden="1" w:unhideWhenUsed="1"/>
+    <w:lsdException w:name="Table Subtle 1" w:semiHidden="1" w:unhideWhenUsed="1"/>
+    <w:lsdException w:name="Table Subtle 2" w:semiHidden="1" w:unhideWhenUsed="1"/>
+    <w:lsdException w:name="Table Web 1" w:semiHidden="1" w:unhideWhenUsed="1"/>
+    <w:lsdException w:name="Table Web 2" w:semiHidden="1" w:unhideWhenUsed="1"/>
+    <w:lsdException w:name="Table Web 3" w:semiHidden="1" w:unhideWhenUsed="1"/>
+    <w:lsdException w:name="Balloon Text" w:semiHidden="1" w:unhideWhenUsed="1"/>
+    <w:lsdException w:name="Table Grid" w:uiPriority="39"/>
+    <w:lsdException w:name="Table Theme" w:semiHidden="1" w:unhideWhenUsed="1"/>
+    <w:lsdException w:name="Placeholder Text" w:semiHidden="1"/>
+    <w:lsdException w:name="No Spacing" w:uiPriority="1" w:qFormat="1"/>
+    <w:lsdException w:name="Light Shading" w:uiPriority="60"/>
+    <w:lsdException w:name="Light List" w:uiPriority="61"/>
+    <w:lsdException w:name="Light Grid" w:uiPriority="62"/>
+    <w:lsdException w:name="Medium Shading 1" w:uiPriority="63"/>
+    <w:lsdException w:name="Medium Shading 2" w:uiPriority="64"/>
+    <w:lsdException w:name="Medium List 1" w:uiPriority="65"/>
+    <w:lsdException w:name="Medium List 2" w:uiPriority="66"/>
+    <w:lsdException w:name="Medium Grid 1" w:uiPriority="67"/>
+    <w:lsdException w:name="Medium Grid 2" w:uiPriority="68"/>
+    <w:lsdException w:name="Medium Grid 3" w:uiPriority="69"/>
+    <w:lsdException w:name="Dark List" w:uiPriority="70"/>
+    <w:lsdException w:name="Colorful Shading" w:uiPriority="71"/>
+    <w:lsdException w:name="Colorful List" w:uiPriority="72"/>
+    <w:lsdException w:name="Colorful Grid" w:uiPriority="73"/>
+    <w:lsdException w:name="Light Shading Accent 1" w:uiPriority="60"/>
+    <w:lsdException w:name="Light List Accent 1" w:uiPriority="61"/>
+    <w:lsdException w:name="Light Grid Accent 1" w:uiPriority="62"/>
+    <w:lsdException w:name="Medium Shading 1 Accent 1" w:uiPriority="63"/>
+    <w:lsdException w:name="Medium Shading 2 Accent 1" w:uiPriority="64"/>
+    <w:lsdException w:name="Medium List 1 Accent 1" w:uiPriority="65"/>
+    <w:lsdException w:name="Revision" w:semiHidden="1"/>
+    <w:lsdException w:name="List Paragraph" w:uiPriority="34" w:qFormat="1"/>
+    <w:lsdException w:name="Quote" w:uiPriority="29" w:qFormat="1"/>
+    <w:lsdException w:name="Intense Quote" w:uiPriority="30" w:qFormat="1"/>
+    <w:lsdException w:name="Medium List 2 Accent 1" w:uiPriority="66"/>
+    <w:lsdException w:name="Medium Grid 1 Accent 1" w:uiPriority="67"/>
+    <w:lsdException w:name="Medium Grid 2 Accent 1" w:uiPriority="68"/>
+    <w:lsdException w:name="Medium Grid 3 Accent 1" w:uiPriority="69"/>
+    <w:lsdException w:name="Dark List Accent 1" w:uiPriority="70"/>
+    <w:lsdException w:name="Colorful Shading Accent 1" w:uiPriority="71"/>
+    <w:lsdException w:name="Colorful List Accent 1" w:uiPriority="72"/>
+    <w:lsdException w:name="Colorful Grid Accent 1" w:uiPriority="73"/>
+    <w:lsdException w:name="Light Shading Accent 2" w:uiPriority="60"/>
+    <w:lsdException w:name="Light List Accent 2" w:uiPriority="61"/>
+    <w:lsdException w:name="Light Grid Accent 2" w:uiPriority="62"/>
+    <w:lsdException w:name="Medium Shading 1 Accent 2" w:uiPriority="63"/>
+    <w:lsdException w:name="Medium Shading 2 Accent 2" w:uiPriority="64"/>
+    <w:lsdException w:name="Medium List 1 Accent 2" w:uiPriority="65"/>
+    <w:lsdException w:name="Medium List 2 Accent 2" w:uiPriority="66"/>
+    <w:lsdException w:name="Medium Grid 1 Accent 2" w:uiPriority="67"/>
+    <w:lsdException w:name="Medium Grid 2 Accent 2" w:uiPriority="68"/>
+    <w:lsdException w:name="Medium Grid 3 Accent 2" w:uiPriority="69"/>
+    <w:lsdException w:name="Dark List Accent 2" w:uiPriority="70"/>
+    <w:lsdException w:name="Colorful Shading Accent 2" w:uiPriority="71"/>
+    <w:lsdException w:name="Colorful List Accent 2" w:uiPriority="72"/>
+    <w:lsdException w:name="Colorful Grid Accent 2" w:uiPriority="73"/>
+    <w:lsdException w:name="Light Shading Accent 3" w:uiPriority="60"/>
+    <w:lsdException w:name="Light List Accent 3" w:uiPriority="61"/>
+    <w:lsdException w:name="Light Grid Accent 3" w:uiPriority="62"/>
+    <w:lsdException w:name="Medium Shading 1 Accent 3" w:uiPriority="63"/>
+    <w:lsdException w:name="Medium Shading 2 Accent 3" w:uiPriority="64"/>
+    <w:lsdException w:name="Medium List 1 Accent 3" w:uiPriority="65"/>
+    <w:lsdException w:name="Medium List 2 Accent 3" w:uiPriority="66"/>
+    <w:lsdException w:name="Medium Grid 1 Accent 3" w:uiPriority="67"/>
+    <w:lsdException w:name="Medium Grid 2 Accent 3" w:uiPriority="68"/>
+    <w:lsdException w:name="Medium Grid 3 Accent 3" w:uiPriority="69"/>
+    <w:lsdException w:name="Dark List Accent 3" w:uiPriority="70"/>
+    <w:lsdException w:name="Colorful Shading Accent 3" w:uiPriority="71"/>
+    <w:lsdException w:name="Colorful List Accent 3" w:uiPriority="72"/>
+    <w:lsdException w:name="Colorful Grid Accent 3" w:uiPriority="73"/>
+    <w:lsdException w:name="Light Shading Accent 4" w:uiPriority="60"/>
+    <w:lsdException w:name="Light List Accent 4" w:uiPriority="61"/>
+    <w:lsdException w:name="Light Grid Accent 4" w:uiPriority="62"/>
+    <w:lsdException w:name="Medium Shading 1 Accent 4" w:uiPriority="63"/>
+    <w:lsdException w:name="Medium Shading 2 Accent 4" w:uiPriority="64"/>
+    <w:lsdException w:name="Medium List 1 Accent 4" w:uiPriority="65"/>
+    <w:lsdException w:name="Medium List 2 Accent 4" w:uiPriority="66"/>
+    <w:lsdException w:name="Medium Grid 1 Accent 4" w:uiPriority="67"/>
+    <w:lsdException w:name="Medium Grid 2 Accent 4" w:uiPriority="68"/>
+    <w:lsdException w:name="Medium Grid 3 Accent 4" w:uiPriority="69"/>
+    <w:lsdException w:name="Dark List Accent 4" w:uiPriority="70"/>
+    <w:lsdException w:name="Colorful Shading Accent 4" w:uiPriority="71"/>
+    <w:lsdException w:name="Colorful List Accent 4" w:uiPriority="72"/>
+    <w:lsdException w:name="Colorful Grid Accent 4" w:uiPriority="73"/>
+    <w:lsdException w:name="Light Shading Accent 5" w:uiPriority="60"/>
+    <w:lsdException w:name="Light List Accent 5" w:uiPriority="61"/>
+    <w:lsdException w:name="Light Grid Accent 5" w:uiPriority="62"/>
+    <w:lsdException w:name="Medium Shading 1 Accent 5" w:uiPriority="63"/>
+    <w:lsdException w:name="Medium Shading 2 Accent 5" w:uiPriority="64"/>
+    <w:lsdException w:name="Medium List 1 Accent 5" w:uiPriority="65"/>
+    <w:lsdException w:name="Medium List 2 Accent 5" w:uiPriority="66"/>
+    <w:lsdException w:name="Medium Grid 1 Accent 5" w:uiPriority="67"/>
+    <w:lsdException w:name="Medium Grid 2 Accent 5" w:uiPriority="68"/>
+    <w:lsdException w:name="Medium Grid 3 Accent 5" w:uiPriority="69"/>
+    <w:lsdException w:name="Dark List Accent 5" w:uiPriority="70"/>
+    <w:lsdException w:name="Colorful Shading Accent 5" w:uiPriority="71"/>
+    <w:lsdException w:name="Colorful List Accent 5" w:uiPriority="72"/>
+    <w:lsdException w:name="Colorful Grid Accent 5" w:uiPriority="73"/>
+    <w:lsdException w:name="Light Shading Accent 6" w:uiPriority="60"/>
+    <w:lsdException w:name="Light List Accent 6" w:uiPriority="61"/>
+    <w:lsdException w:name="Light Grid Accent 6" w:uiPriority="62"/>
+    <w:lsdException w:name="Medium Shading 1 Accent 6" w:uiPriority="63"/>
+    <w:lsdException w:name="Medium Shading 2 Accent 6" w:uiPriority="64"/>
+    <w:lsdException w:name="Medium List 1 Accent 6" w:uiPriority="65"/>
+    <w:lsdException w:name="Medium List 2 Accent 6" w:uiPriority="66"/>
+    <w:lsdException w:name="Medium Grid 1 Accent 6" w:uiPriority="67"/>
+    <w:lsdException w:name="Medium Grid 2 Accent 6" w:uiPriority="68"/>
+    <w:lsdException w:name="Medium Grid 3 Accent 6" w:uiPriority="69"/>
+    <w:lsdException w:name="Dark List Accent 6" w:uiPriority="70"/>
+    <w:lsdException w:name="Colorful Shading Accent 6" w:uiPriority="71"/>
+    <w:lsdException w:name="Colorful List Accent 6" w:uiPriority="72"/>
+    <w:lsdException w:name="Colorful Grid Accent 6" w:uiPriority="73"/>
+    <w:lsdException w:name="Subtle Emphasis" w:uiPriority="19" w:qFormat="1"/>
+    <w:lsdException w:name="Intense Emphasis" w:uiPriority="21" w:qFormat="1"/>
+    <w:lsdException w:name="Subtle Reference" w:uiPriority="31" w:qFormat="1"/>
+    <w:lsdException w:name="Intense Reference" w:uiPriority="32" w:qFormat="1"/>
+    <w:lsdException w:name="Book Title" w:uiPriority="33" w:qFormat="1"/>
+    <w:lsdException w:name="Bibliography" w:semiHidden="1" w:uiPriority="37" w:unhideWhenUsed="1"/>
+    <w:lsdException w:name="TOC Heading" w:semiHidden="1" w:uiPriority="39" w:unhideWhenUsed="1" w:qFormat="1"/>
+    <w:lsdException w:name="Plain Table 1" w:uiPriority="41"/>
+    <w:lsdException w:name="Plain Table 2" w:uiPriority="42"/>
+    <w:lsdException w:name="Plain Table 3" w:uiPriority="43"/>
+    <w:lsdException w:name="Plain Table 4" w:uiPriority="44"/>
+    <w:lsdException w:name="Plain Table 5" w:uiPriority="45"/>
+    <w:lsdException w:name="Grid Table Light" w:uiPriority="40"/>
+    <w:lsdException w:name="Grid Table 1 Light" w:uiPriority="46"/>
+    <w:lsdException w:name="Grid Table 2" w:uiPriority="47"/>
+    <w:lsdException w:name="Grid Table 3" w:uiPriority="48"/>
+    <w:lsdException w:name="Grid Table 4" w:uiPriority="49"/>
+    <w:lsdException w:name="Grid Table 5 Dark" w:uiPriority="50"/>
+    <w:lsdException w:name="Grid Table 6 Colorful" w:uiPriority="51"/>
+    <w:lsdException w:name="Grid Table 7 Colorful" w:uiPriority="52"/>
+    <w:lsdException w:name="Grid Table 1 Light Accent 1" w:uiPriority="46"/>
+    <w:lsdException w:name="Grid Table 2 Accent 1" w:uiPriority="47"/>
+    <w:lsdException w:name="Grid Table 3 Accent 1" w:uiPriority="48"/>
+    <w:lsdException w:name="Grid Table 4 Accent 1" w:uiPriority="49"/>
+    <w:lsdException w:name="Grid Table 5 Dark Accent 1" w:uiPriority="50"/>
+    <w:lsdException w:name="Grid Table 6 Colorful Accent 1" w:uiPriority="51"/>
+    <w:lsdException w:name="Grid Table 7 Colorful Accent 1" w:uiPriority="52"/>
+    <w:lsdException w:name="Grid Table 1 Light Accent 2" w:uiPriority="46"/>
+    <w:lsdException w:name="Grid Table 2 Accent 2" w:uiPriority="47"/>
+    <w:lsdException w:name="Grid Table 3 Accent 2" w:uiPriority="48"/>
+    <w:lsdException w:name="Grid Table 4 Accent 2" w:uiPriority="49"/>
+    <w:lsdException w:name="Grid Table 5 Dark Accent 2" w:uiPriority="50"/>
+    <w:lsdException w:name="Grid Table 6 Colorful Accent 2" w:uiPriority="51"/>
+    <w:lsdException w:name="Grid Table 7 Colorful Accent 2" w:uiPriority="52"/>
+    <w:lsdException w:name="Grid Table 1 Light Accent 3" w:uiPriority="46"/>
+    <w:lsdException w:name="Grid Table 2 Accent 3" w:uiPriority="47"/>
+    <w:lsdException w:name="Grid Table 3 Accent 3" w:uiPriority="48"/>
+    <w:lsdException w:name="Grid Table 4 Accent 3" w:uiPriority="49"/>
+    <w:lsdException w:name="Grid Table 5 Dark Accent 3" w:uiPriority="50"/>
+    <w:lsdException w:name="Grid Table 6 Colorful Accent 3" w:uiPriority="51"/>
+    <w:lsdException w:name="Grid Table 7 Colorful Accent 3" w:uiPriority="52"/>
+    <w:lsdException w:name="Grid Table 1 Light Accent 4" w:uiPriority="46"/>
+    <w:lsdException w:name="Grid Table 2 Accent 4" w:uiPriority="47"/>
+    <w:lsdException w:name="Grid Table 3 Accent 4" w:uiPriority="48"/>
+    <w:lsdException w:name="Grid Table 4 Accent 4" w:uiPriority="49"/>
+    <w:lsdException w:name="Grid Table 5 Dark Accent 4" w:uiPriority="50"/>
+    <w:lsdException w:name="Grid Table 6 Colorful Accent 4" w:uiPriority="51"/>
+    <w:lsdException w:name="Grid Table 7 Colorful Accent 4" w:uiPriority="52"/>
+    <w:lsdException w:name="Grid Table 1 Light Accent 5" w:uiPriority="46"/>
+    <w:lsdException w:name="Grid Table 2 Accent 5" w:uiPriority="47"/>
+    <w:lsdException w:name="Grid Table 3 Accent 5" w:uiPriority="48"/>
+    <w:lsdException w:name="Grid Table 4 Accent 5" w:uiPriority="49"/>
+    <w:lsdException w:name="Grid Table 5 Dark Accent 5" w:uiPriority="50"/>
+    <w:lsdException w:name="Grid Table 6 Colorful Accent 5" w:uiPriority="51"/>
+    <w:lsdException w:name="Grid Table 7 Colorful Accent 5" w:uiPriority="52"/>
+    <w:lsdException w:name="Grid Table 1 Light Accent 6" w:uiPriority="46"/>
+    <w:lsdException w:name="Grid Table 2 Accent 6" w:uiPriority="47"/>
+    <w:lsdException w:name="Grid Table 3 Accent 6" w:uiPriority="48"/>
+    <w:lsdException w:name="Grid Table 4 Accent 6" w:uiPriority="49"/>
+    <w:lsdException w:name="Grid Table 5 Dark Accent 6" w:uiPriority="50"/>
+    <w:lsdException w:name="Grid Table 6 Colorful Accent 6" w:uiPriority="51"/>
+    <w:lsdException w:name="Grid Table 7 Colorful Accent 6" w:uiPriority="52"/>
+    <w:lsdException w:name="List Table 1 Light" w:uiPriority="46"/>
+    <w:lsdException w:name="List Table 2" w:uiPriority="47"/>
+    <w:lsdException w:name="List Table 3" w:uiPriority="48"/>
+    <w:lsdException w:name="List Table 4" w:uiPriority="49"/>
+    <w:lsdException w:name="List Table 5 Dark" w:uiPriority="50"/>
+    <w:lsdException w:name="List Table 6 Colorful" w:uiPriority="51"/>
+    <w:lsdException w:name="List Table 7 Colorful" w:uiPriority="52"/>
+    <w:lsdException w:name="List Table 1 Light Accent 1" w:uiPriority="46"/>
+    <w:lsdException w:name="List Table 2 Accent 1" w:uiPriority="47"/>
+    <w:lsdException w:name="List Table 3 Accent 1" w:uiPriority="48"/>
+    <w:lsdException w:name="List Table 4 Accent 1" w:uiPriority="49"/>
+    <w:lsdException w:name="List Table 5 Dark Accent 1" w:uiPriority="50"/>
+    <w:lsdException w:name="List Table 6 Colorful Accent 1" w:uiPriority="51"/>
+    <w:lsdException w:name="List Table 7 Colorful Accent 1" w:uiPriority="52"/>
+    <w:lsdException w:name="List Table 1 Light Accent 2" w:uiPriority="46"/>
+    <w:lsdException w:name="List Table 2 Accent 2" w:uiPriority="47"/>
+    <w:lsdException w:name="List Table 3 Accent 2" w:uiPriority="48"/>
+    <w:lsdException w:name="List Table 4 Accent 2" w:uiPriority="49"/>
+    <w:lsdException w:name="List Table 5 Dark Accent 2" w:uiPriority="50"/>
+    <w:lsdException w:name="List Table 6 Colorful Accent 2" w:uiPriority="51"/>
+    <w:lsdException w:name="List Table 7 Colorful Accent 2" w:uiPriority="52"/>
+    <w:lsdException w:name="List Table 1 Light Accent 3" w:uiPriority="46"/>
+    <w:lsdException w:name="List Table 2 Accent 3" w:uiPriority="47"/>
+    <w:lsdException w:name="List Table 3 Accent 3" w:uiPriority="48"/>
+    <w:lsdException w:name="List Table 4 Accent 3" w:uiPriority="49"/>
+    <w:lsdException w:name="List Table 5 Dark Accent 3" w:uiPriority="50"/>
+    <w:lsdException w:name="List Table 6 Colorful Accent 3" w:uiPriority="51"/>
+    <w:lsdException w:name="List Table 7 Colorful Accent 3" w:uiPriority="52"/>
+    <w:lsdException w:name="List Table 1 Light Accent 4" w:uiPriority="46"/>
+    <w:lsdException w:name="List Table 2 Accent 4" w:uiPriority="47"/>
+    <w:lsdException w:name="List Table 3 Accent 4" w:uiPriority="48"/>
+    <w:lsdException w:name="List Table 4 Accent 4" w:uiPriority="49"/>
+    <w:lsdException w:name="List Table 5 Dark Accent 4" w:uiPriority="50"/>
+    <w:lsdException w:name="List Table 6 Colorful Accent 4" w:uiPriority="51"/>
+    <w:lsdException w:name="List Table 7 Colorful Accent 4" w:uiPriority="52"/>
+    <w:lsdException w:name="List Table 1 Light Accent 5" w:uiPriority="46"/>
+    <w:lsdException w:name="List Table 2 Accent 5" w:uiPriority="47"/>
+    <w:lsdException w:name="List Table 3 Accent 5" w:uiPriority="48"/>
+    <w:lsdException w:name="List Table 4 Accent 5" w:uiPriority="49"/>
+    <w:lsdException w:name="List Table 5 Dark Accent 5" w:uiPriority="50"/>
+    <w:lsdException w:name="List Table 6 Colorful Accent 5" w:uiPriority="51"/>
+    <w:lsdException w:name="List Table 7 Colorful Accent 5" w:uiPriority="52"/>
+    <w:lsdException w:name="List Table 1 Light Accent 6" w:uiPriority="46"/>
+    <w:lsdException w:name="List Table 2 Accent 6" w:uiPriority="47"/>
+    <w:lsdException w:name="List Table 3 Accent 6" w:uiPriority="48"/>
+    <w:lsdException w:name="List Table 4 Accent 6" w:uiPriority="49"/>
+    <w:lsdException w:name="List Table 5 Dark Accent 6" w:uiPriority="50"/>
+    <w:lsdException w:name="List Table 6 Colorful Accent 6" w:uiPriority="51"/>
+    <w:lsdException w:name="List Table 7 Colorful Accent 6" w:uiPriority="52"/>
+    <w:lsdException w:name="Mention" w:semiHidden="1" w:unhideWhenUsed="1"/>
+    <w:lsdException w:name="Smart Hyperlink" w:semiHidden="1" w:unhideWhenUsed="1"/>
+    <w:lsdException w:name="Hashtag" w:semiHidden="1" w:unhideWhenUsed="1"/>
+    <w:lsdException w:name="Unresolved Mention" w:semiHidden="1" w:unhideWhenUsed="1"/>
+    <w:lsdException w:name="Smart Link" w:semiHidden="1" w:unhideWhenUsed="1"/>
+  </w:latentStyles>
+  <w:style w:type="paragraph" w:default="1" w:styleId="Normal">
+    <w:name w:val="Normal"/>
     <w:qFormat/>
+    <w:rsid w:val="00E6358E"/>
     <w:rPr>
-      <w:sz w:val="56"/>
-      <w:szCs w:val="56"/>
+      <w:rFonts w:ascii="Arial" w:hAnsi="Arial"/>
+      <w:color w:val="1C2345"/>
     </w:rPr>
   </w:style>
   <w:style w:type="paragraph" w:styleId="Heading1">
-    <w:name w:val="Heading 1"/>
+    <w:name w:val="heading 1"/>
     <w:basedOn w:val="Normal"/>
     <w:next w:val="Normal"/>
-    <w:qFormat/>
+    <w:link w:val="Heading1Char"/>
+    <w:uiPriority w:val="9"/>
+    <w:rsid w:val="0076629D"/>
+    <w:pPr>
+      <w:keepNext/>
+      <w:keepLines/>
+      <w:spacing w:before="240" w:after="0" w:line="360" w:lineRule="auto"/>
+      <w:outlineLvl w:val="0"/>
+    </w:pPr>
     <w:rPr>
-      <w:color w:val="2E74B5"/>
+      <w:rFonts w:eastAsiaTheme="majorEastAsia" w:cstheme="majorBidi"/>
+      <w:b/>
+      <w:color w:val="3C67EA"/>
       <w:sz w:val="32"/>
       <w:szCs w:val="32"/>
     </w:rPr>
   </w:style>
   <w:style w:type="paragraph" w:styleId="Heading2">
-    <w:name w:val="Heading 2"/>
+    <w:name w:val="heading 2"/>
     <w:basedOn w:val="Normal"/>
     <w:next w:val="Normal"/>
+    <w:link w:val="Heading2Char"/>
+    <w:uiPriority w:val="9"/>
+    <w:unhideWhenUsed/>
     <w:qFormat/>
+    <w:rsid w:val="00E6358E"/>
+    <w:pPr>
+      <w:keepNext/>
+      <w:keepLines/>
+      <w:spacing w:before="160" w:after="120" w:line="240" w:lineRule="auto"/>
+      <w:outlineLvl w:val="1"/>
+    </w:pPr>
     <w:rPr>
-      <w:color w:val="2E74B5"/>
-      <w:sz w:val="26"/>
+      <w:rFonts w:eastAsiaTheme="majorEastAsia" w:cstheme="majorBidi"/>
+      <w:b/>
+      <w:sz w:val="28"/>
       <w:szCs w:val="26"/>
     </w:rPr>
   </w:style>
   <w:style w:type="paragraph" w:styleId="Heading3">
-    <w:name w:val="Heading 3"/>
-    <w:basedOn w:val="Normal"/>
+    <w:name w:val="heading 3"/>
     <w:next w:val="Normal"/>
+    <w:link w:val="Heading3Char"/>
+    <w:uiPriority w:val="9"/>
+    <w:unhideWhenUsed/>
     <w:qFormat/>
+    <w:rsid w:val="0076629D"/>
+    <w:pPr>
+      <w:keepNext/>
+      <w:keepLines/>
+      <w:spacing w:before="40" w:after="0" w:line="360" w:lineRule="auto"/>
+      <w:outlineLvl w:val="2"/>
+    </w:pPr>
     <w:rPr>
-      <w:color w:val="1F4D78"/>
+      <w:rFonts w:ascii="Arial" w:eastAsiaTheme="majorEastAsia" w:hAnsi="Arial" w:cstheme="majorBidi"/>
+      <w:b/>
+      <w:color w:val="14A687"/>
       <w:sz w:val="24"/>
       <w:szCs w:val="24"/>
     </w:rPr>
   </w:style>
   <w:style w:type="paragraph" w:styleId="Heading4">
-    <w:name w:val="Heading 4"/>
+    <w:name w:val="heading 4"/>
     <w:basedOn w:val="Normal"/>
     <w:next w:val="Normal"/>
-    <w:qFormat/>
+    <w:link w:val="Heading4Char"/>
+    <w:uiPriority w:val="9"/>
+    <w:semiHidden/>
+    <w:unhideWhenUsed/>
+    <w:rsid w:val="00E6358E"/>
+    <w:pPr>
+      <w:keepNext/>
+      <w:keepLines/>
+      <w:spacing w:before="40" w:after="0"/>
+      <w:outlineLvl w:val="3"/>
+    </w:pPr>
     <w:rPr>
-      <w:i/>
+      <w:rFonts w:eastAsiaTheme="majorEastAsia" w:cstheme="majorBidi"/>
+      <w:b/>
       <w:iCs/>
-      <w:color w:val="2E74B5"/>
+      <w:sz w:val="20"/>
     </w:rPr>
   </w:style>
   <w:style w:type="paragraph" w:styleId="Heading5">
-    <w:name w:val="Heading 5"/>
+    <w:name w:val="heading 5"/>
     <w:basedOn w:val="Normal"/>
     <w:next w:val="Normal"/>
+    <w:link w:val="Heading5Char"/>
+    <w:uiPriority w:val="9"/>
+    <w:semiHidden/>
+    <w:unhideWhenUsed/>
     <w:qFormat/>
+    <w:rsid w:val="00E6358E"/>
+    <w:pPr>
+      <w:keepNext/>
+      <w:keepLines/>
+      <w:spacing w:before="40" w:after="0"/>
+      <w:outlineLvl w:val="4"/>
+    </w:pPr>
     <w:rPr>
-      <w:color w:val="2E74B5"/>
+      <w:rFonts w:eastAsiaTheme="majorEastAsia" w:cstheme="majorBidi"/>
+      <w:b/>
+      <w:color w:val="14A687"/>
     </w:rPr>
   </w:style>
   <w:style w:type="paragraph" w:styleId="Heading6">
-    <w:name w:val="Heading 6"/>
+    <w:name w:val="heading 6"/>
     <w:basedOn w:val="Normal"/>
     <w:next w:val="Normal"/>
+    <w:link w:val="Heading6Char"/>
+    <w:uiPriority w:val="9"/>
+    <w:semiHidden/>
+    <w:unhideWhenUsed/>
     <w:qFormat/>
+    <w:rsid w:val="00E6358E"/>
+    <w:pPr>
+      <w:keepNext/>
+      <w:keepLines/>
+      <w:spacing w:before="40" w:after="0"/>
+      <w:outlineLvl w:val="5"/>
+    </w:pPr>
     <w:rPr>
-      <w:color w:val="1F4D78"/>
+      <w:rFonts w:eastAsiaTheme="majorEastAsia" w:cstheme="majorBidi"/>
+      <w:b/>
+      <w:color w:val="14A687"/>
     </w:rPr>
   </w:style>
-  <w:style w:type="paragraph" w:styleId="Strong">
-    <w:name w:val="Strong"/>
+  <w:style w:type="paragraph" w:styleId="Heading7">
+    <w:name w:val="heading 7"/>
     <w:basedOn w:val="Normal"/>
     <w:next w:val="Normal"/>
+    <w:link w:val="Heading7Char"/>
+    <w:uiPriority w:val="9"/>
+    <w:semiHidden/>
+    <w:unhideWhenUsed/>
     <w:qFormat/>
+    <w:rsid w:val="00E6358E"/>
+    <w:pPr>
+      <w:keepNext/>
+      <w:keepLines/>
+      <w:spacing w:before="40" w:after="0"/>
+      <w:outlineLvl w:val="6"/>
+    </w:pPr>
     <w:rPr>
+      <w:rFonts w:eastAsiaTheme="majorEastAsia" w:cstheme="majorBidi"/>
       <w:b/>
-      <w:bCs/>
+      <w:i/>
+      <w:iCs/>
+      <w:color w:val="14A687"/>
     </w:rPr>
   </w:style>
-  <w:style w:type="paragraph" w:styleId="ListParagraph">
-    <w:name w:val="List Paragraph"/>
+  <w:style w:type="paragraph" w:styleId="Heading8">
+    <w:name w:val="heading 8"/>
     <w:basedOn w:val="Normal"/>
+    <w:next w:val="Normal"/>
+    <w:link w:val="Heading8Char"/>
+    <w:uiPriority w:val="9"/>
+    <w:semiHidden/>
+    <w:unhideWhenUsed/>
     <w:qFormat/>
+    <w:rsid w:val="00E6358E"/>
+    <w:pPr>
+      <w:keepNext/>
+      <w:keepLines/>
+      <w:spacing w:before="40" w:after="0"/>
+      <w:outlineLvl w:val="7"/>
+    </w:pPr>
+    <w:rPr>
+      <w:rFonts w:eastAsiaTheme="majorEastAsia" w:cstheme="majorBidi"/>
+      <w:b/>
+      <w:color w:val="5C5AC6"/>
+      <w:sz w:val="21"/>
+      <w:szCs w:val="21"/>
+    </w:rPr>
+  </w:style>
+  <w:style w:type="paragraph" w:styleId="Heading9">
+    <w:name w:val="heading 9"/>
+    <w:basedOn w:val="Normal"/>
+    <w:next w:val="Normal"/>
+    <w:link w:val="Heading9Char"/>
+    <w:uiPriority w:val="9"/>
+    <w:semiHidden/>
+    <w:unhideWhenUsed/>
+    <w:qFormat/>
+    <w:rsid w:val="00E6358E"/>
+    <w:pPr>
+      <w:keepNext/>
+      <w:keepLines/>
+      <w:spacing w:before="40" w:after="0"/>
+      <w:outlineLvl w:val="8"/>
+    </w:pPr>
+    <w:rPr>
+      <w:rFonts w:eastAsiaTheme="majorEastAsia" w:cstheme="majorBidi"/>
+      <w:b/>
+      <w:i/>
+      <w:iCs/>
+      <w:color w:val="5C5AC6"/>
+      <w:sz w:val="21"/>
+      <w:szCs w:val="21"/>
+    </w:rPr>
+  </w:style>
+  <w:style w:type="character" w:default="1" w:styleId="DefaultParagraphFont">
+    <w:name w:val="Default Paragraph Font"/>
+    <w:uiPriority w:val="1"/>
+    <w:semiHidden/>
+    <w:unhideWhenUsed/>
+  </w:style>
+  <w:style w:type="table" w:default="1" w:styleId="TableNormal">
+    <w:name w:val="Normal Table"/>
+    <w:uiPriority w:val="99"/>
+    <w:semiHidden/>
+    <w:unhideWhenUsed/>
+    <w:tblPr>
+      <w:tblInd w:w="0" w:type="dxa"/>
+      <w:tblCellMar>
+        <w:top w:w="0" w:type="dxa"/>
+        <w:left w:w="108" w:type="dxa"/>
+        <w:bottom w:w="0" w:type="dxa"/>
+        <w:right w:w="108" w:type="dxa"/>
+      </w:tblCellMar>
+    </w:tblPr>
+  </w:style>
+  <w:style w:type="numbering" w:default="1" w:styleId="NoList">
+    <w:name w:val="No List"/>
+    <w:uiPriority w:val="99"/>
+    <w:semiHidden/>
+    <w:unhideWhenUsed/>
+  </w:style>
+  <w:style w:type="paragraph" w:styleId="Title">
+    <w:name w:val="Title"/>
+    <w:basedOn w:val="Normal"/>
+    <w:next w:val="Normal"/>
+    <w:link w:val="TitleChar"/>
+    <w:uiPriority w:val="10"/>
+    <w:qFormat/>
+    <w:rsid w:val="00E6358E"/>
+    <w:pPr>
+      <w:spacing w:after="0" w:line="240" w:lineRule="auto"/>
+      <w:contextualSpacing/>
+    </w:pPr>
+    <w:rPr>
+      <w:rFonts w:eastAsiaTheme="majorEastAsia" w:cstheme="majorBidi"/>
+      <w:b/>
+      <w:spacing w:val="-10"/>
+      <w:kern w:val="28"/>
+      <w:sz w:val="56"/>
+      <w:szCs w:val="56"/>
+    </w:rPr>
+  </w:style>
+  <w:style w:type="character" w:customStyle="1" w:styleId="TitleChar">
+    <w:name w:val="Title Char"/>
+    <w:basedOn w:val="DefaultParagraphFont"/>
+    <w:link w:val="Title"/>
+    <w:uiPriority w:val="10"/>
+    <w:rsid w:val="00E6358E"/>
+    <w:rPr>
+      <w:rFonts w:ascii="Arial" w:eastAsiaTheme="majorEastAsia" w:hAnsi="Arial" w:cstheme="majorBidi"/>
+      <w:b/>
+      <w:color w:val="1C2345"/>
+      <w:spacing w:val="-10"/>
+      <w:kern w:val="28"/>
+      <w:sz w:val="56"/>
+      <w:szCs w:val="56"/>
+    </w:rPr>
+  </w:style>
+  <w:style w:type="paragraph" w:styleId="Subtitle">
+    <w:name w:val="Subtitle"/>
+    <w:basedOn w:val="Normal"/>
+    <w:next w:val="Normal"/>
+    <w:link w:val="SubtitleChar"/>
+    <w:uiPriority w:val="11"/>
+    <w:qFormat/>
+    <w:rsid w:val="00E6358E"/>
+    <w:pPr>
+      <w:numPr>
+        <w:ilvl w:val="1"/>
+      </w:numPr>
+    </w:pPr>
+    <w:rPr>
+      <w:rFonts w:eastAsiaTheme="minorEastAsia"/>
+      <w:spacing w:val="15"/>
+    </w:rPr>
+  </w:style>
+  <w:style w:type="character" w:customStyle="1" w:styleId="SubtitleChar">
+    <w:name w:val="Subtitle Char"/>
+    <w:basedOn w:val="DefaultParagraphFont"/>
+    <w:link w:val="Subtitle"/>
+    <w:uiPriority w:val="11"/>
+    <w:rsid w:val="00E6358E"/>
+    <w:rPr>
+      <w:rFonts w:ascii="Arial" w:eastAsiaTheme="minorEastAsia" w:hAnsi="Arial"/>
+      <w:color w:val="1C2345"/>
+      <w:spacing w:val="15"/>
+    </w:rPr>
+  </w:style>
+  <w:style w:type="character" w:customStyle="1" w:styleId="Heading2Char">
+    <w:name w:val="Heading 2 Char"/>
+    <w:basedOn w:val="DefaultParagraphFont"/>
+    <w:link w:val="Heading2"/>
+    <w:uiPriority w:val="9"/>
+    <w:rsid w:val="00E6358E"/>
+    <w:rPr>
+      <w:rFonts w:ascii="Arial" w:eastAsiaTheme="majorEastAsia" w:hAnsi="Arial" w:cstheme="majorBidi"/>
+      <w:b/>
+      <w:color w:val="1C2345"/>
+      <w:sz w:val="28"/>
+      <w:szCs w:val="26"/>
+    </w:rPr>
+  </w:style>
+  <w:style w:type="character" w:customStyle="1" w:styleId="Heading1Char">
+    <w:name w:val="Heading 1 Char"/>
+    <w:basedOn w:val="DefaultParagraphFont"/>
+    <w:link w:val="Heading1"/>
+    <w:uiPriority w:val="9"/>
+    <w:rsid w:val="0076629D"/>
+    <w:rPr>
+      <w:rFonts w:ascii="Arial" w:eastAsiaTheme="majorEastAsia" w:hAnsi="Arial" w:cstheme="majorBidi"/>
+      <w:b/>
+      <w:color w:val="3C67EA"/>
+      <w:sz w:val="32"/>
+      <w:szCs w:val="32"/>
+    </w:rPr>
+  </w:style>
+  <w:style w:type="paragraph" w:styleId="TOCHeading">
+    <w:name w:val="TOC Heading"/>
+    <w:basedOn w:val="Heading1"/>
+    <w:next w:val="Normal"/>
+    <w:uiPriority w:val="39"/>
+    <w:unhideWhenUsed/>
+    <w:qFormat/>
+    <w:rsid w:val="008C36B7"/>
+    <w:pPr>
+      <w:outlineLvl w:val="9"/>
+    </w:pPr>
+    <w:rPr>
+      <w:color w:val="14A687"/>
+      <w:sz w:val="72"/>
+    </w:rPr>
+  </w:style>
+  <w:style w:type="paragraph" w:styleId="TOC2">
+    <w:name w:val="toc 2"/>
+    <w:basedOn w:val="Normal"/>
+    <w:next w:val="Normal"/>
+    <w:autoRedefine/>
+    <w:uiPriority w:val="39"/>
+    <w:unhideWhenUsed/>
+    <w:rsid w:val="00F21C90"/>
+    <w:pPr>
+      <w:spacing w:after="100"/>
+      <w:ind w:left="220"/>
+    </w:pPr>
   </w:style>
   <w:style w:type="character" w:styleId="Hyperlink">
     <w:name w:val="Hyperlink"/>
     <w:basedOn w:val="DefaultParagraphFont"/>
     <w:uiPriority w:val="99"/>
     <w:unhideWhenUsed/>
+    <w:rsid w:val="008C36B7"/>
     <w:rPr>
-      <w:color w:val="0563C1"/>
+      <w:rFonts w:ascii="Arial" w:hAnsi="Arial"/>
+      <w:b w:val="0"/>
+      <w:i w:val="0"/>
+      <w:color w:val="3C67EA"/>
       <w:u w:val="single"/>
+    </w:rPr>
+  </w:style>
+  <w:style w:type="paragraph" w:styleId="ListParagraph">
+    <w:name w:val="List Paragraph"/>
+    <w:basedOn w:val="Normal"/>
+    <w:uiPriority w:val="34"/>
+    <w:qFormat/>
+    <w:rsid w:val="000A5A0C"/>
+    <w:pPr>
+      <w:ind w:left="720"/>
+      <w:contextualSpacing/>
+    </w:pPr>
+    <w:rPr>
+      <w:rFonts w:eastAsiaTheme="minorEastAsia"/>
+    </w:rPr>
+  </w:style>
+  <w:style w:type="table" w:styleId="TableGrid">
+    <w:name w:val="Table Grid"/>
+    <w:basedOn w:val="TableNormal"/>
+    <w:uiPriority w:val="39"/>
+    <w:rsid w:val="000A5A0C"/>
+    <w:pPr>
+      <w:spacing w:after="0" w:line="240" w:lineRule="auto"/>
+    </w:pPr>
+    <w:tblPr>
+      <w:tblBorders>
+        <w:top w:val="single" w:sz="4" w:space="0" w:color="auto"/>
+        <w:left w:val="single" w:sz="4" w:space="0" w:color="auto"/>
+        <w:bottom w:val="single" w:sz="4" w:space="0" w:color="auto"/>
+        <w:right w:val="single" w:sz="4" w:space="0" w:color="auto"/>
+        <w:insideH w:val="single" w:sz="4" w:space="0" w:color="auto"/>
+        <w:insideV w:val="single" w:sz="4" w:space="0" w:color="auto"/>
+      </w:tblBorders>
+    </w:tblPr>
+  </w:style>
+  <w:style w:type="paragraph" w:styleId="BalloonText">
+    <w:name w:val="Balloon Text"/>
+    <w:basedOn w:val="Normal"/>
+    <w:link w:val="BalloonTextChar"/>
+    <w:uiPriority w:val="99"/>
+    <w:semiHidden/>
+    <w:unhideWhenUsed/>
+    <w:rsid w:val="000A5A0C"/>
+    <w:pPr>
+      <w:spacing w:after="0" w:line="240" w:lineRule="auto"/>
+    </w:pPr>
+    <w:rPr>
+      <w:rFonts w:ascii="Segoe UI" w:hAnsi="Segoe UI" w:cs="Segoe UI"/>
+      <w:sz w:val="18"/>
+      <w:szCs w:val="18"/>
+    </w:rPr>
+  </w:style>
+  <w:style w:type="character" w:customStyle="1" w:styleId="BalloonTextChar">
+    <w:name w:val="Balloon Text Char"/>
+    <w:basedOn w:val="DefaultParagraphFont"/>
+    <w:link w:val="BalloonText"/>
+    <w:uiPriority w:val="99"/>
+    <w:semiHidden/>
+    <w:rsid w:val="000A5A0C"/>
+    <w:rPr>
+      <w:rFonts w:ascii="Segoe UI" w:hAnsi="Segoe UI" w:cs="Segoe UI"/>
+      <w:b w:val="0"/>
+      <w:i w:val="0"/>
+      <w:color w:val="808080" w:themeColor="background1" w:themeShade="80"/>
+      <w:sz w:val="18"/>
+      <w:szCs w:val="18"/>
+    </w:rPr>
+  </w:style>
+  <w:style w:type="character" w:styleId="CommentReference">
+    <w:name w:val="annotation reference"/>
+    <w:basedOn w:val="DefaultParagraphFont"/>
+    <w:uiPriority w:val="99"/>
+    <w:semiHidden/>
+    <w:unhideWhenUsed/>
+    <w:rsid w:val="000A5A0C"/>
+    <w:rPr>
+      <w:rFonts w:ascii="Arial" w:hAnsi="Arial"/>
+      <w:b w:val="0"/>
+      <w:i w:val="0"/>
+      <w:color w:val="0A2F46" w:themeColor="text2"/>
+      <w:sz w:val="16"/>
+      <w:szCs w:val="16"/>
+    </w:rPr>
+  </w:style>
+  <w:style w:type="paragraph" w:styleId="CommentText">
+    <w:name w:val="annotation text"/>
+    <w:basedOn w:val="Normal"/>
+    <w:link w:val="CommentTextChar"/>
+    <w:uiPriority w:val="99"/>
+    <w:unhideWhenUsed/>
+    <w:rsid w:val="000A5A0C"/>
+    <w:pPr>
+      <w:spacing w:before="120" w:after="120" w:line="240" w:lineRule="auto"/>
+    </w:pPr>
+    <w:rPr>
+      <w:sz w:val="20"/>
+      <w:szCs w:val="20"/>
+    </w:rPr>
+  </w:style>
+  <w:style w:type="character" w:customStyle="1" w:styleId="CommentTextChar">
+    <w:name w:val="Comment Text Char"/>
+    <w:basedOn w:val="DefaultParagraphFont"/>
+    <w:link w:val="CommentText"/>
+    <w:uiPriority w:val="99"/>
+    <w:rsid w:val="000A5A0C"/>
+    <w:rPr>
+      <w:rFonts w:ascii="Arial" w:hAnsi="Arial"/>
+      <w:b w:val="0"/>
+      <w:i w:val="0"/>
+      <w:color w:val="808080" w:themeColor="background1" w:themeShade="80"/>
+      <w:sz w:val="20"/>
+      <w:szCs w:val="20"/>
+    </w:rPr>
+  </w:style>
+  <w:style w:type="paragraph" w:styleId="Revision">
+    <w:name w:val="Revision"/>
+    <w:hidden/>
+    <w:uiPriority w:val="99"/>
+    <w:semiHidden/>
+    <w:rsid w:val="004D2EF6"/>
+    <w:pPr>
+      <w:spacing w:after="0" w:line="240" w:lineRule="auto"/>
+    </w:pPr>
+  </w:style>
+  <w:style w:type="paragraph" w:styleId="CommentSubject">
+    <w:name w:val="annotation subject"/>
+    <w:basedOn w:val="CommentText"/>
+    <w:next w:val="CommentText"/>
+    <w:link w:val="CommentSubjectChar"/>
+    <w:uiPriority w:val="99"/>
+    <w:semiHidden/>
+    <w:unhideWhenUsed/>
+    <w:rsid w:val="00D47498"/>
+    <w:pPr>
+      <w:spacing w:before="0" w:after="160"/>
+    </w:pPr>
+    <w:rPr>
+      <w:bCs/>
+    </w:rPr>
+  </w:style>
+  <w:style w:type="character" w:customStyle="1" w:styleId="CommentSubjectChar">
+    <w:name w:val="Comment Subject Char"/>
+    <w:basedOn w:val="CommentTextChar"/>
+    <w:link w:val="CommentSubject"/>
+    <w:uiPriority w:val="99"/>
+    <w:semiHidden/>
+    <w:rsid w:val="00D47498"/>
+    <w:rPr>
+      <w:rFonts w:ascii="Arial" w:hAnsi="Arial"/>
+      <w:b w:val="0"/>
+      <w:bCs/>
+      <w:i w:val="0"/>
+      <w:color w:val="808080" w:themeColor="background1" w:themeShade="80"/>
+      <w:sz w:val="20"/>
+      <w:szCs w:val="20"/>
+    </w:rPr>
+  </w:style>
+  <w:style w:type="paragraph" w:customStyle="1" w:styleId="LevelHeading2">
+    <w:name w:val="Level Heading 2"/>
+    <w:basedOn w:val="Heading2"/>
+    <w:qFormat/>
+    <w:rsid w:val="00044AF8"/>
+    <w:rPr>
+      <w:color w:val="FF6100"/>
+      <w:sz w:val="32"/>
+    </w:rPr>
+  </w:style>
+  <w:style w:type="character" w:styleId="UnresolvedMention">
+    <w:name w:val="Unresolved Mention"/>
+    <w:basedOn w:val="DefaultParagraphFont"/>
+    <w:uiPriority w:val="99"/>
+    <w:semiHidden/>
+    <w:unhideWhenUsed/>
+    <w:rsid w:val="00936B2D"/>
+    <w:rPr>
+      <w:rFonts w:ascii="Arial" w:hAnsi="Arial"/>
+      <w:b w:val="0"/>
+      <w:i w:val="0"/>
+      <w:color w:val="605E5C"/>
+      <w:shd w:val="clear" w:color="auto" w:fill="E1DFDD"/>
+    </w:rPr>
+  </w:style>
+  <w:style w:type="paragraph" w:styleId="Header">
+    <w:name w:val="header"/>
+    <w:basedOn w:val="Normal"/>
+    <w:link w:val="HeaderChar"/>
+    <w:uiPriority w:val="99"/>
+    <w:unhideWhenUsed/>
+    <w:rsid w:val="000A5A0C"/>
+    <w:pPr>
+      <w:tabs>
+        <w:tab w:val="center" w:pos="4680"/>
+        <w:tab w:val="right" w:pos="9360"/>
+      </w:tabs>
+      <w:spacing w:after="0" w:line="240" w:lineRule="auto"/>
+    </w:pPr>
+  </w:style>
+  <w:style w:type="character" w:customStyle="1" w:styleId="HeaderChar">
+    <w:name w:val="Header Char"/>
+    <w:basedOn w:val="DefaultParagraphFont"/>
+    <w:link w:val="Header"/>
+    <w:uiPriority w:val="99"/>
+    <w:rsid w:val="000A5A0C"/>
+    <w:rPr>
+      <w:rFonts w:ascii="Arial" w:hAnsi="Arial"/>
+      <w:b w:val="0"/>
+      <w:i w:val="0"/>
+      <w:color w:val="808080" w:themeColor="background1" w:themeShade="80"/>
+    </w:rPr>
+  </w:style>
+  <w:style w:type="paragraph" w:styleId="Footer">
+    <w:name w:val="footer"/>
+    <w:basedOn w:val="Normal"/>
+    <w:link w:val="FooterChar"/>
+    <w:uiPriority w:val="99"/>
+    <w:unhideWhenUsed/>
+    <w:rsid w:val="000A5A0C"/>
+    <w:pPr>
+      <w:tabs>
+        <w:tab w:val="center" w:pos="4680"/>
+        <w:tab w:val="right" w:pos="9360"/>
+      </w:tabs>
+      <w:spacing w:after="0" w:line="240" w:lineRule="auto"/>
+    </w:pPr>
+  </w:style>
+  <w:style w:type="character" w:customStyle="1" w:styleId="FooterChar">
+    <w:name w:val="Footer Char"/>
+    <w:basedOn w:val="DefaultParagraphFont"/>
+    <w:link w:val="Footer"/>
+    <w:uiPriority w:val="99"/>
+    <w:rsid w:val="000A5A0C"/>
+    <w:rPr>
+      <w:rFonts w:ascii="Arial" w:hAnsi="Arial"/>
+      <w:b w:val="0"/>
+      <w:i w:val="0"/>
+      <w:color w:val="808080" w:themeColor="background1" w:themeShade="80"/>
+    </w:rPr>
+  </w:style>
+  <w:style w:type="character" w:styleId="FollowedHyperlink">
+    <w:name w:val="FollowedHyperlink"/>
+    <w:basedOn w:val="DefaultParagraphFont"/>
+    <w:uiPriority w:val="99"/>
+    <w:semiHidden/>
+    <w:unhideWhenUsed/>
+    <w:rsid w:val="008C36B7"/>
+    <w:rPr>
+      <w:rFonts w:ascii="Arial" w:hAnsi="Arial"/>
+      <w:b w:val="0"/>
+      <w:i w:val="0"/>
+      <w:color w:val="3C67EA"/>
+      <w:u w:val="single"/>
+    </w:rPr>
+  </w:style>
+  <w:style w:type="table" w:styleId="GridTable4-Accent3">
+    <w:name w:val="Grid Table 4 Accent 3"/>
+    <w:basedOn w:val="TableNormal"/>
+    <w:uiPriority w:val="49"/>
+    <w:rsid w:val="00B8100E"/>
+    <w:pPr>
+      <w:spacing w:after="0" w:line="240" w:lineRule="auto"/>
+    </w:pPr>
+    <w:tblPr>
+      <w:tblStyleRowBandSize w:val="1"/>
+      <w:tblStyleColBandSize w:val="1"/>
+      <w:tblBorders>
+        <w:top w:val="single" w:sz="4" w:space="0" w:color="9A9AF1" w:themeColor="accent3" w:themeTint="99"/>
+        <w:left w:val="single" w:sz="4" w:space="0" w:color="9A9AF1" w:themeColor="accent3" w:themeTint="99"/>
+        <w:bottom w:val="single" w:sz="4" w:space="0" w:color="9A9AF1" w:themeColor="accent3" w:themeTint="99"/>
+        <w:right w:val="single" w:sz="4" w:space="0" w:color="9A9AF1" w:themeColor="accent3" w:themeTint="99"/>
+        <w:insideH w:val="single" w:sz="4" w:space="0" w:color="9A9AF1" w:themeColor="accent3" w:themeTint="99"/>
+        <w:insideV w:val="single" w:sz="4" w:space="0" w:color="9A9AF1" w:themeColor="accent3" w:themeTint="99"/>
+      </w:tblBorders>
+    </w:tblPr>
+    <w:tblStylePr w:type="firstRow">
+      <w:rPr>
+        <w:b/>
+        <w:bCs/>
+        <w:color w:val="FFFFFF" w:themeColor="background1"/>
+      </w:rPr>
+      <w:tblPr/>
+      <w:tcPr>
+        <w:tcBorders>
+          <w:top w:val="single" w:sz="4" w:space="0" w:color="5858E9" w:themeColor="accent3"/>
+          <w:left w:val="single" w:sz="4" w:space="0" w:color="5858E9" w:themeColor="accent3"/>
+          <w:bottom w:val="single" w:sz="4" w:space="0" w:color="5858E9" w:themeColor="accent3"/>
+          <w:right w:val="single" w:sz="4" w:space="0" w:color="5858E9" w:themeColor="accent3"/>
+          <w:insideH w:val="nil"/>
+          <w:insideV w:val="nil"/>
+        </w:tcBorders>
+        <w:shd w:val="clear" w:color="auto" w:fill="5858E9" w:themeFill="accent3"/>
+      </w:tcPr>
+    </w:tblStylePr>
+    <w:tblStylePr w:type="lastRow">
+      <w:rPr>
+        <w:b/>
+        <w:bCs/>
+      </w:rPr>
+      <w:tblPr/>
+      <w:tcPr>
+        <w:tcBorders>
+          <w:top w:val="double" w:sz="4" w:space="0" w:color="5858E9" w:themeColor="accent3"/>
+        </w:tcBorders>
+      </w:tcPr>
+    </w:tblStylePr>
+    <w:tblStylePr w:type="firstCol">
+      <w:rPr>
+        <w:b/>
+        <w:bCs/>
+      </w:rPr>
+    </w:tblStylePr>
+    <w:tblStylePr w:type="lastCol">
+      <w:rPr>
+        <w:b/>
+        <w:bCs/>
+      </w:rPr>
+    </w:tblStylePr>
+    <w:tblStylePr w:type="band1Vert">
+      <w:tblPr/>
+      <w:tcPr>
+        <w:shd w:val="clear" w:color="auto" w:fill="DDDDFA" w:themeFill="accent3" w:themeFillTint="33"/>
+      </w:tcPr>
+    </w:tblStylePr>
+    <w:tblStylePr w:type="band1Horz">
+      <w:tblPr/>
+      <w:tcPr>
+        <w:shd w:val="clear" w:color="auto" w:fill="DDDDFA" w:themeFill="accent3" w:themeFillTint="33"/>
+      </w:tcPr>
+    </w:tblStylePr>
+  </w:style>
+  <w:style w:type="table" w:styleId="GridTable4-Accent1">
+    <w:name w:val="Grid Table 4 Accent 1"/>
+    <w:basedOn w:val="TableNormal"/>
+    <w:uiPriority w:val="49"/>
+    <w:rsid w:val="00B8100E"/>
+    <w:pPr>
+      <w:spacing w:after="0" w:line="240" w:lineRule="auto"/>
+    </w:pPr>
+    <w:tblPr>
+      <w:tblStyleRowBandSize w:val="1"/>
+      <w:tblStyleColBandSize w:val="1"/>
+      <w:tblBorders>
+        <w:top w:val="single" w:sz="4" w:space="0" w:color="FFA066" w:themeColor="accent1" w:themeTint="99"/>
+        <w:left w:val="single" w:sz="4" w:space="0" w:color="FFA066" w:themeColor="accent1" w:themeTint="99"/>
+        <w:bottom w:val="single" w:sz="4" w:space="0" w:color="FFA066" w:themeColor="accent1" w:themeTint="99"/>
+        <w:right w:val="single" w:sz="4" w:space="0" w:color="FFA066" w:themeColor="accent1" w:themeTint="99"/>
+        <w:insideH w:val="single" w:sz="4" w:space="0" w:color="FFA066" w:themeColor="accent1" w:themeTint="99"/>
+        <w:insideV w:val="single" w:sz="4" w:space="0" w:color="FFA066" w:themeColor="accent1" w:themeTint="99"/>
+      </w:tblBorders>
+    </w:tblPr>
+    <w:tblStylePr w:type="firstRow">
+      <w:rPr>
+        <w:b/>
+        <w:bCs/>
+        <w:color w:val="FFFFFF" w:themeColor="background1"/>
+      </w:rPr>
+      <w:tblPr/>
+      <w:tcPr>
+        <w:tcBorders>
+          <w:top w:val="single" w:sz="4" w:space="0" w:color="FF6100" w:themeColor="accent1"/>
+          <w:left w:val="single" w:sz="4" w:space="0" w:color="FF6100" w:themeColor="accent1"/>
+          <w:bottom w:val="single" w:sz="4" w:space="0" w:color="FF6100" w:themeColor="accent1"/>
+          <w:right w:val="single" w:sz="4" w:space="0" w:color="FF6100" w:themeColor="accent1"/>
+          <w:insideH w:val="nil"/>
+          <w:insideV w:val="nil"/>
+        </w:tcBorders>
+        <w:shd w:val="clear" w:color="auto" w:fill="FF6100" w:themeFill="accent1"/>
+      </w:tcPr>
+    </w:tblStylePr>
+    <w:tblStylePr w:type="lastRow">
+      <w:rPr>
+        <w:b/>
+        <w:bCs/>
+      </w:rPr>
+      <w:tblPr/>
+      <w:tcPr>
+        <w:tcBorders>
+          <w:top w:val="double" w:sz="4" w:space="0" w:color="FF6100" w:themeColor="accent1"/>
+        </w:tcBorders>
+      </w:tcPr>
+    </w:tblStylePr>
+    <w:tblStylePr w:type="firstCol">
+      <w:rPr>
+        <w:b/>
+        <w:bCs/>
+      </w:rPr>
+    </w:tblStylePr>
+    <w:tblStylePr w:type="lastCol">
+      <w:rPr>
+        <w:b/>
+        <w:bCs/>
+      </w:rPr>
+    </w:tblStylePr>
+    <w:tblStylePr w:type="band1Vert">
+      <w:tblPr/>
+      <w:tcPr>
+        <w:shd w:val="clear" w:color="auto" w:fill="FFDFCC" w:themeFill="accent1" w:themeFillTint="33"/>
+      </w:tcPr>
+    </w:tblStylePr>
+    <w:tblStylePr w:type="band1Horz">
+      <w:tblPr/>
+      <w:tcPr>
+        <w:shd w:val="clear" w:color="auto" w:fill="FFDFCC" w:themeFill="accent1" w:themeFillTint="33"/>
+      </w:tcPr>
+    </w:tblStylePr>
+  </w:style>
+  <w:style w:type="table" w:styleId="ListTable1Light-Accent1">
+    <w:name w:val="List Table 1 Light Accent 1"/>
+    <w:basedOn w:val="TableNormal"/>
+    <w:uiPriority w:val="46"/>
+    <w:rsid w:val="00B8100E"/>
+    <w:pPr>
+      <w:spacing w:after="0" w:line="240" w:lineRule="auto"/>
+    </w:pPr>
+    <w:tblPr>
+      <w:tblStyleRowBandSize w:val="1"/>
+      <w:tblStyleColBandSize w:val="1"/>
+    </w:tblPr>
+    <w:tblStylePr w:type="firstRow">
+      <w:rPr>
+        <w:b/>
+        <w:bCs/>
+      </w:rPr>
+      <w:tblPr/>
+      <w:tcPr>
+        <w:tcBorders>
+          <w:bottom w:val="single" w:sz="4" w:space="0" w:color="FFA066" w:themeColor="accent1" w:themeTint="99"/>
+        </w:tcBorders>
+      </w:tcPr>
+    </w:tblStylePr>
+    <w:tblStylePr w:type="lastRow">
+      <w:rPr>
+        <w:b/>
+        <w:bCs/>
+      </w:rPr>
+      <w:tblPr/>
+      <w:tcPr>
+        <w:tcBorders>
+          <w:top w:val="single" w:sz="4" w:space="0" w:color="FFA066" w:themeColor="accent1" w:themeTint="99"/>
+        </w:tcBorders>
+      </w:tcPr>
+    </w:tblStylePr>
+    <w:tblStylePr w:type="firstCol">
+      <w:rPr>
+        <w:b/>
+        <w:bCs/>
+      </w:rPr>
+    </w:tblStylePr>
+    <w:tblStylePr w:type="lastCol">
+      <w:rPr>
+        <w:b/>
+        <w:bCs/>
+      </w:rPr>
+    </w:tblStylePr>
+    <w:tblStylePr w:type="band1Vert">
+      <w:tblPr/>
+      <w:tcPr>
+        <w:shd w:val="clear" w:color="auto" w:fill="FFDFCC" w:themeFill="accent1" w:themeFillTint="33"/>
+      </w:tcPr>
+    </w:tblStylePr>
+    <w:tblStylePr w:type="band1Horz">
+      <w:tblPr/>
+      <w:tcPr>
+        <w:shd w:val="clear" w:color="auto" w:fill="FFDFCC" w:themeFill="accent1" w:themeFillTint="33"/>
+      </w:tcPr>
+    </w:tblStylePr>
+  </w:style>
+  <w:style w:type="table" w:styleId="GridTable5Dark-Accent1">
+    <w:name w:val="Grid Table 5 Dark Accent 1"/>
+    <w:basedOn w:val="TableNormal"/>
+    <w:uiPriority w:val="50"/>
+    <w:rsid w:val="00B8100E"/>
+    <w:pPr>
+      <w:spacing w:after="0" w:line="240" w:lineRule="auto"/>
+    </w:pPr>
+    <w:tblPr>
+      <w:tblStyleRowBandSize w:val="1"/>
+      <w:tblStyleColBandSize w:val="1"/>
+      <w:tblBorders>
+        <w:top w:val="single" w:sz="4" w:space="0" w:color="FFFFFF" w:themeColor="background1"/>
+        <w:left w:val="single" w:sz="4" w:space="0" w:color="FFFFFF" w:themeColor="background1"/>
+        <w:bottom w:val="single" w:sz="4" w:space="0" w:color="FFFFFF" w:themeColor="background1"/>
+        <w:right w:val="single" w:sz="4" w:space="0" w:color="FFFFFF" w:themeColor="background1"/>
+        <w:insideH w:val="single" w:sz="4" w:space="0" w:color="FFFFFF" w:themeColor="background1"/>
+        <w:insideV w:val="single" w:sz="4" w:space="0" w:color="FFFFFF" w:themeColor="background1"/>
+      </w:tblBorders>
+    </w:tblPr>
+    <w:tcPr>
+      <w:shd w:val="clear" w:color="auto" w:fill="FFDFCC" w:themeFill="accent1" w:themeFillTint="33"/>
+    </w:tcPr>
+    <w:tblStylePr w:type="firstRow">
+      <w:rPr>
+        <w:b/>
+        <w:bCs/>
+        <w:color w:val="FFFFFF" w:themeColor="background1"/>
+      </w:rPr>
+      <w:tblPr/>
+      <w:tcPr>
+        <w:tcBorders>
+          <w:top w:val="single" w:sz="4" w:space="0" w:color="FFFFFF" w:themeColor="background1"/>
+          <w:left w:val="single" w:sz="4" w:space="0" w:color="FFFFFF" w:themeColor="background1"/>
+          <w:right w:val="single" w:sz="4" w:space="0" w:color="FFFFFF" w:themeColor="background1"/>
+          <w:insideH w:val="nil"/>
+          <w:insideV w:val="nil"/>
+        </w:tcBorders>
+        <w:shd w:val="clear" w:color="auto" w:fill="FF6100" w:themeFill="accent1"/>
+      </w:tcPr>
+    </w:tblStylePr>
+    <w:tblStylePr w:type="lastRow">
+      <w:rPr>
+        <w:b/>
+        <w:bCs/>
+        <w:color w:val="FFFFFF" w:themeColor="background1"/>
+      </w:rPr>
+      <w:tblPr/>
+      <w:tcPr>
+        <w:tcBorders>
+          <w:left w:val="single" w:sz="4" w:space="0" w:color="FFFFFF" w:themeColor="background1"/>
+          <w:bottom w:val="single" w:sz="4" w:space="0" w:color="FFFFFF" w:themeColor="background1"/>
+          <w:right w:val="single" w:sz="4" w:space="0" w:color="FFFFFF" w:themeColor="background1"/>
+          <w:insideH w:val="nil"/>
+          <w:insideV w:val="nil"/>
+        </w:tcBorders>
+        <w:shd w:val="clear" w:color="auto" w:fill="FF6100" w:themeFill="accent1"/>
+      </w:tcPr>
+    </w:tblStylePr>
+    <w:tblStylePr w:type="firstCol">
+      <w:rPr>
+        <w:b/>
+        <w:bCs/>
+        <w:color w:val="FFFFFF" w:themeColor="background1"/>
+      </w:rPr>
+      <w:tblPr/>
+      <w:tcPr>
+        <w:tcBorders>
+          <w:top w:val="single" w:sz="4" w:space="0" w:color="FFFFFF" w:themeColor="background1"/>
+          <w:left w:val="single" w:sz="4" w:space="0" w:color="FFFFFF" w:themeColor="background1"/>
+          <w:bottom w:val="single" w:sz="4" w:space="0" w:color="FFFFFF" w:themeColor="background1"/>
+          <w:insideV w:val="nil"/>
+        </w:tcBorders>
+        <w:shd w:val="clear" w:color="auto" w:fill="FF6100" w:themeFill="accent1"/>
+      </w:tcPr>
+    </w:tblStylePr>
+    <w:tblStylePr w:type="lastCol">
+      <w:rPr>
+        <w:b/>
+        <w:bCs/>
+        <w:color w:val="FFFFFF" w:themeColor="background1"/>
+      </w:rPr>
+      <w:tblPr/>
+      <w:tcPr>
+        <w:tcBorders>
+          <w:top w:val="single" w:sz="4" w:space="0" w:color="FFFFFF" w:themeColor="background1"/>
+          <w:bottom w:val="single" w:sz="4" w:space="0" w:color="FFFFFF" w:themeColor="background1"/>
+          <w:right w:val="single" w:sz="4" w:space="0" w:color="FFFFFF" w:themeColor="background1"/>
+          <w:insideV w:val="nil"/>
+        </w:tcBorders>
+        <w:shd w:val="clear" w:color="auto" w:fill="FF6100" w:themeFill="accent1"/>
+      </w:tcPr>
+    </w:tblStylePr>
+    <w:tblStylePr w:type="band1Vert">
+      <w:tblPr/>
+      <w:tcPr>
+        <w:shd w:val="clear" w:color="auto" w:fill="FFBF99" w:themeFill="accent1" w:themeFillTint="66"/>
+      </w:tcPr>
+    </w:tblStylePr>
+    <w:tblStylePr w:type="band1Horz">
+      <w:tblPr/>
+      <w:tcPr>
+        <w:shd w:val="clear" w:color="auto" w:fill="FFBF99" w:themeFill="accent1" w:themeFillTint="66"/>
+      </w:tcPr>
+    </w:tblStylePr>
+  </w:style>
+  <w:style w:type="table" w:styleId="GridTable2-Accent1">
+    <w:name w:val="Grid Table 2 Accent 1"/>
+    <w:basedOn w:val="TableNormal"/>
+    <w:uiPriority w:val="47"/>
+    <w:rsid w:val="00745A9E"/>
+    <w:pPr>
+      <w:spacing w:after="0" w:line="240" w:lineRule="auto"/>
+    </w:pPr>
+    <w:tblPr>
+      <w:tblStyleRowBandSize w:val="1"/>
+      <w:tblStyleColBandSize w:val="1"/>
+      <w:tblBorders>
+        <w:top w:val="single" w:sz="2" w:space="0" w:color="FFA066" w:themeColor="accent1" w:themeTint="99"/>
+        <w:bottom w:val="single" w:sz="2" w:space="0" w:color="FFA066" w:themeColor="accent1" w:themeTint="99"/>
+        <w:insideH w:val="single" w:sz="2" w:space="0" w:color="FFA066" w:themeColor="accent1" w:themeTint="99"/>
+        <w:insideV w:val="single" w:sz="2" w:space="0" w:color="FFA066" w:themeColor="accent1" w:themeTint="99"/>
+      </w:tblBorders>
+    </w:tblPr>
+    <w:tblStylePr w:type="firstRow">
+      <w:rPr>
+        <w:b/>
+        <w:bCs/>
+      </w:rPr>
+      <w:tblPr/>
+      <w:tcPr>
+        <w:tcBorders>
+          <w:top w:val="nil"/>
+          <w:bottom w:val="single" w:sz="12" w:space="0" w:color="FFA066" w:themeColor="accent1" w:themeTint="99"/>
+          <w:insideH w:val="nil"/>
+          <w:insideV w:val="nil"/>
+        </w:tcBorders>
+        <w:shd w:val="clear" w:color="auto" w:fill="FFFFFF" w:themeFill="background1"/>
+      </w:tcPr>
+    </w:tblStylePr>
+    <w:tblStylePr w:type="lastRow">
+      <w:rPr>
+        <w:b/>
+        <w:bCs/>
+      </w:rPr>
+      <w:tblPr/>
+      <w:tcPr>
+        <w:tcBorders>
+          <w:top w:val="double" w:sz="2" w:space="0" w:color="FFA066" w:themeColor="accent1" w:themeTint="99"/>
+          <w:bottom w:val="nil"/>
+          <w:insideH w:val="nil"/>
+          <w:insideV w:val="nil"/>
+        </w:tcBorders>
+        <w:shd w:val="clear" w:color="auto" w:fill="FFFFFF" w:themeFill="background1"/>
+      </w:tcPr>
+    </w:tblStylePr>
+    <w:tblStylePr w:type="firstCol">
+      <w:rPr>
+        <w:b/>
+        <w:bCs/>
+      </w:rPr>
+    </w:tblStylePr>
+    <w:tblStylePr w:type="lastCol">
+      <w:rPr>
+        <w:b/>
+        <w:bCs/>
+      </w:rPr>
+    </w:tblStylePr>
+    <w:tblStylePr w:type="band1Vert">
+      <w:tblPr/>
+      <w:tcPr>
+        <w:shd w:val="clear" w:color="auto" w:fill="FFDFCC" w:themeFill="accent1" w:themeFillTint="33"/>
+      </w:tcPr>
+    </w:tblStylePr>
+    <w:tblStylePr w:type="band1Horz">
+      <w:tblPr/>
+      <w:tcPr>
+        <w:shd w:val="clear" w:color="auto" w:fill="FFDFCC" w:themeFill="accent1" w:themeFillTint="33"/>
+      </w:tcPr>
+    </w:tblStylePr>
+  </w:style>
+  <w:style w:type="paragraph" w:customStyle="1" w:styleId="PhotoTitle">
+    <w:name w:val="Photo Title"/>
+    <w:qFormat/>
+    <w:rsid w:val="00E6358E"/>
+    <w:pPr>
+      <w:spacing w:after="40"/>
+    </w:pPr>
+    <w:rPr>
+      <w:rFonts w:ascii="Arial" w:eastAsiaTheme="majorEastAsia" w:hAnsi="Arial" w:cstheme="majorBidi"/>
+      <w:b/>
+      <w:i/>
+      <w:color w:val="1C2345"/>
+      <w:sz w:val="21"/>
+      <w:szCs w:val="24"/>
+    </w:rPr>
+  </w:style>
+  <w:style w:type="paragraph" w:customStyle="1" w:styleId="TypeofGuide">
+    <w:name w:val="Type of Guide"/>
+    <w:basedOn w:val="Heading1"/>
+    <w:qFormat/>
+    <w:rsid w:val="004F766B"/>
+    <w:rPr>
+      <w:color w:val="FFFFFF"/>
+    </w:rPr>
+  </w:style>
+  <w:style w:type="character" w:customStyle="1" w:styleId="Heading3Char">
+    <w:name w:val="Heading 3 Char"/>
+    <w:basedOn w:val="DefaultParagraphFont"/>
+    <w:link w:val="Heading3"/>
+    <w:uiPriority w:val="9"/>
+    <w:rsid w:val="0076629D"/>
+    <w:rPr>
+      <w:rFonts w:ascii="Arial" w:eastAsiaTheme="majorEastAsia" w:hAnsi="Arial" w:cstheme="majorBidi"/>
+      <w:b/>
+      <w:color w:val="14A687"/>
+      <w:sz w:val="24"/>
+      <w:szCs w:val="24"/>
+    </w:rPr>
+  </w:style>
+  <w:style w:type="character" w:customStyle="1" w:styleId="Heading4Char">
+    <w:name w:val="Heading 4 Char"/>
+    <w:basedOn w:val="DefaultParagraphFont"/>
+    <w:link w:val="Heading4"/>
+    <w:uiPriority w:val="9"/>
+    <w:semiHidden/>
+    <w:rsid w:val="00E6358E"/>
+    <w:rPr>
+      <w:rFonts w:ascii="Arial" w:eastAsiaTheme="majorEastAsia" w:hAnsi="Arial" w:cstheme="majorBidi"/>
+      <w:b/>
+      <w:iCs/>
+      <w:color w:val="1C2345"/>
+      <w:sz w:val="20"/>
+    </w:rPr>
+  </w:style>
+  <w:style w:type="character" w:customStyle="1" w:styleId="Heading9Char">
+    <w:name w:val="Heading 9 Char"/>
+    <w:basedOn w:val="DefaultParagraphFont"/>
+    <w:link w:val="Heading9"/>
+    <w:uiPriority w:val="9"/>
+    <w:semiHidden/>
+    <w:rsid w:val="00E6358E"/>
+    <w:rPr>
+      <w:rFonts w:ascii="Arial" w:eastAsiaTheme="majorEastAsia" w:hAnsi="Arial" w:cstheme="majorBidi"/>
+      <w:b/>
+      <w:i/>
+      <w:iCs/>
+      <w:color w:val="5C5AC6"/>
+      <w:sz w:val="21"/>
+      <w:szCs w:val="21"/>
+    </w:rPr>
+  </w:style>
+  <w:style w:type="paragraph" w:customStyle="1" w:styleId="LearningObjective">
+    <w:name w:val="Learning Objective"/>
+    <w:basedOn w:val="Subtitle"/>
+    <w:qFormat/>
+    <w:rsid w:val="00044AF8"/>
+    <w:pPr>
+      <w:spacing w:before="120" w:after="120" w:line="240" w:lineRule="auto"/>
+    </w:pPr>
+    <w:rPr>
+      <w:color w:val="0A2F46"/>
+      <w:sz w:val="24"/>
+    </w:rPr>
+  </w:style>
+  <w:style w:type="paragraph" w:customStyle="1" w:styleId="LevelHeading">
+    <w:name w:val="Level Heading"/>
+    <w:basedOn w:val="Heading1"/>
+    <w:qFormat/>
+    <w:rsid w:val="00044AF8"/>
+    <w:rPr>
+      <w:color w:val="595959" w:themeColor="text1" w:themeTint="A6"/>
+      <w:sz w:val="56"/>
+    </w:rPr>
+  </w:style>
+  <w:style w:type="table" w:styleId="PlainTable1">
+    <w:name w:val="Plain Table 1"/>
+    <w:basedOn w:val="TableNormal"/>
+    <w:uiPriority w:val="41"/>
+    <w:rsid w:val="000A5A0C"/>
+    <w:pPr>
+      <w:spacing w:after="0" w:line="240" w:lineRule="auto"/>
+    </w:pPr>
+    <w:tblPr>
+      <w:tblStyleRowBandSize w:val="1"/>
+      <w:tblStyleColBandSize w:val="1"/>
+      <w:tblBorders>
+        <w:top w:val="single" w:sz="4" w:space="0" w:color="BFBFBF" w:themeColor="background1" w:themeShade="BF"/>
+        <w:left w:val="single" w:sz="4" w:space="0" w:color="BFBFBF" w:themeColor="background1" w:themeShade="BF"/>
+        <w:bottom w:val="single" w:sz="4" w:space="0" w:color="BFBFBF" w:themeColor="background1" w:themeShade="BF"/>
+        <w:right w:val="single" w:sz="4" w:space="0" w:color="BFBFBF" w:themeColor="background1" w:themeShade="BF"/>
+        <w:insideH w:val="single" w:sz="4" w:space="0" w:color="BFBFBF" w:themeColor="background1" w:themeShade="BF"/>
+        <w:insideV w:val="single" w:sz="4" w:space="0" w:color="BFBFBF" w:themeColor="background1" w:themeShade="BF"/>
+      </w:tblBorders>
+    </w:tblPr>
+    <w:tblStylePr w:type="firstRow">
+      <w:rPr>
+        <w:b/>
+        <w:bCs/>
+      </w:rPr>
+    </w:tblStylePr>
+    <w:tblStylePr w:type="lastRow">
+      <w:rPr>
+        <w:b/>
+        <w:bCs/>
+      </w:rPr>
+      <w:tblPr/>
+      <w:tcPr>
+        <w:tcBorders>
+          <w:top w:val="double" w:sz="4" w:space="0" w:color="BFBFBF" w:themeColor="background1" w:themeShade="BF"/>
+        </w:tcBorders>
+      </w:tcPr>
+    </w:tblStylePr>
+    <w:tblStylePr w:type="firstCol">
+      <w:rPr>
+        <w:b/>
+        <w:bCs/>
+      </w:rPr>
+    </w:tblStylePr>
+    <w:tblStylePr w:type="lastCol">
+      <w:rPr>
+        <w:b/>
+        <w:bCs/>
+      </w:rPr>
+    </w:tblStylePr>
+    <w:tblStylePr w:type="band1Vert">
+      <w:tblPr/>
+      <w:tcPr>
+        <w:shd w:val="clear" w:color="auto" w:fill="F2F2F2" w:themeFill="background1" w:themeFillShade="F2"/>
+      </w:tcPr>
+    </w:tblStylePr>
+    <w:tblStylePr w:type="band1Horz">
+      <w:tblPr/>
+      <w:tcPr>
+        <w:shd w:val="clear" w:color="auto" w:fill="F2F2F2" w:themeFill="background1" w:themeFillShade="F2"/>
+      </w:tcPr>
+    </w:tblStylePr>
+  </w:style>
+  <w:style w:type="paragraph" w:styleId="NoSpacing">
+    <w:name w:val="No Spacing"/>
+    <w:link w:val="NoSpacingChar"/>
+    <w:uiPriority w:val="1"/>
+    <w:qFormat/>
+    <w:rsid w:val="00E6358E"/>
+    <w:pPr>
+      <w:spacing w:after="0" w:line="240" w:lineRule="auto"/>
+    </w:pPr>
+    <w:rPr>
+      <w:rFonts w:ascii="Arial" w:eastAsiaTheme="minorEastAsia" w:hAnsi="Arial"/>
+      <w:color w:val="1C2345"/>
+      <w:lang w:eastAsia="zh-CN"/>
+    </w:rPr>
+  </w:style>
+  <w:style w:type="character" w:customStyle="1" w:styleId="NoSpacingChar">
+    <w:name w:val="No Spacing Char"/>
+    <w:basedOn w:val="DefaultParagraphFont"/>
+    <w:link w:val="NoSpacing"/>
+    <w:uiPriority w:val="1"/>
+    <w:rsid w:val="00E6358E"/>
+    <w:rPr>
+      <w:rFonts w:ascii="Arial" w:eastAsiaTheme="minorEastAsia" w:hAnsi="Arial"/>
+      <w:color w:val="1C2345"/>
+      <w:lang w:eastAsia="zh-CN"/>
+    </w:rPr>
+  </w:style>
+  <w:style w:type="table" w:customStyle="1" w:styleId="Style1">
+    <w:name w:val="Style1"/>
+    <w:basedOn w:val="TableNormal"/>
+    <w:uiPriority w:val="99"/>
+    <w:rsid w:val="000A5A0C"/>
+    <w:pPr>
+      <w:spacing w:after="0" w:line="240" w:lineRule="auto"/>
+    </w:pPr>
+    <w:tblPr>
+      <w:tblBorders>
+        <w:top w:val="single" w:sz="2" w:space="0" w:color="FFFFFF" w:themeColor="background1" w:themeTint="66"/>
+        <w:left w:val="single" w:sz="2" w:space="0" w:color="FFFFFF" w:themeColor="background1" w:themeTint="66"/>
+        <w:bottom w:val="single" w:sz="2" w:space="0" w:color="FFFFFF" w:themeColor="background1" w:themeTint="66"/>
+        <w:right w:val="single" w:sz="2" w:space="0" w:color="FFFFFF" w:themeColor="background1" w:themeTint="66"/>
+        <w:insideH w:val="single" w:sz="2" w:space="0" w:color="FFFFFF" w:themeColor="background1" w:themeTint="66"/>
+        <w:insideV w:val="single" w:sz="2" w:space="0" w:color="FFFFFF" w:themeColor="background1" w:themeTint="66"/>
+      </w:tblBorders>
+    </w:tblPr>
+    <w:tcPr>
+      <w:shd w:val="clear" w:color="auto" w:fill="auto"/>
+    </w:tcPr>
+    <w:tblStylePr w:type="firstRow">
+      <w:rPr>
+        <w:rFonts w:asciiTheme="majorHAnsi" w:hAnsiTheme="majorHAnsi"/>
+        <w:color w:val="808080" w:themeColor="background1" w:themeShade="80"/>
+      </w:rPr>
+      <w:tblPr/>
+      <w:tcPr>
+        <w:shd w:val="clear" w:color="auto" w:fill="FFFFFF" w:themeFill="background1" w:themeFillTint="33"/>
+      </w:tcPr>
+    </w:tblStylePr>
+  </w:style>
+  <w:style w:type="table" w:styleId="TableGrid1">
+    <w:name w:val="Table Grid 1"/>
+    <w:basedOn w:val="TableNormal"/>
+    <w:uiPriority w:val="99"/>
+    <w:semiHidden/>
+    <w:unhideWhenUsed/>
+    <w:rsid w:val="000A5A0C"/>
+    <w:tblPr>
+      <w:tblBorders>
+        <w:top w:val="single" w:sz="6" w:space="0" w:color="000000"/>
+        <w:left w:val="single" w:sz="6" w:space="0" w:color="000000"/>
+        <w:bottom w:val="single" w:sz="6" w:space="0" w:color="000000"/>
+        <w:right w:val="single" w:sz="6" w:space="0" w:color="000000"/>
+        <w:insideH w:val="single" w:sz="6" w:space="0" w:color="000000"/>
+        <w:insideV w:val="single" w:sz="6" w:space="0" w:color="000000"/>
+      </w:tblBorders>
+    </w:tblPr>
+    <w:tcPr>
+      <w:shd w:val="clear" w:color="auto" w:fill="auto"/>
+    </w:tcPr>
+    <w:tblStylePr w:type="lastRow">
+      <w:rPr>
+        <w:i/>
+        <w:iCs/>
+      </w:rPr>
+      <w:tblPr/>
+      <w:tcPr>
+        <w:tcBorders>
+          <w:tl2br w:val="none" w:sz="0" w:space="0" w:color="auto"/>
+          <w:tr2bl w:val="none" w:sz="0" w:space="0" w:color="auto"/>
+        </w:tcBorders>
+      </w:tcPr>
+    </w:tblStylePr>
+    <w:tblStylePr w:type="lastCol">
+      <w:rPr>
+        <w:i/>
+        <w:iCs/>
+      </w:rPr>
+      <w:tblPr/>
+      <w:tcPr>
+        <w:tcBorders>
+          <w:tl2br w:val="none" w:sz="0" w:space="0" w:color="auto"/>
+          <w:tr2bl w:val="none" w:sz="0" w:space="0" w:color="auto"/>
+        </w:tcBorders>
+      </w:tcPr>
+    </w:tblStylePr>
+  </w:style>
+  <w:style w:type="table" w:styleId="TableGridLight">
+    <w:name w:val="Grid Table Light"/>
+    <w:basedOn w:val="TableNormal"/>
+    <w:uiPriority w:val="40"/>
+    <w:rsid w:val="000A5A0C"/>
+    <w:pPr>
+      <w:spacing w:after="0" w:line="240" w:lineRule="auto"/>
+    </w:pPr>
+    <w:rPr>
+      <w:color w:val="000000" w:themeColor="text1"/>
+    </w:rPr>
+    <w:tblPr>
+      <w:tblBorders>
+        <w:top w:val="single" w:sz="2" w:space="0" w:color="FFFFFF" w:themeColor="background1" w:themeTint="99"/>
+        <w:left w:val="single" w:sz="2" w:space="0" w:color="FFFFFF" w:themeColor="background1" w:themeTint="99"/>
+        <w:bottom w:val="single" w:sz="2" w:space="0" w:color="FFFFFF" w:themeColor="background1" w:themeTint="99"/>
+        <w:right w:val="single" w:sz="2" w:space="0" w:color="FFFFFF" w:themeColor="background1" w:themeTint="99"/>
+        <w:insideH w:val="single" w:sz="2" w:space="0" w:color="FFFFFF" w:themeColor="background1" w:themeTint="99"/>
+        <w:insideV w:val="single" w:sz="2" w:space="0" w:color="FFFFFF" w:themeColor="background1" w:themeTint="99"/>
+      </w:tblBorders>
+    </w:tblPr>
+    <w:tblStylePr w:type="firstRow">
+      <w:rPr>
+        <w:rFonts w:asciiTheme="majorHAnsi" w:hAnsiTheme="majorHAnsi"/>
+        <w:color w:val="5858E9" w:themeColor="accent3"/>
+        <w:sz w:val="24"/>
+      </w:rPr>
+      <w:tblPr/>
+      <w:tcPr>
+        <w:shd w:val="clear" w:color="auto" w:fill="FFFFFF" w:themeFill="background1" w:themeFillTint="33"/>
+      </w:tcPr>
+    </w:tblStylePr>
+    <w:tblStylePr w:type="lastRow">
+      <w:rPr>
+        <w:rFonts w:asciiTheme="minorHAnsi" w:hAnsiTheme="minorHAnsi"/>
+      </w:rPr>
+    </w:tblStylePr>
+    <w:tblStylePr w:type="firstCol">
+      <w:rPr>
+        <w:rFonts w:asciiTheme="majorHAnsi" w:hAnsiTheme="majorHAnsi"/>
+        <w:color w:val="00A9E0"/>
+      </w:rPr>
+      <w:tblPr/>
+      <w:tcPr>
+        <w:shd w:val="clear" w:color="auto" w:fill="FFFFFF" w:themeFill="background1" w:themeFillTint="33"/>
+      </w:tcPr>
+    </w:tblStylePr>
+  </w:style>
+  <w:style w:type="table" w:customStyle="1" w:styleId="TableHeaderDesign">
+    <w:name w:val="Table Header Design"/>
+    <w:basedOn w:val="TableGrid1"/>
+    <w:uiPriority w:val="99"/>
+    <w:rsid w:val="001E0242"/>
+    <w:pPr>
+      <w:spacing w:after="0" w:line="240" w:lineRule="auto"/>
+    </w:pPr>
+    <w:rPr>
+      <w:color w:val="5858E9" w:themeColor="accent3"/>
+      <w:sz w:val="20"/>
+      <w:szCs w:val="20"/>
+    </w:rPr>
+    <w:tblPr>
+      <w:tblBorders>
+        <w:top w:val="single" w:sz="2" w:space="0" w:color="FFFFFF" w:themeColor="background1" w:themeTint="99"/>
+        <w:left w:val="single" w:sz="2" w:space="0" w:color="FFFFFF" w:themeColor="background1" w:themeTint="99"/>
+        <w:bottom w:val="single" w:sz="2" w:space="0" w:color="FFFFFF" w:themeColor="background1" w:themeTint="99"/>
+        <w:right w:val="single" w:sz="2" w:space="0" w:color="FFFFFF" w:themeColor="background1" w:themeTint="99"/>
+        <w:insideH w:val="single" w:sz="2" w:space="0" w:color="FFFFFF" w:themeColor="background1" w:themeTint="99"/>
+        <w:insideV w:val="single" w:sz="2" w:space="0" w:color="FFFFFF" w:themeColor="background1" w:themeTint="99"/>
+      </w:tblBorders>
+    </w:tblPr>
+    <w:tblStylePr w:type="firstRow">
+      <w:rPr>
+        <w:rFonts w:asciiTheme="majorHAnsi" w:hAnsiTheme="majorHAnsi"/>
+        <w:color w:val="5858E9" w:themeColor="accent3"/>
+      </w:rPr>
+      <w:tblPr/>
+      <w:tcPr>
+        <w:shd w:val="clear" w:color="auto" w:fill="FFFFFF" w:themeFill="background1" w:themeFillTint="33"/>
+      </w:tcPr>
+    </w:tblStylePr>
+    <w:tblStylePr w:type="lastRow">
+      <w:rPr>
+        <w:i/>
+        <w:iCs/>
+      </w:rPr>
+      <w:tblPr/>
+      <w:tcPr>
+        <w:tcBorders>
+          <w:tl2br w:val="none" w:sz="0" w:space="0" w:color="auto"/>
+          <w:tr2bl w:val="none" w:sz="0" w:space="0" w:color="auto"/>
+        </w:tcBorders>
+      </w:tcPr>
+    </w:tblStylePr>
+    <w:tblStylePr w:type="firstCol">
+      <w:rPr>
+        <w:rFonts w:asciiTheme="majorHAnsi" w:hAnsiTheme="majorHAnsi"/>
+        <w:color w:val="5858E9" w:themeColor="accent3"/>
+      </w:rPr>
+      <w:tblPr/>
+      <w:tcPr>
+        <w:shd w:val="clear" w:color="auto" w:fill="FFFFFF" w:themeFill="background1" w:themeFillTint="33"/>
+      </w:tcPr>
+    </w:tblStylePr>
+    <w:tblStylePr w:type="lastCol">
+      <w:rPr>
+        <w:i/>
+        <w:iCs/>
+      </w:rPr>
+      <w:tblPr/>
+      <w:tcPr>
+        <w:tcBorders>
+          <w:tl2br w:val="none" w:sz="0" w:space="0" w:color="auto"/>
+          <w:tr2bl w:val="none" w:sz="0" w:space="0" w:color="auto"/>
+        </w:tcBorders>
+      </w:tcPr>
+    </w:tblStylePr>
+  </w:style>
+  <w:style w:type="paragraph" w:customStyle="1" w:styleId="Title-CoverPage">
+    <w:name w:val="Title - Cover Page"/>
+    <w:basedOn w:val="Title"/>
+    <w:qFormat/>
+    <w:rsid w:val="004F766B"/>
+    <w:rPr>
+      <w:rFonts w:eastAsiaTheme="minorHAnsi" w:cstheme="minorBidi"/>
+      <w:b w:val="0"/>
+      <w:color w:val="FFFFFF" w:themeColor="background1"/>
+      <w:sz w:val="144"/>
+      <w:szCs w:val="144"/>
+      <w14:textFill>
+        <w14:solidFill>
+          <w14:schemeClr w14:val="bg1">
+            <w14:lumMod w14:val="20000"/>
+            <w14:lumOff w14:val="80000"/>
+            <w14:lumMod w14:val="20000"/>
+            <w14:lumOff w14:val="80000"/>
+          </w14:schemeClr>
+        </w14:solidFill>
+      </w14:textFill>
+    </w:rPr>
+  </w:style>
+  <w:style w:type="paragraph" w:styleId="TOC1">
+    <w:name w:val="toc 1"/>
+    <w:basedOn w:val="Normal"/>
+    <w:next w:val="Normal"/>
+    <w:autoRedefine/>
+    <w:uiPriority w:val="39"/>
+    <w:unhideWhenUsed/>
+    <w:rsid w:val="000A5A0C"/>
+    <w:pPr>
+      <w:spacing w:after="100"/>
+    </w:pPr>
+  </w:style>
+  <w:style w:type="paragraph" w:customStyle="1" w:styleId="Facilitatorcopy">
+    <w:name w:val="Facilitator copy"/>
+    <w:basedOn w:val="BodyText"/>
+    <w:qFormat/>
+    <w:rsid w:val="00E6358E"/>
+    <w:pPr>
+      <w:spacing w:after="0"/>
+    </w:pPr>
+    <w:rPr>
+      <w:sz w:val="24"/>
+    </w:rPr>
+  </w:style>
+  <w:style w:type="paragraph" w:styleId="BodyText">
+    <w:name w:val="Body Text"/>
+    <w:basedOn w:val="Normal"/>
+    <w:link w:val="BodyTextChar"/>
+    <w:uiPriority w:val="99"/>
+    <w:semiHidden/>
+    <w:unhideWhenUsed/>
+    <w:rsid w:val="008E389F"/>
+    <w:pPr>
+      <w:spacing w:after="120"/>
+    </w:pPr>
+  </w:style>
+  <w:style w:type="character" w:customStyle="1" w:styleId="BodyTextChar">
+    <w:name w:val="Body Text Char"/>
+    <w:basedOn w:val="DefaultParagraphFont"/>
+    <w:link w:val="BodyText"/>
+    <w:uiPriority w:val="99"/>
+    <w:semiHidden/>
+    <w:rsid w:val="008E389F"/>
+    <w:rPr>
+      <w:rFonts w:ascii="Arial" w:hAnsi="Arial"/>
+      <w:b w:val="0"/>
+      <w:i w:val="0"/>
+      <w:color w:val="808080" w:themeColor="background1" w:themeShade="80"/>
+    </w:rPr>
+  </w:style>
+  <w:style w:type="character" w:customStyle="1" w:styleId="Heading5Char">
+    <w:name w:val="Heading 5 Char"/>
+    <w:basedOn w:val="DefaultParagraphFont"/>
+    <w:link w:val="Heading5"/>
+    <w:uiPriority w:val="9"/>
+    <w:semiHidden/>
+    <w:rsid w:val="00E6358E"/>
+    <w:rPr>
+      <w:rFonts w:ascii="Arial" w:eastAsiaTheme="majorEastAsia" w:hAnsi="Arial" w:cstheme="majorBidi"/>
+      <w:b/>
+      <w:color w:val="14A687"/>
+    </w:rPr>
+  </w:style>
+  <w:style w:type="character" w:customStyle="1" w:styleId="Heading6Char">
+    <w:name w:val="Heading 6 Char"/>
+    <w:basedOn w:val="DefaultParagraphFont"/>
+    <w:link w:val="Heading6"/>
+    <w:uiPriority w:val="9"/>
+    <w:semiHidden/>
+    <w:rsid w:val="00E6358E"/>
+    <w:rPr>
+      <w:rFonts w:ascii="Arial" w:eastAsiaTheme="majorEastAsia" w:hAnsi="Arial" w:cstheme="majorBidi"/>
+      <w:b/>
+      <w:color w:val="14A687"/>
+    </w:rPr>
+  </w:style>
+  <w:style w:type="character" w:customStyle="1" w:styleId="Heading7Char">
+    <w:name w:val="Heading 7 Char"/>
+    <w:basedOn w:val="DefaultParagraphFont"/>
+    <w:link w:val="Heading7"/>
+    <w:uiPriority w:val="9"/>
+    <w:semiHidden/>
+    <w:rsid w:val="00E6358E"/>
+    <w:rPr>
+      <w:rFonts w:ascii="Arial" w:eastAsiaTheme="majorEastAsia" w:hAnsi="Arial" w:cstheme="majorBidi"/>
+      <w:b/>
+      <w:i/>
+      <w:iCs/>
+      <w:color w:val="14A687"/>
+    </w:rPr>
+  </w:style>
+  <w:style w:type="character" w:customStyle="1" w:styleId="Heading8Char">
+    <w:name w:val="Heading 8 Char"/>
+    <w:basedOn w:val="DefaultParagraphFont"/>
+    <w:link w:val="Heading8"/>
+    <w:uiPriority w:val="9"/>
+    <w:semiHidden/>
+    <w:rsid w:val="00E6358E"/>
+    <w:rPr>
+      <w:rFonts w:ascii="Arial" w:eastAsiaTheme="majorEastAsia" w:hAnsi="Arial" w:cstheme="majorBidi"/>
+      <w:b/>
+      <w:color w:val="5C5AC6"/>
+      <w:sz w:val="21"/>
+      <w:szCs w:val="21"/>
+    </w:rPr>
+  </w:style>
+  <w:style w:type="character" w:styleId="SubtleEmphasis">
+    <w:name w:val="Subtle Emphasis"/>
+    <w:basedOn w:val="DefaultParagraphFont"/>
+    <w:uiPriority w:val="19"/>
+    <w:qFormat/>
+    <w:rsid w:val="00E6358E"/>
+    <w:rPr>
+      <w:rFonts w:ascii="Arial" w:hAnsi="Arial"/>
+      <w:b w:val="0"/>
+      <w:i/>
+      <w:iCs/>
+      <w:color w:val="5C5AC6"/>
+    </w:rPr>
+  </w:style>
+  <w:style w:type="character" w:styleId="Emphasis">
+    <w:name w:val="Emphasis"/>
+    <w:basedOn w:val="DefaultParagraphFont"/>
+    <w:uiPriority w:val="20"/>
+    <w:qFormat/>
+    <w:rsid w:val="00E6358E"/>
+    <w:rPr>
+      <w:rFonts w:ascii="Arial" w:hAnsi="Arial"/>
+      <w:b w:val="0"/>
+      <w:i/>
+      <w:iCs/>
+      <w:color w:val="1C2345"/>
+    </w:rPr>
+  </w:style>
+  <w:style w:type="character" w:styleId="IntenseEmphasis">
+    <w:name w:val="Intense Emphasis"/>
+    <w:basedOn w:val="DefaultParagraphFont"/>
+    <w:uiPriority w:val="21"/>
+    <w:qFormat/>
+    <w:rsid w:val="00E6358E"/>
+    <w:rPr>
+      <w:rFonts w:ascii="Arial" w:hAnsi="Arial"/>
+      <w:b w:val="0"/>
+      <w:i/>
+      <w:iCs/>
+      <w:color w:val="14A687"/>
+    </w:rPr>
+  </w:style>
+  <w:style w:type="character" w:styleId="Strong">
+    <w:name w:val="Strong"/>
+    <w:basedOn w:val="DefaultParagraphFont"/>
+    <w:uiPriority w:val="22"/>
+    <w:qFormat/>
+    <w:rsid w:val="004F766B"/>
+    <w:rPr>
+      <w:rFonts w:ascii="Arial" w:hAnsi="Arial"/>
+      <w:b/>
+      <w:bCs/>
+      <w:i w:val="0"/>
+      <w:color w:val="1C2345"/>
+    </w:rPr>
+  </w:style>
+  <w:style w:type="paragraph" w:styleId="Quote">
+    <w:name w:val="Quote"/>
+    <w:basedOn w:val="Normal"/>
+    <w:next w:val="Normal"/>
+    <w:link w:val="QuoteChar"/>
+    <w:uiPriority w:val="29"/>
+    <w:qFormat/>
+    <w:rsid w:val="008C36B7"/>
+    <w:pPr>
+      <w:spacing w:before="200"/>
+      <w:ind w:left="864" w:right="864"/>
+      <w:jc w:val="center"/>
+    </w:pPr>
+    <w:rPr>
+      <w:i/>
+      <w:iCs/>
+      <w:color w:val="5C5AC6"/>
+    </w:rPr>
+  </w:style>
+  <w:style w:type="character" w:customStyle="1" w:styleId="QuoteChar">
+    <w:name w:val="Quote Char"/>
+    <w:basedOn w:val="DefaultParagraphFont"/>
+    <w:link w:val="Quote"/>
+    <w:uiPriority w:val="29"/>
+    <w:rsid w:val="008C36B7"/>
+    <w:rPr>
+      <w:rFonts w:ascii="Arial" w:hAnsi="Arial"/>
+      <w:i/>
+      <w:iCs/>
+      <w:color w:val="5C5AC6"/>
+    </w:rPr>
+  </w:style>
+  <w:style w:type="paragraph" w:styleId="IntenseQuote">
+    <w:name w:val="Intense Quote"/>
+    <w:basedOn w:val="Normal"/>
+    <w:next w:val="Normal"/>
+    <w:link w:val="IntenseQuoteChar"/>
+    <w:uiPriority w:val="30"/>
+    <w:qFormat/>
+    <w:rsid w:val="008C36B7"/>
+    <w:pPr>
+      <w:pBdr>
+        <w:top w:val="single" w:sz="4" w:space="10" w:color="FF6100" w:themeColor="accent1"/>
+        <w:bottom w:val="single" w:sz="4" w:space="10" w:color="FF6100" w:themeColor="accent1"/>
+      </w:pBdr>
+      <w:spacing w:before="360" w:after="360"/>
+      <w:ind w:left="864" w:right="864"/>
+      <w:jc w:val="center"/>
+    </w:pPr>
+    <w:rPr>
+      <w:i/>
+      <w:iCs/>
+      <w:color w:val="3C67EA"/>
+    </w:rPr>
+  </w:style>
+  <w:style w:type="character" w:customStyle="1" w:styleId="IntenseQuoteChar">
+    <w:name w:val="Intense Quote Char"/>
+    <w:basedOn w:val="DefaultParagraphFont"/>
+    <w:link w:val="IntenseQuote"/>
+    <w:uiPriority w:val="30"/>
+    <w:rsid w:val="008C36B7"/>
+    <w:rPr>
+      <w:rFonts w:ascii="Arial" w:hAnsi="Arial"/>
+      <w:i/>
+      <w:iCs/>
+      <w:color w:val="3C67EA"/>
+    </w:rPr>
+  </w:style>
+  <w:style w:type="character" w:styleId="SubtleReference">
+    <w:name w:val="Subtle Reference"/>
+    <w:basedOn w:val="DefaultParagraphFont"/>
+    <w:uiPriority w:val="31"/>
+    <w:qFormat/>
+    <w:rsid w:val="008C36B7"/>
+    <w:rPr>
+      <w:rFonts w:ascii="Arial" w:hAnsi="Arial"/>
+      <w:b w:val="0"/>
+      <w:i w:val="0"/>
+      <w:smallCaps/>
+      <w:color w:val="5C5AC6"/>
+    </w:rPr>
+  </w:style>
+  <w:style w:type="character" w:styleId="IntenseReference">
+    <w:name w:val="Intense Reference"/>
+    <w:basedOn w:val="DefaultParagraphFont"/>
+    <w:uiPriority w:val="32"/>
+    <w:qFormat/>
+    <w:rsid w:val="008C36B7"/>
+    <w:rPr>
+      <w:rFonts w:ascii="Arial" w:hAnsi="Arial"/>
+      <w:b/>
+      <w:bCs/>
+      <w:i w:val="0"/>
+      <w:smallCaps/>
+      <w:color w:val="14A687"/>
+      <w:spacing w:val="5"/>
+    </w:rPr>
+  </w:style>
+  <w:style w:type="character" w:styleId="BookTitle">
+    <w:name w:val="Book Title"/>
+    <w:basedOn w:val="DefaultParagraphFont"/>
+    <w:uiPriority w:val="33"/>
+    <w:qFormat/>
+    <w:rsid w:val="004F766B"/>
+    <w:rPr>
+      <w:rFonts w:ascii="Arial" w:hAnsi="Arial"/>
+      <w:b/>
+      <w:bCs/>
+      <w:i/>
+      <w:iCs/>
+      <w:color w:val="1C2345"/>
+      <w:spacing w:val="5"/>
+    </w:rPr>
+  </w:style>
+  <w:style w:type="paragraph" w:styleId="Caption">
+    <w:name w:val="caption"/>
+    <w:basedOn w:val="Normal"/>
+    <w:next w:val="Normal"/>
+    <w:uiPriority w:val="35"/>
+    <w:semiHidden/>
+    <w:unhideWhenUsed/>
+    <w:qFormat/>
+    <w:rsid w:val="004F766B"/>
+    <w:pPr>
+      <w:spacing w:after="200" w:line="240" w:lineRule="auto"/>
+    </w:pPr>
+    <w:rPr>
+      <w:i/>
+      <w:iCs/>
+      <w:color w:val="0A2F46" w:themeColor="text2"/>
+      <w:sz w:val="18"/>
+      <w:szCs w:val="18"/>
+    </w:rPr>
+  </w:style>
+  <w:style w:type="paragraph" w:styleId="Bibliography">
+    <w:name w:val="Bibliography"/>
+    <w:basedOn w:val="Normal"/>
+    <w:next w:val="Normal"/>
+    <w:uiPriority w:val="37"/>
+    <w:semiHidden/>
+    <w:unhideWhenUsed/>
+    <w:rsid w:val="004F766B"/>
+  </w:style>
+  <w:style w:type="paragraph" w:styleId="TOC3">
+    <w:name w:val="toc 3"/>
+    <w:basedOn w:val="Normal"/>
+    <w:next w:val="Normal"/>
+    <w:autoRedefine/>
+    <w:uiPriority w:val="39"/>
+    <w:semiHidden/>
+    <w:unhideWhenUsed/>
+    <w:rsid w:val="004F766B"/>
+    <w:pPr>
+      <w:spacing w:after="100"/>
+      <w:ind w:left="440"/>
+    </w:pPr>
+  </w:style>
+  <w:style w:type="paragraph" w:styleId="TOC5">
+    <w:name w:val="toc 5"/>
+    <w:basedOn w:val="Normal"/>
+    <w:next w:val="Normal"/>
+    <w:autoRedefine/>
+    <w:uiPriority w:val="39"/>
+    <w:semiHidden/>
+    <w:unhideWhenUsed/>
+    <w:rsid w:val="004F766B"/>
+    <w:pPr>
+      <w:spacing w:after="100"/>
+      <w:ind w:left="880"/>
+    </w:pPr>
+  </w:style>
+  <w:style w:type="paragraph" w:styleId="TOC6">
+    <w:name w:val="toc 6"/>
+    <w:basedOn w:val="Normal"/>
+    <w:next w:val="Normal"/>
+    <w:autoRedefine/>
+    <w:uiPriority w:val="39"/>
+    <w:semiHidden/>
+    <w:unhideWhenUsed/>
+    <w:rsid w:val="004F766B"/>
+    <w:pPr>
+      <w:spacing w:after="100"/>
+      <w:ind w:left="1100"/>
+    </w:pPr>
+  </w:style>
+  <w:style w:type="paragraph" w:styleId="TOC7">
+    <w:name w:val="toc 7"/>
+    <w:basedOn w:val="Normal"/>
+    <w:next w:val="Normal"/>
+    <w:autoRedefine/>
+    <w:uiPriority w:val="39"/>
+    <w:semiHidden/>
+    <w:unhideWhenUsed/>
+    <w:rsid w:val="004F766B"/>
+    <w:pPr>
+      <w:spacing w:after="100"/>
+      <w:ind w:left="1320"/>
+    </w:pPr>
+  </w:style>
+  <w:style w:type="paragraph" w:styleId="TOC8">
+    <w:name w:val="toc 8"/>
+    <w:basedOn w:val="Normal"/>
+    <w:next w:val="Normal"/>
+    <w:autoRedefine/>
+    <w:uiPriority w:val="39"/>
+    <w:semiHidden/>
+    <w:unhideWhenUsed/>
+    <w:rsid w:val="004F766B"/>
+    <w:pPr>
+      <w:spacing w:after="100"/>
+      <w:ind w:left="1540"/>
+    </w:pPr>
+  </w:style>
+  <w:style w:type="paragraph" w:styleId="TOC9">
+    <w:name w:val="toc 9"/>
+    <w:basedOn w:val="Normal"/>
+    <w:next w:val="Normal"/>
+    <w:autoRedefine/>
+    <w:uiPriority w:val="39"/>
+    <w:semiHidden/>
+    <w:unhideWhenUsed/>
+    <w:rsid w:val="004F766B"/>
+    <w:pPr>
+      <w:spacing w:after="100"/>
+      <w:ind w:left="1760"/>
+    </w:pPr>
+  </w:style>
+  <w:style w:type="paragraph" w:styleId="BlockText">
+    <w:name w:val="Block Text"/>
+    <w:basedOn w:val="Normal"/>
+    <w:uiPriority w:val="99"/>
+    <w:semiHidden/>
+    <w:unhideWhenUsed/>
+    <w:rsid w:val="008C36B7"/>
+    <w:pPr>
+      <w:pBdr>
+        <w:top w:val="single" w:sz="2" w:space="10" w:color="FF6100" w:themeColor="accent1"/>
+        <w:left w:val="single" w:sz="2" w:space="10" w:color="FF6100" w:themeColor="accent1"/>
+        <w:bottom w:val="single" w:sz="2" w:space="10" w:color="FF6100" w:themeColor="accent1"/>
+        <w:right w:val="single" w:sz="2" w:space="10" w:color="FF6100" w:themeColor="accent1"/>
+      </w:pBdr>
+      <w:ind w:left="1152" w:right="1152"/>
+    </w:pPr>
+    <w:rPr>
+      <w:rFonts w:eastAsiaTheme="minorEastAsia"/>
+      <w:i/>
+      <w:iCs/>
+      <w:color w:val="14A687"/>
+    </w:rPr>
+  </w:style>
+  <w:style w:type="paragraph" w:styleId="BodyText2">
+    <w:name w:val="Body Text 2"/>
+    <w:basedOn w:val="Normal"/>
+    <w:link w:val="BodyText2Char"/>
+    <w:uiPriority w:val="99"/>
+    <w:semiHidden/>
+    <w:unhideWhenUsed/>
+    <w:rsid w:val="00D47498"/>
+    <w:pPr>
+      <w:spacing w:after="120" w:line="480" w:lineRule="auto"/>
+    </w:pPr>
+  </w:style>
+  <w:style w:type="character" w:customStyle="1" w:styleId="BodyText2Char">
+    <w:name w:val="Body Text 2 Char"/>
+    <w:basedOn w:val="DefaultParagraphFont"/>
+    <w:link w:val="BodyText2"/>
+    <w:uiPriority w:val="99"/>
+    <w:semiHidden/>
+    <w:rsid w:val="00D47498"/>
+    <w:rPr>
+      <w:rFonts w:ascii="Arial" w:hAnsi="Arial"/>
+      <w:b w:val="0"/>
+      <w:i w:val="0"/>
+      <w:color w:val="808080" w:themeColor="background1" w:themeShade="80"/>
+    </w:rPr>
+  </w:style>
+  <w:style w:type="paragraph" w:styleId="BodyText3">
+    <w:name w:val="Body Text 3"/>
+    <w:basedOn w:val="Normal"/>
+    <w:link w:val="BodyText3Char"/>
+    <w:uiPriority w:val="99"/>
+    <w:semiHidden/>
+    <w:unhideWhenUsed/>
+    <w:rsid w:val="00D47498"/>
+    <w:pPr>
+      <w:spacing w:after="120"/>
+    </w:pPr>
+    <w:rPr>
+      <w:sz w:val="16"/>
+      <w:szCs w:val="16"/>
+    </w:rPr>
+  </w:style>
+  <w:style w:type="character" w:customStyle="1" w:styleId="BodyText3Char">
+    <w:name w:val="Body Text 3 Char"/>
+    <w:basedOn w:val="DefaultParagraphFont"/>
+    <w:link w:val="BodyText3"/>
+    <w:uiPriority w:val="99"/>
+    <w:semiHidden/>
+    <w:rsid w:val="00D47498"/>
+    <w:rPr>
+      <w:rFonts w:ascii="Arial" w:hAnsi="Arial"/>
+      <w:b w:val="0"/>
+      <w:i w:val="0"/>
+      <w:color w:val="808080" w:themeColor="background1" w:themeShade="80"/>
+      <w:sz w:val="16"/>
+      <w:szCs w:val="16"/>
+    </w:rPr>
+  </w:style>
+  <w:style w:type="paragraph" w:styleId="BodyTextFirstIndent">
+    <w:name w:val="Body Text First Indent"/>
+    <w:basedOn w:val="BodyText"/>
+    <w:link w:val="BodyTextFirstIndentChar"/>
+    <w:uiPriority w:val="99"/>
+    <w:semiHidden/>
+    <w:unhideWhenUsed/>
+    <w:rsid w:val="00D47498"/>
+    <w:pPr>
+      <w:spacing w:after="160"/>
+      <w:ind w:firstLine="360"/>
+    </w:pPr>
+  </w:style>
+  <w:style w:type="character" w:customStyle="1" w:styleId="BodyTextFirstIndentChar">
+    <w:name w:val="Body Text First Indent Char"/>
+    <w:basedOn w:val="BodyTextChar"/>
+    <w:link w:val="BodyTextFirstIndent"/>
+    <w:uiPriority w:val="99"/>
+    <w:semiHidden/>
+    <w:rsid w:val="00D47498"/>
+    <w:rPr>
+      <w:rFonts w:ascii="Arial" w:hAnsi="Arial"/>
+      <w:b w:val="0"/>
+      <w:i w:val="0"/>
+      <w:color w:val="808080" w:themeColor="background1" w:themeShade="80"/>
+    </w:rPr>
+  </w:style>
+  <w:style w:type="paragraph" w:styleId="BodyTextIndent">
+    <w:name w:val="Body Text Indent"/>
+    <w:basedOn w:val="Normal"/>
+    <w:link w:val="BodyTextIndentChar"/>
+    <w:uiPriority w:val="99"/>
+    <w:semiHidden/>
+    <w:unhideWhenUsed/>
+    <w:rsid w:val="00D47498"/>
+    <w:pPr>
+      <w:spacing w:after="120"/>
+      <w:ind w:left="360"/>
+    </w:pPr>
+  </w:style>
+  <w:style w:type="character" w:customStyle="1" w:styleId="BodyTextIndentChar">
+    <w:name w:val="Body Text Indent Char"/>
+    <w:basedOn w:val="DefaultParagraphFont"/>
+    <w:link w:val="BodyTextIndent"/>
+    <w:uiPriority w:val="99"/>
+    <w:semiHidden/>
+    <w:rsid w:val="00D47498"/>
+    <w:rPr>
+      <w:rFonts w:ascii="Arial" w:hAnsi="Arial"/>
+      <w:b w:val="0"/>
+      <w:i w:val="0"/>
+      <w:color w:val="808080" w:themeColor="background1" w:themeShade="80"/>
+    </w:rPr>
+  </w:style>
+  <w:style w:type="paragraph" w:styleId="BodyTextFirstIndent2">
+    <w:name w:val="Body Text First Indent 2"/>
+    <w:basedOn w:val="BodyTextIndent"/>
+    <w:link w:val="BodyTextFirstIndent2Char"/>
+    <w:uiPriority w:val="99"/>
+    <w:semiHidden/>
+    <w:unhideWhenUsed/>
+    <w:rsid w:val="00D47498"/>
+    <w:pPr>
+      <w:spacing w:after="160"/>
+      <w:ind w:firstLine="360"/>
+    </w:pPr>
+  </w:style>
+  <w:style w:type="character" w:customStyle="1" w:styleId="BodyTextFirstIndent2Char">
+    <w:name w:val="Body Text First Indent 2 Char"/>
+    <w:basedOn w:val="BodyTextIndentChar"/>
+    <w:link w:val="BodyTextFirstIndent2"/>
+    <w:uiPriority w:val="99"/>
+    <w:semiHidden/>
+    <w:rsid w:val="00D47498"/>
+    <w:rPr>
+      <w:rFonts w:ascii="Arial" w:hAnsi="Arial"/>
+      <w:b w:val="0"/>
+      <w:i w:val="0"/>
+      <w:color w:val="808080" w:themeColor="background1" w:themeShade="80"/>
+    </w:rPr>
+  </w:style>
+  <w:style w:type="paragraph" w:styleId="BodyTextIndent2">
+    <w:name w:val="Body Text Indent 2"/>
+    <w:basedOn w:val="Normal"/>
+    <w:link w:val="BodyTextIndent2Char"/>
+    <w:uiPriority w:val="99"/>
+    <w:semiHidden/>
+    <w:unhideWhenUsed/>
+    <w:rsid w:val="00D47498"/>
+    <w:pPr>
+      <w:spacing w:after="120" w:line="480" w:lineRule="auto"/>
+      <w:ind w:left="360"/>
+    </w:pPr>
+  </w:style>
+  <w:style w:type="character" w:customStyle="1" w:styleId="BodyTextIndent2Char">
+    <w:name w:val="Body Text Indent 2 Char"/>
+    <w:basedOn w:val="DefaultParagraphFont"/>
+    <w:link w:val="BodyTextIndent2"/>
+    <w:uiPriority w:val="99"/>
+    <w:semiHidden/>
+    <w:rsid w:val="00D47498"/>
+    <w:rPr>
+      <w:rFonts w:ascii="Arial" w:hAnsi="Arial"/>
+      <w:b w:val="0"/>
+      <w:i w:val="0"/>
+      <w:color w:val="808080" w:themeColor="background1" w:themeShade="80"/>
+    </w:rPr>
+  </w:style>
+  <w:style w:type="paragraph" w:styleId="Closing">
+    <w:name w:val="Closing"/>
+    <w:basedOn w:val="Normal"/>
+    <w:link w:val="ClosingChar"/>
+    <w:uiPriority w:val="99"/>
+    <w:semiHidden/>
+    <w:unhideWhenUsed/>
+    <w:rsid w:val="00D47498"/>
+    <w:pPr>
+      <w:spacing w:after="0" w:line="240" w:lineRule="auto"/>
+      <w:ind w:left="4320"/>
+    </w:pPr>
+  </w:style>
+  <w:style w:type="character" w:customStyle="1" w:styleId="ClosingChar">
+    <w:name w:val="Closing Char"/>
+    <w:basedOn w:val="DefaultParagraphFont"/>
+    <w:link w:val="Closing"/>
+    <w:uiPriority w:val="99"/>
+    <w:semiHidden/>
+    <w:rsid w:val="00D47498"/>
+    <w:rPr>
+      <w:rFonts w:ascii="Arial" w:hAnsi="Arial"/>
+      <w:b w:val="0"/>
+      <w:i w:val="0"/>
+      <w:color w:val="808080" w:themeColor="background1" w:themeShade="80"/>
+    </w:rPr>
+  </w:style>
+  <w:style w:type="paragraph" w:styleId="Date">
+    <w:name w:val="Date"/>
+    <w:basedOn w:val="Normal"/>
+    <w:next w:val="Normal"/>
+    <w:link w:val="DateChar"/>
+    <w:uiPriority w:val="99"/>
+    <w:semiHidden/>
+    <w:unhideWhenUsed/>
+    <w:rsid w:val="00D47498"/>
+  </w:style>
+  <w:style w:type="character" w:customStyle="1" w:styleId="DateChar">
+    <w:name w:val="Date Char"/>
+    <w:basedOn w:val="DefaultParagraphFont"/>
+    <w:link w:val="Date"/>
+    <w:uiPriority w:val="99"/>
+    <w:semiHidden/>
+    <w:rsid w:val="00D47498"/>
+    <w:rPr>
+      <w:rFonts w:ascii="Arial" w:hAnsi="Arial"/>
+      <w:b w:val="0"/>
+      <w:i w:val="0"/>
+      <w:color w:val="808080" w:themeColor="background1" w:themeShade="80"/>
+    </w:rPr>
+  </w:style>
+  <w:style w:type="paragraph" w:styleId="DocumentMap">
+    <w:name w:val="Document Map"/>
+    <w:basedOn w:val="Normal"/>
+    <w:link w:val="DocumentMapChar"/>
+    <w:uiPriority w:val="99"/>
+    <w:semiHidden/>
+    <w:unhideWhenUsed/>
+    <w:rsid w:val="00D47498"/>
+    <w:pPr>
+      <w:spacing w:after="0" w:line="240" w:lineRule="auto"/>
+    </w:pPr>
+    <w:rPr>
+      <w:rFonts w:ascii="Helvetica" w:hAnsi="Helvetica"/>
+      <w:sz w:val="26"/>
+      <w:szCs w:val="26"/>
+    </w:rPr>
+  </w:style>
+  <w:style w:type="character" w:customStyle="1" w:styleId="DocumentMapChar">
+    <w:name w:val="Document Map Char"/>
+    <w:basedOn w:val="DefaultParagraphFont"/>
+    <w:link w:val="DocumentMap"/>
+    <w:uiPriority w:val="99"/>
+    <w:semiHidden/>
+    <w:rsid w:val="00D47498"/>
+    <w:rPr>
+      <w:rFonts w:ascii="Helvetica" w:hAnsi="Helvetica"/>
+      <w:b w:val="0"/>
+      <w:i w:val="0"/>
+      <w:color w:val="808080" w:themeColor="background1" w:themeShade="80"/>
+      <w:sz w:val="26"/>
+      <w:szCs w:val="26"/>
+    </w:rPr>
+  </w:style>
+  <w:style w:type="paragraph" w:styleId="E-mailSignature">
+    <w:name w:val="E-mail Signature"/>
+    <w:basedOn w:val="Normal"/>
+    <w:link w:val="E-mailSignatureChar"/>
+    <w:uiPriority w:val="99"/>
+    <w:semiHidden/>
+    <w:unhideWhenUsed/>
+    <w:rsid w:val="00D47498"/>
+    <w:pPr>
+      <w:spacing w:after="0" w:line="240" w:lineRule="auto"/>
+    </w:pPr>
+  </w:style>
+  <w:style w:type="character" w:customStyle="1" w:styleId="E-mailSignatureChar">
+    <w:name w:val="E-mail Signature Char"/>
+    <w:basedOn w:val="DefaultParagraphFont"/>
+    <w:link w:val="E-mailSignature"/>
+    <w:uiPriority w:val="99"/>
+    <w:semiHidden/>
+    <w:rsid w:val="00D47498"/>
+    <w:rPr>
+      <w:rFonts w:ascii="Arial" w:hAnsi="Arial"/>
+      <w:b w:val="0"/>
+      <w:i w:val="0"/>
+      <w:color w:val="808080" w:themeColor="background1" w:themeShade="80"/>
+    </w:rPr>
+  </w:style>
+  <w:style w:type="character" w:styleId="EndnoteReference">
+    <w:name w:val="endnote reference"/>
+    <w:basedOn w:val="DefaultParagraphFont"/>
+    <w:uiPriority w:val="99"/>
+    <w:semiHidden/>
+    <w:unhideWhenUsed/>
+    <w:rsid w:val="00D47498"/>
+    <w:rPr>
+      <w:rFonts w:ascii="Arial" w:hAnsi="Arial"/>
+      <w:b w:val="0"/>
+      <w:i w:val="0"/>
+      <w:color w:val="1C2345"/>
+      <w:vertAlign w:val="superscript"/>
+    </w:rPr>
+  </w:style>
+  <w:style w:type="paragraph" w:styleId="EndnoteText">
+    <w:name w:val="endnote text"/>
+    <w:basedOn w:val="Normal"/>
+    <w:link w:val="EndnoteTextChar"/>
+    <w:uiPriority w:val="99"/>
+    <w:semiHidden/>
+    <w:unhideWhenUsed/>
+    <w:rsid w:val="00D47498"/>
+    <w:pPr>
+      <w:spacing w:after="0" w:line="240" w:lineRule="auto"/>
+    </w:pPr>
+    <w:rPr>
+      <w:sz w:val="20"/>
+      <w:szCs w:val="20"/>
+    </w:rPr>
+  </w:style>
+  <w:style w:type="character" w:customStyle="1" w:styleId="EndnoteTextChar">
+    <w:name w:val="Endnote Text Char"/>
+    <w:basedOn w:val="DefaultParagraphFont"/>
+    <w:link w:val="EndnoteText"/>
+    <w:uiPriority w:val="99"/>
+    <w:semiHidden/>
+    <w:rsid w:val="00D47498"/>
+    <w:rPr>
+      <w:rFonts w:ascii="Arial" w:hAnsi="Arial"/>
+      <w:b w:val="0"/>
+      <w:i w:val="0"/>
+      <w:color w:val="808080" w:themeColor="background1" w:themeShade="80"/>
+      <w:sz w:val="20"/>
+      <w:szCs w:val="20"/>
+    </w:rPr>
+  </w:style>
+  <w:style w:type="paragraph" w:styleId="EnvelopeReturn">
+    <w:name w:val="envelope return"/>
+    <w:basedOn w:val="Normal"/>
+    <w:uiPriority w:val="99"/>
+    <w:semiHidden/>
+    <w:unhideWhenUsed/>
+    <w:rsid w:val="00D47498"/>
+    <w:pPr>
+      <w:spacing w:after="0" w:line="240" w:lineRule="auto"/>
+    </w:pPr>
+    <w:rPr>
+      <w:rFonts w:eastAsiaTheme="majorEastAsia" w:cstheme="majorBidi"/>
+      <w:b/>
+      <w:sz w:val="20"/>
+      <w:szCs w:val="20"/>
     </w:rPr>
   </w:style>
   <w:style w:type="character" w:styleId="FootnoteReference">
@@ -58744,7 +62314,12 @@
     <w:uiPriority w:val="99"/>
     <w:semiHidden/>
     <w:unhideWhenUsed/>
+    <w:rsid w:val="00D47498"/>
     <w:rPr>
+      <w:rFonts w:ascii="Arial" w:hAnsi="Arial"/>
+      <w:b w:val="0"/>
+      <w:i w:val="0"/>
+      <w:color w:val="1C2345"/>
       <w:vertAlign w:val="superscript"/>
     </w:rPr>
   </w:style>
@@ -58755,6 +62330,7 @@
     <w:uiPriority w:val="99"/>
     <w:semiHidden/>
     <w:unhideWhenUsed/>
+    <w:rsid w:val="00D47498"/>
     <w:pPr>
       <w:spacing w:after="0" w:line="240" w:lineRule="auto"/>
     </w:pPr>
@@ -58763,54 +62339,1076 @@
       <w:szCs w:val="20"/>
     </w:rPr>
   </w:style>
-  <w:style w:type="character" w:styleId="FootnoteTextChar">
+  <w:style w:type="character" w:customStyle="1" w:styleId="FootnoteTextChar">
     <w:name w:val="Footnote Text Char"/>
     <w:basedOn w:val="DefaultParagraphFont"/>
     <w:link w:val="FootnoteText"/>
     <w:uiPriority w:val="99"/>
     <w:semiHidden/>
-    <w:unhideWhenUsed/>
+    <w:rsid w:val="00D47498"/>
     <w:rPr>
+      <w:rFonts w:ascii="Arial" w:hAnsi="Arial"/>
+      <w:b w:val="0"/>
+      <w:i w:val="0"/>
+      <w:color w:val="808080" w:themeColor="background1" w:themeShade="80"/>
       <w:sz w:val="20"/>
       <w:szCs w:val="20"/>
     </w:rPr>
   </w:style>
-  <w:style w:type="character" w:styleId="EndnoteReference">
-    <w:name w:val="endnote reference"/>
+  <w:style w:type="character" w:styleId="HTMLAcronym">
+    <w:name w:val="HTML Acronym"/>
     <w:basedOn w:val="DefaultParagraphFont"/>
     <w:uiPriority w:val="99"/>
     <w:semiHidden/>
     <w:unhideWhenUsed/>
+    <w:rsid w:val="00D47498"/>
     <w:rPr>
-      <w:vertAlign w:val="superscript"/>
+      <w:rFonts w:ascii="Arial" w:hAnsi="Arial"/>
+      <w:b w:val="0"/>
+      <w:i w:val="0"/>
+      <w:color w:val="1C2345"/>
     </w:rPr>
   </w:style>
-  <w:style w:type="paragraph" w:styleId="EndnoteText">
-    <w:name w:val="endnote text"/>
+  <w:style w:type="paragraph" w:styleId="HTMLAddress">
+    <w:name w:val="HTML Address"/>
     <w:basedOn w:val="Normal"/>
-    <w:link w:val="EndnoteTextChar"/>
+    <w:link w:val="HTMLAddressChar"/>
     <w:uiPriority w:val="99"/>
     <w:semiHidden/>
     <w:unhideWhenUsed/>
+    <w:rsid w:val="00D47498"/>
     <w:pPr>
       <w:spacing w:after="0" w:line="240" w:lineRule="auto"/>
     </w:pPr>
     <w:rPr>
+      <w:i/>
+      <w:iCs/>
+    </w:rPr>
+  </w:style>
+  <w:style w:type="character" w:customStyle="1" w:styleId="HTMLAddressChar">
+    <w:name w:val="HTML Address Char"/>
+    <w:basedOn w:val="DefaultParagraphFont"/>
+    <w:link w:val="HTMLAddress"/>
+    <w:uiPriority w:val="99"/>
+    <w:semiHidden/>
+    <w:rsid w:val="00D47498"/>
+    <w:rPr>
+      <w:rFonts w:ascii="Arial" w:hAnsi="Arial"/>
+      <w:b w:val="0"/>
+      <w:i/>
+      <w:iCs/>
+      <w:color w:val="808080" w:themeColor="background1" w:themeShade="80"/>
+    </w:rPr>
+  </w:style>
+  <w:style w:type="character" w:styleId="HTMLCite">
+    <w:name w:val="HTML Cite"/>
+    <w:basedOn w:val="DefaultParagraphFont"/>
+    <w:uiPriority w:val="99"/>
+    <w:semiHidden/>
+    <w:unhideWhenUsed/>
+    <w:rsid w:val="00D47498"/>
+    <w:rPr>
+      <w:rFonts w:ascii="Arial" w:hAnsi="Arial"/>
+      <w:b w:val="0"/>
+      <w:i/>
+      <w:iCs/>
+      <w:color w:val="1C2345"/>
+    </w:rPr>
+  </w:style>
+  <w:style w:type="character" w:styleId="HTMLCode">
+    <w:name w:val="HTML Code"/>
+    <w:basedOn w:val="DefaultParagraphFont"/>
+    <w:uiPriority w:val="99"/>
+    <w:semiHidden/>
+    <w:unhideWhenUsed/>
+    <w:rsid w:val="00D47498"/>
+    <w:rPr>
+      <w:rFonts w:ascii="Consolas" w:hAnsi="Consolas" w:cs="Consolas"/>
+      <w:b w:val="0"/>
+      <w:i w:val="0"/>
+      <w:color w:val="1C2345"/>
       <w:sz w:val="20"/>
       <w:szCs w:val="20"/>
     </w:rPr>
   </w:style>
-  <w:style w:type="character" w:styleId="EndnoteTextChar">
-    <w:name w:val="Endnote Text Char"/>
+  <w:style w:type="character" w:styleId="HTMLDefinition">
+    <w:name w:val="HTML Definition"/>
     <w:basedOn w:val="DefaultParagraphFont"/>
-    <w:link w:val="EndnoteText"/>
     <w:uiPriority w:val="99"/>
     <w:semiHidden/>
     <w:unhideWhenUsed/>
+    <w:rsid w:val="00D47498"/>
     <w:rPr>
-      <w:sz w:val="20"/>
-      <w:szCs w:val="20"/>
+      <w:rFonts w:ascii="Arial" w:hAnsi="Arial"/>
+      <w:b w:val="0"/>
+      <w:i/>
+      <w:iCs/>
+      <w:color w:val="1C2345"/>
     </w:rPr>
   </w:style>
+  <w:style w:type="paragraph" w:styleId="Index1">
+    <w:name w:val="index 1"/>
+    <w:basedOn w:val="Normal"/>
+    <w:next w:val="Normal"/>
+    <w:autoRedefine/>
+    <w:uiPriority w:val="99"/>
+    <w:semiHidden/>
+    <w:unhideWhenUsed/>
+    <w:rsid w:val="00D47498"/>
+    <w:pPr>
+      <w:spacing w:after="0" w:line="240" w:lineRule="auto"/>
+      <w:ind w:left="220" w:hanging="220"/>
+    </w:pPr>
+  </w:style>
+  <w:style w:type="paragraph" w:styleId="IndexHeading">
+    <w:name w:val="index heading"/>
+    <w:basedOn w:val="Normal"/>
+    <w:next w:val="Index1"/>
+    <w:uiPriority w:val="99"/>
+    <w:semiHidden/>
+    <w:unhideWhenUsed/>
+    <w:rsid w:val="00D47498"/>
+    <w:rPr>
+      <w:rFonts w:eastAsiaTheme="majorEastAsia" w:cstheme="majorBidi"/>
+      <w:b/>
+      <w:bCs/>
+    </w:rPr>
+  </w:style>
+  <w:style w:type="character" w:styleId="LineNumber">
+    <w:name w:val="line number"/>
+    <w:basedOn w:val="DefaultParagraphFont"/>
+    <w:uiPriority w:val="99"/>
+    <w:semiHidden/>
+    <w:unhideWhenUsed/>
+    <w:rsid w:val="00D47498"/>
+    <w:rPr>
+      <w:rFonts w:ascii="Arial" w:hAnsi="Arial"/>
+      <w:b w:val="0"/>
+      <w:i w:val="0"/>
+      <w:color w:val="1C2345"/>
+    </w:rPr>
+  </w:style>
+  <w:style w:type="paragraph" w:styleId="List">
+    <w:name w:val="List"/>
+    <w:basedOn w:val="Normal"/>
+    <w:uiPriority w:val="99"/>
+    <w:semiHidden/>
+    <w:unhideWhenUsed/>
+    <w:rsid w:val="00D47498"/>
+    <w:pPr>
+      <w:ind w:left="360" w:hanging="360"/>
+      <w:contextualSpacing/>
+    </w:pPr>
+  </w:style>
+  <w:style w:type="paragraph" w:styleId="ListBullet">
+    <w:name w:val="List Bullet"/>
+    <w:basedOn w:val="Normal"/>
+    <w:uiPriority w:val="99"/>
+    <w:semiHidden/>
+    <w:unhideWhenUsed/>
+    <w:rsid w:val="00D47498"/>
+    <w:pPr>
+      <w:numPr>
+        <w:numId w:val="9"/>
+      </w:numPr>
+      <w:contextualSpacing/>
+    </w:pPr>
+  </w:style>
+  <w:style w:type="paragraph" w:styleId="ListContinue">
+    <w:name w:val="List Continue"/>
+    <w:basedOn w:val="Normal"/>
+    <w:uiPriority w:val="99"/>
+    <w:semiHidden/>
+    <w:unhideWhenUsed/>
+    <w:rsid w:val="00D47498"/>
+    <w:pPr>
+      <w:spacing w:after="120"/>
+      <w:ind w:left="360"/>
+      <w:contextualSpacing/>
+    </w:pPr>
+  </w:style>
+  <w:style w:type="paragraph" w:styleId="ListNumber">
+    <w:name w:val="List Number"/>
+    <w:basedOn w:val="Normal"/>
+    <w:uiPriority w:val="99"/>
+    <w:semiHidden/>
+    <w:unhideWhenUsed/>
+    <w:rsid w:val="00D47498"/>
+    <w:pPr>
+      <w:numPr>
+        <w:numId w:val="8"/>
+      </w:numPr>
+      <w:contextualSpacing/>
+    </w:pPr>
+  </w:style>
+  <w:style w:type="character" w:styleId="Mention">
+    <w:name w:val="Mention"/>
+    <w:basedOn w:val="DefaultParagraphFont"/>
+    <w:uiPriority w:val="99"/>
+    <w:semiHidden/>
+    <w:unhideWhenUsed/>
+    <w:rsid w:val="008C36B7"/>
+    <w:rPr>
+      <w:rFonts w:ascii="Arial" w:hAnsi="Arial"/>
+      <w:b w:val="0"/>
+      <w:i w:val="0"/>
+      <w:color w:val="3C67EA"/>
+      <w:shd w:val="clear" w:color="auto" w:fill="E1DFDD"/>
+    </w:rPr>
+  </w:style>
+  <w:style w:type="paragraph" w:styleId="MessageHeader">
+    <w:name w:val="Message Header"/>
+    <w:basedOn w:val="Normal"/>
+    <w:link w:val="MessageHeaderChar"/>
+    <w:uiPriority w:val="99"/>
+    <w:semiHidden/>
+    <w:unhideWhenUsed/>
+    <w:rsid w:val="00D47498"/>
+    <w:pPr>
+      <w:pBdr>
+        <w:top w:val="single" w:sz="6" w:space="1" w:color="auto"/>
+        <w:left w:val="single" w:sz="6" w:space="1" w:color="auto"/>
+        <w:bottom w:val="single" w:sz="6" w:space="1" w:color="auto"/>
+        <w:right w:val="single" w:sz="6" w:space="1" w:color="auto"/>
+      </w:pBdr>
+      <w:shd w:val="pct20" w:color="auto" w:fill="auto"/>
+      <w:spacing w:after="0" w:line="240" w:lineRule="auto"/>
+      <w:ind w:left="1080" w:hanging="1080"/>
+    </w:pPr>
+    <w:rPr>
+      <w:rFonts w:eastAsiaTheme="majorEastAsia" w:cstheme="majorBidi"/>
+      <w:b/>
+      <w:sz w:val="24"/>
+      <w:szCs w:val="24"/>
+    </w:rPr>
+  </w:style>
+  <w:style w:type="character" w:customStyle="1" w:styleId="MessageHeaderChar">
+    <w:name w:val="Message Header Char"/>
+    <w:basedOn w:val="DefaultParagraphFont"/>
+    <w:link w:val="MessageHeader"/>
+    <w:uiPriority w:val="99"/>
+    <w:semiHidden/>
+    <w:rsid w:val="00D47498"/>
+    <w:rPr>
+      <w:rFonts w:ascii="Arial" w:eastAsiaTheme="majorEastAsia" w:hAnsi="Arial" w:cstheme="majorBidi"/>
+      <w:b/>
+      <w:i w:val="0"/>
+      <w:color w:val="808080" w:themeColor="background1" w:themeShade="80"/>
+      <w:sz w:val="24"/>
+      <w:szCs w:val="24"/>
+      <w:shd w:val="pct20" w:color="auto" w:fill="auto"/>
+    </w:rPr>
+  </w:style>
+  <w:style w:type="character" w:styleId="PageNumber">
+    <w:name w:val="page number"/>
+    <w:basedOn w:val="DefaultParagraphFont"/>
+    <w:uiPriority w:val="99"/>
+    <w:semiHidden/>
+    <w:unhideWhenUsed/>
+    <w:rsid w:val="00D47498"/>
+    <w:rPr>
+      <w:rFonts w:ascii="Arial" w:hAnsi="Arial"/>
+      <w:b w:val="0"/>
+      <w:i w:val="0"/>
+      <w:color w:val="1C2345"/>
+    </w:rPr>
+  </w:style>
+  <w:style w:type="paragraph" w:styleId="TOAHeading">
+    <w:name w:val="toa heading"/>
+    <w:basedOn w:val="Normal"/>
+    <w:next w:val="Normal"/>
+    <w:uiPriority w:val="99"/>
+    <w:semiHidden/>
+    <w:unhideWhenUsed/>
+    <w:rsid w:val="00D47498"/>
+    <w:pPr>
+      <w:spacing w:before="120"/>
+    </w:pPr>
+    <w:rPr>
+      <w:rFonts w:eastAsiaTheme="majorEastAsia" w:cstheme="majorBidi"/>
+      <w:b/>
+      <w:bCs/>
+      <w:sz w:val="24"/>
+      <w:szCs w:val="24"/>
+    </w:rPr>
+  </w:style>
+  <w:style w:type="paragraph" w:styleId="TableofFigures">
+    <w:name w:val="table of figures"/>
+    <w:basedOn w:val="Normal"/>
+    <w:next w:val="Normal"/>
+    <w:uiPriority w:val="99"/>
+    <w:semiHidden/>
+    <w:unhideWhenUsed/>
+    <w:rsid w:val="00D47498"/>
+    <w:pPr>
+      <w:spacing w:after="0"/>
+    </w:pPr>
+  </w:style>
+  <w:style w:type="character" w:styleId="Hashtag">
+    <w:name w:val="Hashtag"/>
+    <w:basedOn w:val="DefaultParagraphFont"/>
+    <w:uiPriority w:val="99"/>
+    <w:semiHidden/>
+    <w:unhideWhenUsed/>
+    <w:rsid w:val="008C36B7"/>
+    <w:rPr>
+      <w:color w:val="3C67EA"/>
+      <w:shd w:val="clear" w:color="auto" w:fill="E1DFDD"/>
+    </w:rPr>
+  </w:style>
+  <w:style w:type="character" w:styleId="SmartLink">
+    <w:name w:val="Smart Link"/>
+    <w:basedOn w:val="DefaultParagraphFont"/>
+    <w:uiPriority w:val="99"/>
+    <w:semiHidden/>
+    <w:unhideWhenUsed/>
+    <w:rsid w:val="008C36B7"/>
+    <w:rPr>
+      <w:color w:val="3C67EA"/>
+      <w:u w:val="single"/>
+      <w:shd w:val="clear" w:color="auto" w:fill="F3F2F1"/>
+    </w:rPr>
+  </w:style>
+  <w:style w:type="character" w:customStyle="1" w:styleId="pspdfkit-6fq5ysqkmc2gc1fek9b659qfh8">
+    <w:name w:val="pspdfkit-6fq5ysqkmc2gc1fek9b659qfh8"/>
+    <w:basedOn w:val="DefaultParagraphFont"/>
+    <w:rsid w:val="00F62E51"/>
+  </w:style>
+  <w:style w:type="paragraph" w:customStyle="1" w:styleId="paragraph">
+    <w:name w:val="paragraph"/>
+    <w:basedOn w:val="Normal"/>
+    <w:rsid w:val="000C616E"/>
+    <w:pPr>
+      <w:spacing w:before="100" w:beforeAutospacing="1" w:after="100" w:afterAutospacing="1" w:line="240" w:lineRule="auto"/>
+    </w:pPr>
+    <w:rPr>
+      <w:rFonts w:ascii="Times New Roman" w:eastAsia="Times New Roman" w:hAnsi="Times New Roman" w:cs="Times New Roman"/>
+      <w:color w:val="auto"/>
+      <w:sz w:val="24"/>
+      <w:szCs w:val="24"/>
+    </w:rPr>
+  </w:style>
+  <w:style w:type="character" w:customStyle="1" w:styleId="normaltextrun">
+    <w:name w:val="normaltextrun"/>
+    <w:basedOn w:val="DefaultParagraphFont"/>
+    <w:rsid w:val="000C616E"/>
+  </w:style>
+  <w:style w:type="character" w:customStyle="1" w:styleId="annotation-6d75a7e3-8d5a-45e2-bae2-7e2eccd693d6">
+    <w:name w:val="annotation-6d75a7e3-8d5a-45e2-bae2-7e2eccd693d6"/>
+    <w:basedOn w:val="DefaultParagraphFont"/>
+    <w:rsid w:val="000C616E"/>
+  </w:style>
+  <w:style w:type="character" w:customStyle="1" w:styleId="eop">
+    <w:name w:val="eop"/>
+    <w:basedOn w:val="DefaultParagraphFont"/>
+    <w:rsid w:val="000C616E"/>
+  </w:style>
+  <w:style w:type="character" w:customStyle="1" w:styleId="annotation-df690c57-ed0e-4632-bc3f-795ffcd7a062">
+    <w:name w:val="annotation-df690c57-ed0e-4632-bc3f-795ffcd7a062"/>
+    <w:basedOn w:val="DefaultParagraphFont"/>
+    <w:rsid w:val="000C616E"/>
+  </w:style>
+  <w:style w:type="character" w:customStyle="1" w:styleId="annotation-963be5e1-513b-4953-b3a5-c6f458b1b94f">
+    <w:name w:val="annotation-963be5e1-513b-4953-b3a5-c6f458b1b94f"/>
+    <w:basedOn w:val="DefaultParagraphFont"/>
+    <w:rsid w:val="000C616E"/>
+  </w:style>
 </w:styles>
+</file>
+
+<file path=word/documenttasks/documenttasks1.xml><?xml version="1.0" encoding="utf-8"?>
+<t:Tasks xmlns:t="http://schemas.microsoft.com/office/tasks/2019/documenttasks" xmlns:oel="http://schemas.microsoft.com/office/2019/extlst">
+  <t:Task id="{A761CC1E-E847-422D-9251-CBEE13E8FEC5}">
+    <t:Anchor>
+      <t:Comment id="1834107713"/>
+    </t:Anchor>
+    <t:History>
+      <t:Event id="{69172353-E2D0-42BE-9B09-6D8A63FED8C9}" time="2026-03-16T10:35:43.313Z">
+        <t:Attribution userId="S::john.rakowski@anaplan.com::49c778de-1679-41f6-8305-07fc48f279ea" userProvider="AD" userName="John Rakowski"/>
+        <t:Anchor>
+          <t:Comment id="1834107713"/>
+        </t:Anchor>
+        <t:Create/>
+      </t:Event>
+      <t:Event id="{21EE7761-365B-427E-8565-06EF9868E14F}" time="2026-03-16T10:35:43.313Z">
+        <t:Attribution userId="S::john.rakowski@anaplan.com::49c778de-1679-41f6-8305-07fc48f279ea" userProvider="AD" userName="John Rakowski"/>
+        <t:Anchor>
+          <t:Comment id="1834107713"/>
+        </t:Anchor>
+        <t:Assign userId="S::ruth.juni@anaplan.com::d106edd5-76d3-44fb-aa4e-c94e46507fb4" userProvider="AD" userName="Ruth Juni"/>
+      </t:Event>
+      <t:Event id="{6518F36D-1E98-4B18-9391-4C49FCA0C929}" time="2026-03-16T10:35:43.313Z">
+        <t:Attribution userId="S::john.rakowski@anaplan.com::49c778de-1679-41f6-8305-07fc48f279ea" userProvider="AD" userName="John Rakowski"/>
+        <t:Anchor>
+          <t:Comment id="1834107713"/>
+        </t:Anchor>
+        <t:SetTitle title="@Ruth Juni - this is a solid first draft of questions - I think what could be missing is the following: Anaplan application extensions: During your adoption or implementation of Anaplan applications. how often do you need to extend them to support your …"/>
+      </t:Event>
+      <t:Event id="{9A2B4E4B-DA23-4CA4-9445-A27012B89BFD}" time="2026-03-16T23:04:56.618Z">
+        <t:Attribution userId="S::ruth.juni@anaplan.com::d106edd5-76d3-44fb-aa4e-c94e46507fb4" userProvider="AD" userName="Ruth Juni"/>
+        <t:Progress percentComplete="100"/>
+      </t:Event>
+    </t:History>
+  </t:Task>
+</t:Tasks>
+</file>
+
+<file path=word/theme/theme1.xml><?xml version="1.0" encoding="utf-8"?>
+<a:theme xmlns:a="http://schemas.openxmlformats.org/drawingml/2006/main" name="Anaplan">
+  <a:themeElements>
+    <a:clrScheme name="Anaplan Rebrand">
+      <a:dk1>
+        <a:srgbClr val="000000"/>
+      </a:dk1>
+      <a:lt1>
+        <a:srgbClr val="FFFFFF"/>
+      </a:lt1>
+      <a:dk2>
+        <a:srgbClr val="0A2F46"/>
+      </a:dk2>
+      <a:lt2>
+        <a:srgbClr val="F2F1EE"/>
+      </a:lt2>
+      <a:accent1>
+        <a:srgbClr val="FF6100"/>
+      </a:accent1>
+      <a:accent2>
+        <a:srgbClr val="B33014"/>
+      </a:accent2>
+      <a:accent3>
+        <a:srgbClr val="5858E9"/>
+      </a:accent3>
+      <a:accent4>
+        <a:srgbClr val="FFC099"/>
+      </a:accent4>
+      <a:accent5>
+        <a:srgbClr val="E1ADA1"/>
+      </a:accent5>
+      <a:accent6>
+        <a:srgbClr val="DEDEFB"/>
+      </a:accent6>
+      <a:hlink>
+        <a:srgbClr val="5858E9"/>
+      </a:hlink>
+      <a:folHlink>
+        <a:srgbClr val="5858E9"/>
+      </a:folHlink>
+    </a:clrScheme>
+    <a:fontScheme name="Anaplan-Gotham">
+      <a:majorFont>
+        <a:latin typeface="Gotham Bold"/>
+        <a:ea typeface=""/>
+        <a:cs typeface=""/>
+      </a:majorFont>
+      <a:minorFont>
+        <a:latin typeface="Gotham Book"/>
+        <a:ea typeface=""/>
+        <a:cs typeface=""/>
+      </a:minorFont>
+    </a:fontScheme>
+    <a:fmtScheme name="Office">
+      <a:fillStyleLst>
+        <a:solidFill>
+          <a:schemeClr val="phClr"/>
+        </a:solidFill>
+        <a:gradFill rotWithShape="1">
+          <a:gsLst>
+            <a:gs pos="0">
+              <a:schemeClr val="phClr">
+                <a:tint val="50000"/>
+                <a:satMod val="300000"/>
+              </a:schemeClr>
+            </a:gs>
+            <a:gs pos="35000">
+              <a:schemeClr val="phClr">
+                <a:tint val="37000"/>
+                <a:satMod val="300000"/>
+              </a:schemeClr>
+            </a:gs>
+            <a:gs pos="100000">
+              <a:schemeClr val="phClr">
+                <a:tint val="15000"/>
+                <a:satMod val="350000"/>
+              </a:schemeClr>
+            </a:gs>
+          </a:gsLst>
+          <a:lin ang="16200000" scaled="1"/>
+        </a:gradFill>
+        <a:gradFill rotWithShape="1">
+          <a:gsLst>
+            <a:gs pos="0">
+              <a:schemeClr val="phClr">
+                <a:shade val="51000"/>
+                <a:satMod val="130000"/>
+              </a:schemeClr>
+            </a:gs>
+            <a:gs pos="80000">
+              <a:schemeClr val="phClr">
+                <a:shade val="93000"/>
+                <a:satMod val="130000"/>
+              </a:schemeClr>
+            </a:gs>
+            <a:gs pos="100000">
+              <a:schemeClr val="phClr">
+                <a:shade val="94000"/>
+                <a:satMod val="135000"/>
+              </a:schemeClr>
+            </a:gs>
+          </a:gsLst>
+          <a:lin ang="16200000" scaled="0"/>
+        </a:gradFill>
+      </a:fillStyleLst>
+      <a:lnStyleLst>
+        <a:ln w="9525" cap="flat" cmpd="sng" algn="ctr">
+          <a:solidFill>
+            <a:schemeClr val="phClr">
+              <a:shade val="95000"/>
+              <a:satMod val="105000"/>
+            </a:schemeClr>
+          </a:solidFill>
+          <a:prstDash val="solid"/>
+        </a:ln>
+        <a:ln w="25400" cap="flat" cmpd="sng" algn="ctr">
+          <a:solidFill>
+            <a:schemeClr val="phClr"/>
+          </a:solidFill>
+          <a:prstDash val="solid"/>
+        </a:ln>
+        <a:ln w="38100" cap="flat" cmpd="sng" algn="ctr">
+          <a:solidFill>
+            <a:schemeClr val="phClr"/>
+          </a:solidFill>
+          <a:prstDash val="solid"/>
+        </a:ln>
+      </a:lnStyleLst>
+      <a:effectStyleLst>
+        <a:effectStyle>
+          <a:effectLst>
+            <a:outerShdw blurRad="40000" dist="20000" dir="5400000" rotWithShape="0">
+              <a:srgbClr val="000000">
+                <a:alpha val="38000"/>
+              </a:srgbClr>
+            </a:outerShdw>
+          </a:effectLst>
+        </a:effectStyle>
+        <a:effectStyle>
+          <a:effectLst>
+            <a:outerShdw blurRad="40000" dist="23000" dir="5400000" rotWithShape="0">
+              <a:srgbClr val="000000">
+                <a:alpha val="35000"/>
+              </a:srgbClr>
+            </a:outerShdw>
+          </a:effectLst>
+        </a:effectStyle>
+        <a:effectStyle>
+          <a:effectLst>
+            <a:outerShdw blurRad="40000" dist="23000" dir="5400000" rotWithShape="0">
+              <a:srgbClr val="000000">
+                <a:alpha val="35000"/>
+              </a:srgbClr>
+            </a:outerShdw>
+          </a:effectLst>
+          <a:scene3d>
+            <a:camera prst="orthographicFront">
+              <a:rot lat="0" lon="0" rev="0"/>
+            </a:camera>
+            <a:lightRig rig="threePt" dir="t">
+              <a:rot lat="0" lon="0" rev="1200000"/>
+            </a:lightRig>
+          </a:scene3d>
+          <a:sp3d>
+            <a:bevelT w="63500" h="25400"/>
+          </a:sp3d>
+        </a:effectStyle>
+      </a:effectStyleLst>
+      <a:bgFillStyleLst>
+        <a:solidFill>
+          <a:schemeClr val="phClr"/>
+        </a:solidFill>
+        <a:gradFill rotWithShape="1">
+          <a:gsLst>
+            <a:gs pos="0">
+              <a:schemeClr val="phClr">
+                <a:tint val="40000"/>
+                <a:satMod val="350000"/>
+              </a:schemeClr>
+            </a:gs>
+            <a:gs pos="40000">
+              <a:schemeClr val="phClr">
+                <a:tint val="45000"/>
+                <a:shade val="99000"/>
+                <a:satMod val="350000"/>
+              </a:schemeClr>
+            </a:gs>
+            <a:gs pos="100000">
+              <a:schemeClr val="phClr">
+                <a:shade val="20000"/>
+                <a:satMod val="255000"/>
+              </a:schemeClr>
+            </a:gs>
+          </a:gsLst>
+          <a:path path="circle">
+            <a:fillToRect l="50000" t="-80000" r="50000" b="180000"/>
+          </a:path>
+        </a:gradFill>
+        <a:gradFill rotWithShape="1">
+          <a:gsLst>
+            <a:gs pos="0">
+              <a:schemeClr val="phClr">
+                <a:tint val="80000"/>
+                <a:satMod val="300000"/>
+              </a:schemeClr>
+            </a:gs>
+            <a:gs pos="100000">
+              <a:schemeClr val="phClr">
+                <a:shade val="30000"/>
+                <a:satMod val="200000"/>
+              </a:schemeClr>
+            </a:gs>
+          </a:gsLst>
+          <a:path path="circle">
+            <a:fillToRect l="50000" t="50000" r="50000" b="50000"/>
+          </a:path>
+        </a:gradFill>
+      </a:bgFillStyleLst>
+    </a:fmtScheme>
+  </a:themeElements>
+  <a:objectDefaults>
+    <a:spDef>
+      <a:spPr>
+        <a:solidFill>
+          <a:schemeClr val="tx2"/>
+        </a:solidFill>
+        <a:ln>
+          <a:noFill/>
+        </a:ln>
+      </a:spPr>
+      <a:bodyPr rtlCol="0" anchor="ctr"/>
+      <a:lstStyle>
+        <a:defPPr algn="ctr">
+          <a:defRPr sz="1600" dirty="0" err="1" smtClean="0">
+            <a:solidFill>
+              <a:schemeClr val="bg1"/>
+            </a:solidFill>
+            <a:latin typeface="Verdana" charset="0"/>
+            <a:ea typeface="Verdana" charset="0"/>
+            <a:cs typeface="Verdana" charset="0"/>
+          </a:defRPr>
+        </a:defPPr>
+      </a:lstStyle>
+      <a:style>
+        <a:lnRef idx="2">
+          <a:schemeClr val="accent1">
+            <a:shade val="50000"/>
+          </a:schemeClr>
+        </a:lnRef>
+        <a:fillRef idx="1">
+          <a:schemeClr val="accent1"/>
+        </a:fillRef>
+        <a:effectRef idx="0">
+          <a:schemeClr val="accent1"/>
+        </a:effectRef>
+        <a:fontRef idx="minor">
+          <a:schemeClr val="lt1"/>
+        </a:fontRef>
+      </a:style>
+    </a:spDef>
+    <a:lnDef>
+      <a:spPr>
+        <a:ln w="25400">
+          <a:solidFill>
+            <a:schemeClr val="tx1"/>
+          </a:solidFill>
+          <a:headEnd type="none"/>
+          <a:tailEnd type="none"/>
+        </a:ln>
+        <a:effectLst/>
+      </a:spPr>
+      <a:bodyPr/>
+      <a:lstStyle/>
+      <a:style>
+        <a:lnRef idx="2">
+          <a:schemeClr val="accent1"/>
+        </a:lnRef>
+        <a:fillRef idx="0">
+          <a:schemeClr val="accent1"/>
+        </a:fillRef>
+        <a:effectRef idx="1">
+          <a:schemeClr val="accent1"/>
+        </a:effectRef>
+        <a:fontRef idx="minor">
+          <a:schemeClr val="tx1"/>
+        </a:fontRef>
+      </a:style>
+    </a:lnDef>
+    <a:txDef>
+      <a:spPr>
+        <a:noFill/>
+      </a:spPr>
+      <a:bodyPr wrap="square" rtlCol="0">
+        <a:spAutoFit/>
+      </a:bodyPr>
+      <a:lstStyle>
+        <a:defPPr>
+          <a:defRPr sz="2000" b="0" smtClean="0">
+            <a:solidFill>
+              <a:schemeClr val="tx1"/>
+            </a:solidFill>
+            <a:latin typeface="Verdana" charset="0"/>
+            <a:ea typeface="Verdana" charset="0"/>
+            <a:cs typeface="Verdana" charset="0"/>
+          </a:defRPr>
+        </a:defPPr>
+      </a:lstStyle>
+    </a:txDef>
+  </a:objectDefaults>
+  <a:extraClrSchemeLst/>
+  <a:extLst>
+    <a:ext uri="{05A4C25C-085E-4340-85A3-A5531E510DB2}">
+      <thm15:themeFamily xmlns:thm15="http://schemas.microsoft.com/office/thememl/2012/main" name="Anaplan" id="{D147B06C-3979-45FA-8FBB-60F6040546DA}" vid="{413BAD64-EC69-4733-A527-D1554AE622BD}"/>
+    </a:ext>
+  </a:extLst>
+</a:theme>
+</file>
+
+<file path=word/webextensions/taskpanes.xml><?xml version="1.0" encoding="utf-8"?>
+<wetp:taskpanes xmlns:wetp="http://schemas.microsoft.com/office/webextensions/taskpanes/2010/11">
+  <wetp:taskpane dockstate="right" visibility="0" width="350" row="0">
+    <wetp:webextensionref xmlns:r="http://schemas.openxmlformats.org/officeDocument/2006/relationships" r:id="rId1"/>
+  </wetp:taskpane>
+</wetp:taskpanes>
+</file>
+
+<file path=word/webextensions/webextension1.xml><?xml version="1.0" encoding="utf-8"?>
+<we:webextension xmlns:we="http://schemas.microsoft.com/office/webextensions/webextension/2010/11" id="{FB2233AF-E371-EE48-BBFD-EFDAE546C72A}">
+  <we:reference id="aaaf9df8-c70b-49c3-b3ee-22b92523ec74" version="1.0.0.1" store="EXCatalog" storeType="EXCatalog"/>
+  <we:alternateReferences/>
+  <we:properties/>
+  <we:bindings/>
+  <we:snapshot xmlns:r="http://schemas.openxmlformats.org/officeDocument/2006/relationships"/>
+  <we:extLst>
+    <a:ext xmlns:a="http://schemas.openxmlformats.org/drawingml/2006/main" uri="{0858819E-0033-43BF-8937-05EC82904868}">
+      <we:backgroundApp state="0" runtimeId=""/>
+    </a:ext>
+  </we:extLst>
+</we:webextension>
+</file>
+
+<file path=customXml/item1.xml><?xml version="1.0" encoding="utf-8"?>
+<ct:contentTypeSchema xmlns:ct="http://schemas.microsoft.com/office/2006/metadata/contentType" xmlns:ma="http://schemas.microsoft.com/office/2006/metadata/properties/metaAttributes" ct:_="" ma:_="" ma:contentTypeName="Document" ma:contentTypeID="0x010100C354832F206A2541BB7FE3917BDD2125" ma:contentTypeVersion="16" ma:contentTypeDescription="Create a new document." ma:contentTypeScope="" ma:versionID="f94e4c55562edde4e7b990e235e15454">
+  <xsd:schema xmlns:xsd="http://www.w3.org/2001/XMLSchema" xmlns:xs="http://www.w3.org/2001/XMLSchema" xmlns:p="http://schemas.microsoft.com/office/2006/metadata/properties" xmlns:ns2="353273ea-d273-4542-842b-94f110f8e894" xmlns:ns3="758741ea-5fe0-4f3f-9056-0fecaa5078ad" targetNamespace="http://schemas.microsoft.com/office/2006/metadata/properties" ma:root="true" ma:fieldsID="028a436b1e83ffd3dba53d745a8c36c2" ns2:_="" ns3:_="">
+    <xsd:import namespace="353273ea-d273-4542-842b-94f110f8e894"/>
+    <xsd:import namespace="758741ea-5fe0-4f3f-9056-0fecaa5078ad"/>
+    <xsd:element name="properties">
+      <xsd:complexType>
+        <xsd:sequence>
+          <xsd:element name="documentManagement">
+            <xsd:complexType>
+              <xsd:all>
+                <xsd:element ref="ns2:MediaServiceMetadata" minOccurs="0"/>
+                <xsd:element ref="ns2:MediaServiceFastMetadata" minOccurs="0"/>
+                <xsd:element ref="ns2:MediaServiceObjectDetectorVersions" minOccurs="0"/>
+                <xsd:element ref="ns2:MediaServiceDateTaken" minOccurs="0"/>
+                <xsd:element ref="ns2:MediaLengthInSeconds" minOccurs="0"/>
+                <xsd:element ref="ns3:SharedWithUsers" minOccurs="0"/>
+                <xsd:element ref="ns3:SharedWithDetails" minOccurs="0"/>
+                <xsd:element ref="ns2:lcf76f155ced4ddcb4097134ff3c332f" minOccurs="0"/>
+                <xsd:element ref="ns3:TaxCatchAll" minOccurs="0"/>
+                <xsd:element ref="ns2:MediaServiceOCR" minOccurs="0"/>
+                <xsd:element ref="ns2:MediaServiceGenerationTime" minOccurs="0"/>
+                <xsd:element ref="ns2:MediaServiceEventHashCode" minOccurs="0"/>
+                <xsd:element ref="ns2:MediaServiceLocation" minOccurs="0"/>
+                <xsd:element ref="ns2:MediaServiceSearchProperties" minOccurs="0"/>
+                <xsd:element ref="ns2:MediaServiceBillingMetadata" minOccurs="0"/>
+              </xsd:all>
+            </xsd:complexType>
+          </xsd:element>
+        </xsd:sequence>
+      </xsd:complexType>
+    </xsd:element>
+  </xsd:schema>
+  <xsd:schema xmlns:xsd="http://www.w3.org/2001/XMLSchema" xmlns:xs="http://www.w3.org/2001/XMLSchema" xmlns:dms="http://schemas.microsoft.com/office/2006/documentManagement/types" xmlns:pc="http://schemas.microsoft.com/office/infopath/2007/PartnerControls" targetNamespace="353273ea-d273-4542-842b-94f110f8e894" elementFormDefault="qualified">
+    <xsd:import namespace="http://schemas.microsoft.com/office/2006/documentManagement/types"/>
+    <xsd:import namespace="http://schemas.microsoft.com/office/infopath/2007/PartnerControls"/>
+    <xsd:element name="MediaServiceMetadata" ma:index="8" nillable="true" ma:displayName="MediaServiceMetadata" ma:hidden="true" ma:internalName="MediaServiceMetadata" ma:readOnly="true">
+      <xsd:simpleType>
+        <xsd:restriction base="dms:Note"/>
+      </xsd:simpleType>
+    </xsd:element>
+    <xsd:element name="MediaServiceFastMetadata" ma:index="9" nillable="true" ma:displayName="MediaServiceFastMetadata" ma:hidden="true" ma:internalName="MediaServiceFastMetadata" ma:readOnly="true">
+      <xsd:simpleType>
+        <xsd:restriction base="dms:Note"/>
+      </xsd:simpleType>
+    </xsd:element>
+    <xsd:element name="MediaServiceObjectDetectorVersions" ma:index="10" nillable="true" ma:displayName="MediaServiceObjectDetectorVersions" ma:hidden="true" ma:indexed="true" ma:internalName="MediaServiceObjectDetectorVersions" ma:readOnly="true">
+      <xsd:simpleType>
+        <xsd:restriction base="dms:Text"/>
+      </xsd:simpleType>
+    </xsd:element>
+    <xsd:element name="MediaServiceDateTaken" ma:index="11" nillable="true" ma:displayName="MediaServiceDateTaken" ma:hidden="true" ma:indexed="true" ma:internalName="MediaServiceDateTaken" ma:readOnly="true">
+      <xsd:simpleType>
+        <xsd:restriction base="dms:Text"/>
+      </xsd:simpleType>
+    </xsd:element>
+    <xsd:element name="MediaLengthInSeconds" ma:index="12" nillable="true" ma:displayName="MediaLengthInSeconds" ma:hidden="true" ma:internalName="MediaLengthInSeconds" ma:readOnly="true">
+      <xsd:simpleType>
+        <xsd:restriction base="dms:Unknown"/>
+      </xsd:simpleType>
+    </xsd:element>
+    <xsd:element name="lcf76f155ced4ddcb4097134ff3c332f" ma:index="16" nillable="true" ma:taxonomy="true" ma:internalName="lcf76f155ced4ddcb4097134ff3c332f" ma:taxonomyFieldName="MediaServiceImageTags" ma:displayName="Image Tags" ma:readOnly="false" ma:fieldId="{5cf76f15-5ced-4ddc-b409-7134ff3c332f}" ma:taxonomyMulti="true" ma:sspId="f01811cc-c25a-4941-9f36-8ea868950899" ma:termSetId="09814cd3-568e-fe90-9814-8d621ff8fb84" ma:anchorId="fba54fb3-c3e1-fe81-a776-ca4b69148c4d" ma:open="true" ma:isKeyword="false">
+      <xsd:complexType>
+        <xsd:sequence>
+          <xsd:element ref="pc:Terms" minOccurs="0" maxOccurs="1"/>
+        </xsd:sequence>
+      </xsd:complexType>
+    </xsd:element>
+    <xsd:element name="MediaServiceOCR" ma:index="18" nillable="true" ma:displayName="Extracted Text" ma:internalName="MediaServiceOCR" ma:readOnly="true">
+      <xsd:simpleType>
+        <xsd:restriction base="dms:Note">
+          <xsd:maxLength value="255"/>
+        </xsd:restriction>
+      </xsd:simpleType>
+    </xsd:element>
+    <xsd:element name="MediaServiceGenerationTime" ma:index="19" nillable="true" ma:displayName="MediaServiceGenerationTime" ma:hidden="true" ma:internalName="MediaServiceGenerationTime" ma:readOnly="true">
+      <xsd:simpleType>
+        <xsd:restriction base="dms:Text"/>
+      </xsd:simpleType>
+    </xsd:element>
+    <xsd:element name="MediaServiceEventHashCode" ma:index="20" nillable="true" ma:displayName="MediaServiceEventHashCode" ma:hidden="true" ma:internalName="MediaServiceEventHashCode" ma:readOnly="true">
+      <xsd:simpleType>
+        <xsd:restriction base="dms:Text"/>
+      </xsd:simpleType>
+    </xsd:element>
+    <xsd:element name="MediaServiceLocation" ma:index="21" nillable="true" ma:displayName="Location" ma:indexed="true" ma:internalName="MediaServiceLocation" ma:readOnly="true">
+      <xsd:simpleType>
+        <xsd:restriction base="dms:Text"/>
+      </xsd:simpleType>
+    </xsd:element>
+    <xsd:element name="MediaServiceSearchProperties" ma:index="22" nillable="true" ma:displayName="MediaServiceSearchProperties" ma:hidden="true" ma:internalName="MediaServiceSearchProperties" ma:readOnly="true">
+      <xsd:simpleType>
+        <xsd:restriction base="dms:Note"/>
+      </xsd:simpleType>
+    </xsd:element>
+    <xsd:element name="MediaServiceBillingMetadata" ma:index="23" nillable="true" ma:displayName="MediaServiceBillingMetadata" ma:hidden="true" ma:internalName="MediaServiceBillingMetadata" ma:readOnly="true">
+      <xsd:simpleType>
+        <xsd:restriction base="dms:Note"/>
+      </xsd:simpleType>
+    </xsd:element>
+  </xsd:schema>
+  <xsd:schema xmlns:xsd="http://www.w3.org/2001/XMLSchema" xmlns:xs="http://www.w3.org/2001/XMLSchema" xmlns:dms="http://schemas.microsoft.com/office/2006/documentManagement/types" xmlns:pc="http://schemas.microsoft.com/office/infopath/2007/PartnerControls" targetNamespace="758741ea-5fe0-4f3f-9056-0fecaa5078ad" elementFormDefault="qualified">
+    <xsd:import namespace="http://schemas.microsoft.com/office/2006/documentManagement/types"/>
+    <xsd:import namespace="http://schemas.microsoft.com/office/infopath/2007/PartnerControls"/>
+    <xsd:element name="SharedWithUsers" ma:index="13" nillable="true" ma:displayName="Shared With" ma:internalName="SharedWithUsers" ma:readOnly="true">
+      <xsd:complexType>
+        <xsd:complexContent>
+          <xsd:extension base="dms:UserMulti">
+            <xsd:sequence>
+              <xsd:element name="UserInfo" minOccurs="0" maxOccurs="unbounded">
+                <xsd:complexType>
+                  <xsd:sequence>
+                    <xsd:element name="DisplayName" type="xsd:string" minOccurs="0"/>
+                    <xsd:element name="AccountId" type="dms:UserId" minOccurs="0" nillable="true"/>
+                    <xsd:element name="AccountType" type="xsd:string" minOccurs="0"/>
+                  </xsd:sequence>
+                </xsd:complexType>
+              </xsd:element>
+            </xsd:sequence>
+          </xsd:extension>
+        </xsd:complexContent>
+      </xsd:complexType>
+    </xsd:element>
+    <xsd:element name="SharedWithDetails" ma:index="14" nillable="true" ma:displayName="Shared With Details" ma:internalName="SharedWithDetails" ma:readOnly="true">
+      <xsd:simpleType>
+        <xsd:restriction base="dms:Note">
+          <xsd:maxLength value="255"/>
+        </xsd:restriction>
+      </xsd:simpleType>
+    </xsd:element>
+    <xsd:element name="TaxCatchAll" ma:index="17" nillable="true" ma:displayName="Taxonomy Catch All Column" ma:hidden="true" ma:list="{4465b58d-5f20-45ab-b027-ea6c9aa33c0b}" ma:internalName="TaxCatchAll" ma:showField="CatchAllData" ma:web="758741ea-5fe0-4f3f-9056-0fecaa5078ad">
+      <xsd:complexType>
+        <xsd:complexContent>
+          <xsd:extension base="dms:MultiChoiceLookup">
+            <xsd:sequence>
+              <xsd:element name="Value" type="dms:Lookup" maxOccurs="unbounded" minOccurs="0" nillable="true"/>
+            </xsd:sequence>
+          </xsd:extension>
+        </xsd:complexContent>
+      </xsd:complexType>
+    </xsd:element>
+  </xsd:schema>
+  <xsd:schema xmlns="http://schemas.openxmlformats.org/package/2006/metadata/core-properties" xmlns:xsd="http://www.w3.org/2001/XMLSchema" xmlns:xsi="http://www.w3.org/2001/XMLSchema-instance" xmlns:dc="http://purl.org/dc/elements/1.1/" xmlns:dcterms="http://purl.org/dc/terms/" xmlns:odoc="http://schemas.microsoft.com/internal/obd" targetNamespace="http://schemas.openxmlformats.org/package/2006/metadata/core-properties" elementFormDefault="qualified" attributeFormDefault="unqualified" blockDefault="#all">
+    <xsd:import namespace="http://purl.org/dc/elements/1.1/" schemaLocation="http://dublincore.org/schemas/xmls/qdc/2003/04/02/dc.xsd"/>
+    <xsd:import namespace="http://purl.org/dc/terms/" schemaLocation="http://dublincore.org/schemas/xmls/qdc/2003/04/02/dcterms.xsd"/>
+    <xsd:element name="coreProperties" type="CT_coreProperties"/>
+    <xsd:complexType name="CT_coreProperties">
+      <xsd:all>
+        <xsd:element ref="dc:creator" minOccurs="0" maxOccurs="1"/>
+        <xsd:element ref="dcterms:created" minOccurs="0" maxOccurs="1"/>
+        <xsd:element ref="dc:identifier" minOccurs="0" maxOccurs="1"/>
+        <xsd:element name="contentType" minOccurs="0" maxOccurs="1" type="xsd:string" ma:index="0" ma:displayName="Content Type"/>
+        <xsd:element ref="dc:title" minOccurs="0" maxOccurs="1" ma:index="4" ma:displayName="Title"/>
+        <xsd:element ref="dc:subject" minOccurs="0" maxOccurs="1"/>
+        <xsd:element ref="dc:description" minOccurs="0" maxOccurs="1"/>
+        <xsd:element name="keywords" minOccurs="0" maxOccurs="1" type="xsd:string"/>
+        <xsd:element ref="dc:language" minOccurs="0" maxOccurs="1"/>
+        <xsd:element name="category" minOccurs="0" maxOccurs="1" type="xsd:string"/>
+        <xsd:element name="version" minOccurs="0" maxOccurs="1" type="xsd:string"/>
+        <xsd:element name="revision" minOccurs="0" maxOccurs="1" type="xsd:string">
+          <xsd:annotation>
+            <xsd:documentation>
+                        This value indicates the number of saves or revisions. The application is responsible for updating this value after each revision.
+                    </xsd:documentation>
+          </xsd:annotation>
+        </xsd:element>
+        <xsd:element name="lastModifiedBy" minOccurs="0" maxOccurs="1" type="xsd:string"/>
+        <xsd:element ref="dcterms:modified" minOccurs="0" maxOccurs="1"/>
+        <xsd:element name="contentStatus" minOccurs="0" maxOccurs="1" type="xsd:string"/>
+      </xsd:all>
+    </xsd:complexType>
+  </xsd:schema>
+  <xs:schema xmlns:pc="http://schemas.microsoft.com/office/infopath/2007/PartnerControls" xmlns:xs="http://www.w3.org/2001/XMLSchema" targetNamespace="http://schemas.microsoft.com/office/infopath/2007/PartnerControls" elementFormDefault="qualified" attributeFormDefault="unqualified">
+    <xs:element name="Person">
+      <xs:complexType>
+        <xs:sequence>
+          <xs:element ref="pc:DisplayName" minOccurs="0"/>
+          <xs:element ref="pc:AccountId" minOccurs="0"/>
+          <xs:element ref="pc:AccountType" minOccurs="0"/>
+        </xs:sequence>
+      </xs:complexType>
+    </xs:element>
+    <xs:element name="DisplayName" type="xs:string"/>
+    <xs:element name="AccountId" type="xs:string"/>
+    <xs:element name="AccountType" type="xs:string"/>
+    <xs:element name="BDCAssociatedEntity">
+      <xs:complexType>
+        <xs:sequence>
+          <xs:element ref="pc:BDCEntity" minOccurs="0" maxOccurs="unbounded"/>
+        </xs:sequence>
+        <xs:attribute ref="pc:EntityNamespace"/>
+        <xs:attribute ref="pc:EntityName"/>
+        <xs:attribute ref="pc:SystemInstanceName"/>
+        <xs:attribute ref="pc:AssociationName"/>
+      </xs:complexType>
+    </xs:element>
+    <xs:attribute name="EntityNamespace" type="xs:string"/>
+    <xs:attribute name="EntityName" type="xs:string"/>
+    <xs:attribute name="SystemInstanceName" type="xs:string"/>
+    <xs:attribute name="AssociationName" type="xs:string"/>
+    <xs:element name="BDCEntity">
+      <xs:complexType>
+        <xs:sequence>
+          <xs:element ref="pc:EntityDisplayName" minOccurs="0"/>
+          <xs:element ref="pc:EntityInstanceReference" minOccurs="0"/>
+          <xs:element ref="pc:EntityId1" minOccurs="0"/>
+          <xs:element ref="pc:EntityId2" minOccurs="0"/>
+          <xs:element ref="pc:EntityId3" minOccurs="0"/>
+          <xs:element ref="pc:EntityId4" minOccurs="0"/>
+          <xs:element ref="pc:EntityId5" minOccurs="0"/>
+        </xs:sequence>
+      </xs:complexType>
+    </xs:element>
+    <xs:element name="EntityDisplayName" type="xs:string"/>
+    <xs:element name="EntityInstanceReference" type="xs:string"/>
+    <xs:element name="EntityId1" type="xs:string"/>
+    <xs:element name="EntityId2" type="xs:string"/>
+    <xs:element name="EntityId3" type="xs:string"/>
+    <xs:element name="EntityId4" type="xs:string"/>
+    <xs:element name="EntityId5" type="xs:string"/>
+    <xs:element name="Terms">
+      <xs:complexType>
+        <xs:sequence>
+          <xs:element ref="pc:TermInfo" minOccurs="0" maxOccurs="unbounded"/>
+        </xs:sequence>
+      </xs:complexType>
+    </xs:element>
+    <xs:element name="TermInfo">
+      <xs:complexType>
+        <xs:sequence>
+          <xs:element ref="pc:TermName" minOccurs="0"/>
+          <xs:element ref="pc:TermId" minOccurs="0"/>
+        </xs:sequence>
+      </xs:complexType>
+    </xs:element>
+    <xs:element name="TermName" type="xs:string"/>
+    <xs:element name="TermId" type="xs:string"/>
+  </xs:schema>
+</ct:contentTypeSchema>
+</file>
+
+<file path=customXml/item2.xml><?xml version="1.0" encoding="utf-8"?>
+<b:Sources xmlns:b="http://schemas.openxmlformats.org/officeDocument/2006/bibliography" xmlns="http://schemas.openxmlformats.org/officeDocument/2006/bibliography" SelectedStyle="\APASixthEditionOfficeOnline.xsl" StyleName="APA" Version="6"/>
+</file>
+
+<file path=customXml/item3.xml><?xml version="1.0" encoding="utf-8"?>
+<?mso-contentType ?>
+<FormTemplates xmlns="http://schemas.microsoft.com/sharepoint/v3/contenttype/forms">
+  <Display>DocumentLibraryForm</Display>
+  <Edit>DocumentLibraryForm</Edit>
+  <New>DocumentLibraryForm</New>
+</FormTemplates>
+</file>
+
+<file path=customXml/item4.xml><?xml version="1.0" encoding="utf-8"?>
+<p:properties xmlns:p="http://schemas.microsoft.com/office/2006/metadata/properties" xmlns:xsi="http://www.w3.org/2001/XMLSchema-instance" xmlns:pc="http://schemas.microsoft.com/office/infopath/2007/PartnerControls">
+  <documentManagement>
+    <TaxCatchAll xmlns="758741ea-5fe0-4f3f-9056-0fecaa5078ad" xsi:nil="true"/>
+    <lcf76f155ced4ddcb4097134ff3c332f xmlns="353273ea-d273-4542-842b-94f110f8e894">
+      <Terms xmlns="http://schemas.microsoft.com/office/infopath/2007/PartnerControls"/>
+    </lcf76f155ced4ddcb4097134ff3c332f>
+    <SharedWithUsers xmlns="758741ea-5fe0-4f3f-9056-0fecaa5078ad">
+      <UserInfo>
+        <DisplayName/>
+        <AccountId xsi:nil="true"/>
+        <AccountType/>
+      </UserInfo>
+    </SharedWithUsers>
+    <MediaLengthInSeconds xmlns="353273ea-d273-4542-842b-94f110f8e894" xsi:nil="true"/>
+  </documentManagement>
+</p:properties>
+</file>
+
+<file path=customXml/itemProps1.xml><?xml version="1.0" encoding="utf-8"?>
+<ds:datastoreItem xmlns:ds="http://schemas.openxmlformats.org/officeDocument/2006/customXml" ds:itemID="{F6DBF64B-9A28-466B-990C-CCAFB46A1275}">
+  <ds:schemaRefs>
+    <ds:schemaRef ds:uri="http://schemas.microsoft.com/office/2006/metadata/contentType"/>
+    <ds:schemaRef ds:uri="http://schemas.microsoft.com/office/2006/metadata/properties/metaAttributes"/>
+    <ds:schemaRef ds:uri="http://www.w3.org/2001/XMLSchema"/>
+    <ds:schemaRef ds:uri="http://schemas.microsoft.com/office/2006/metadata/properties"/>
+    <ds:schemaRef ds:uri="353273ea-d273-4542-842b-94f110f8e894"/>
+    <ds:schemaRef ds:uri="758741ea-5fe0-4f3f-9056-0fecaa5078ad"/>
+    <ds:schemaRef ds:uri="http://schemas.microsoft.com/office/2006/documentManagement/types"/>
+    <ds:schemaRef ds:uri="http://schemas.microsoft.com/office/infopath/2007/PartnerControls"/>
+    <ds:schemaRef ds:uri="http://schemas.openxmlformats.org/package/2006/metadata/core-properties"/>
+    <ds:schemaRef ds:uri="http://purl.org/dc/elements/1.1/"/>
+    <ds:schemaRef ds:uri="http://purl.org/dc/terms/"/>
+    <ds:schemaRef ds:uri="http://schemas.microsoft.com/internal/obd"/>
+  </ds:schemaRefs>
+</ds:datastoreItem>
+</file>
+
+<file path=customXml/itemProps2.xml><?xml version="1.0" encoding="utf-8"?>
+<ds:datastoreItem xmlns:ds="http://schemas.openxmlformats.org/officeDocument/2006/customXml" ds:itemID="{075DCA71-4BF3-9347-A92A-5A78D6E7F82B}">
+  <ds:schemaRefs>
+    <ds:schemaRef ds:uri="http://schemas.openxmlformats.org/officeDocument/2006/bibliography"/>
+  </ds:schemaRefs>
+</ds:datastoreItem>
+</file>
+
+<file path=customXml/itemProps3.xml><?xml version="1.0" encoding="utf-8"?>
+<ds:datastoreItem xmlns:ds="http://schemas.openxmlformats.org/officeDocument/2006/customXml" ds:itemID="{92D07BF7-38CB-48E2-A46A-26C7AADC3E6D}">
+  <ds:schemaRefs>
+    <ds:schemaRef ds:uri="http://schemas.microsoft.com/sharepoint/v3/contenttype/forms"/>
+  </ds:schemaRefs>
+</ds:datastoreItem>
+</file>
+
+<file path=customXml/itemProps4.xml><?xml version="1.0" encoding="utf-8"?>
+<ds:datastoreItem xmlns:ds="http://schemas.openxmlformats.org/officeDocument/2006/customXml" ds:itemID="{EEF10958-133E-4DE1-8298-5419C75E690A}">
+  <ds:schemaRefs>
+    <ds:schemaRef ds:uri="http://schemas.microsoft.com/office/2006/metadata/properties"/>
+    <ds:schemaRef ds:uri="http://schemas.microsoft.com/office/infopath/2007/PartnerControls"/>
+    <ds:schemaRef ds:uri="758741ea-5fe0-4f3f-9056-0fecaa5078ad"/>
+    <ds:schemaRef ds:uri="353273ea-d273-4542-842b-94f110f8e894"/>
+  </ds:schemaRefs>
+</ds:datastoreItem>
 </file>